--- a/documentazione/manuale tecnico 1.0 (1).docx
+++ b/documentazione/manuale tecnico 1.0 (1).docx
@@ -20,6 +20,15 @@
       </w:pPr>
       <w:r>
         <w:t>Manuale Tecnico dell'Architettura Software</w:t>
+      </w:r>
+      <w:r>
+        <w:t xml:space="preserve"> e progettazione</w:t>
+      </w:r>
+      <w:r>
+        <w:t xml:space="preserve"> del</w:t>
+      </w:r>
+      <w:r>
+        <w:t xml:space="preserve"> DB</w:t>
       </w:r>
     </w:p>
     <w:p/>
@@ -72,14 +81,12 @@
         <w:rPr>
           <w:b/>
           <w:bCs/>
-          <w:lang w:val="en-GB"/>
         </w:rPr>
       </w:pPr>
       <w:r>
         <w:rPr>
           <w:b/>
           <w:bCs/>
-          <w:lang w:val="en-GB"/>
         </w:rPr>
         <w:br w:type="page"/>
       </w:r>
@@ -204,7 +211,10 @@
         <w:spacing w:before="280" w:after="120"/>
       </w:pPr>
       <w:r>
-        <w:t>2. Architettura del Sistema</w:t>
+        <w:t xml:space="preserve">2. </w:t>
+      </w:r>
+      <w:r>
+        <w:t>Architettura del Sistema</w:t>
       </w:r>
     </w:p>
     <w:p>
@@ -550,7 +560,6 @@
                 <w:b/>
                 <w:sz w:val="18"/>
               </w:rPr>
-              <w:lastRenderedPageBreak/>
               <w:t>cinemax-serverCM</w:t>
             </w:r>
           </w:p>
@@ -627,8 +636,7 @@
     </w:p>
     <w:p>
       <w:pPr>
-        <w:pStyle w:val="Titolo1"/>
-        <w:spacing w:before="280" w:after="120"/>
+        <w:pStyle w:val="Titolo2"/>
       </w:pPr>
       <w:r>
         <w:t>2.1 Struttura e Diagramma dei Package</w:t>
@@ -639,7 +647,15 @@
         <w:spacing w:after="120" w:line="276" w:lineRule="auto"/>
       </w:pPr>
       <w:r>
-        <w:t>La scomposizione del sistema nei 4 moduli Maven si riflette direttamente nell'organizzazione gerarchica dei package Java. Ogni modulo espone un sotto-albero di package coesi che raggruppano le classi in base alla loro responsabilità architetturale e al pattern applicato.</w:t>
+        <w:t xml:space="preserve">La scomposizione del sistema nei </w:t>
+      </w:r>
+      <w:proofErr w:type="gramStart"/>
+      <w:r>
+        <w:t>4</w:t>
+      </w:r>
+      <w:proofErr w:type="gramEnd"/>
+      <w:r>
+        <w:t xml:space="preserve"> moduli Maven si riflette direttamente nell'organizzazione gerarchica dei package Java. Ogni modulo espone un sotto-albero di package coesi che raggruppano le classi in base alla loro responsabilità architetturale e al pattern applicato.</w:t>
       </w:r>
     </w:p>
     <w:p>
@@ -671,7 +687,6 @@
         <w:rPr>
           <w:noProof/>
         </w:rPr>
-        <w:lastRenderedPageBreak/>
         <w:drawing>
           <wp:inline distT="0" distB="0" distL="0" distR="0" wp14:anchorId="45F7136B" wp14:editId="0760DCB2">
             <wp:extent cx="6705600" cy="8908868"/>
@@ -729,7 +744,6 @@
         <w:spacing w:before="280" w:after="120"/>
       </w:pPr>
       <w:r>
-        <w:lastRenderedPageBreak/>
         <w:t xml:space="preserve">3. Modulo </w:t>
       </w:r>
       <w:proofErr w:type="spellStart"/>
@@ -881,10 +895,7 @@
         <w:spacing w:after="120" w:line="276" w:lineRule="auto"/>
       </w:pPr>
       <w:r>
-        <w:t xml:space="preserve">I </w:t>
-      </w:r>
-      <w:r>
-        <w:t xml:space="preserve">Marker </w:t>
+        <w:t xml:space="preserve">I Marker </w:t>
       </w:r>
       <w:proofErr w:type="spellStart"/>
       <w:r>
@@ -900,13 +911,7 @@
       </w:r>
       <w:proofErr w:type="spellEnd"/>
       <w:r>
-        <w:t xml:space="preserve"> </w:t>
-      </w:r>
-      <w:r>
-        <w:t xml:space="preserve">identificando lo scenario </w:t>
-      </w:r>
-      <w:r>
-        <w:t>(</w:t>
+        <w:t xml:space="preserve"> identificando lo scenario (</w:t>
       </w:r>
       <w:proofErr w:type="spellStart"/>
       <w:r>
@@ -922,19 +927,7 @@
       </w:r>
       <w:proofErr w:type="spellEnd"/>
       <w:r>
-        <w:t>)</w:t>
-      </w:r>
-      <w:r>
-        <w:t xml:space="preserve"> e le entità di riferimento.</w:t>
-      </w:r>
-      <w:r>
-        <w:t xml:space="preserve"> </w:t>
-      </w:r>
-      <w:r>
-        <w:t>I</w:t>
-      </w:r>
-      <w:r>
-        <w:t xml:space="preserve"> Marker Interfaces di categoria per ciascun aggregato di dominio:</w:t>
+        <w:t>) e le entità di riferimento. I Marker Interfaces di categoria per ciascun aggregato di dominio:</w:t>
       </w:r>
     </w:p>
     <w:p>
@@ -1197,7 +1190,6 @@
         <w:rPr>
           <w:b/>
         </w:rPr>
-        <w:lastRenderedPageBreak/>
         <w:t xml:space="preserve">•  FilmRequest: </w:t>
       </w:r>
       <w:r>
@@ -1344,14 +1336,11 @@
         <w:rPr>
           <w:b/>
         </w:rPr>
+        <w:lastRenderedPageBreak/>
         <w:t xml:space="preserve">•  Gestione Connessione Socket: </w:t>
       </w:r>
       <w:r>
-        <w:t xml:space="preserve">apre una connessione Socket point-to-point verso l'host e porta configurati all'avvio, avvalendosi del costrutto try-with-resources per il </w:t>
-      </w:r>
-      <w:r>
-        <w:lastRenderedPageBreak/>
-        <w:t>rilascio immediato e deterministico dei socket e degli stream ObjectOutputStream e ObjectInputStream.</w:t>
+        <w:t>apre una connessione Socket point-to-point verso l'host e porta configurati all'avvio, avvalendosi del costrutto try-with-resources per il rilascio immediato e deterministico dei socket e degli stream ObjectOutputStream e ObjectInputStream.</w:t>
       </w:r>
     </w:p>
     <w:p>
@@ -2590,11 +2579,13 @@
       </w:r>
       <w:r>
         <w:br/>
+      </w:r>
+      <w:r>
+        <w:lastRenderedPageBreak/>
         <w:t xml:space="preserve">• Validazione sovrapposizioni orarie: prima dell'inserimento o aggiornamento di una proiezione, recupera la durata del film da FilmService e verifica con </w:t>
       </w:r>
       <w:proofErr w:type="spellStart"/>
       <w:r>
-        <w:lastRenderedPageBreak/>
         <w:t>G</w:t>
       </w:r>
       <w:r>
@@ -2602,7 +2593,15 @@
       </w:r>
       <w:proofErr w:type="spellEnd"/>
       <w:r>
-        <w:t xml:space="preserve"> che l'intervallo [dataOra - 30 min, dataOra + durata + 30 min] non si sovrapponga a spettacoli già programmati nella sal</w:t>
+        <w:t xml:space="preserve"> che l'intervallo [</w:t>
+      </w:r>
+      <w:proofErr w:type="spellStart"/>
+      <w:r>
+        <w:t>dataOra</w:t>
+      </w:r>
+      <w:proofErr w:type="spellEnd"/>
+      <w:r>
+        <w:t xml:space="preserve"> - 30 min, dataOra + durata + 30 min] non si sovrapponga a spettacoli già programmati nella sal</w:t>
       </w:r>
       <w:r>
         <w:t>a</w:t>
@@ -2986,7 +2985,6 @@
         <w:rPr>
           <w:b/>
         </w:rPr>
-        <w:lastRenderedPageBreak/>
         <w:t xml:space="preserve">•  execute(req: Command): Response — </w:t>
       </w:r>
       <w:r>
@@ -3043,7 +3041,31 @@
         <w:t xml:space="preserve">•  Pattern Builder per SQL: </w:t>
       </w:r>
       <w:r>
-        <w:t xml:space="preserve">le classi SqlQueryBuilder, SqlInsertBuilder, SqlUpdateBuilder e </w:t>
+        <w:t xml:space="preserve">le classi </w:t>
+      </w:r>
+      <w:proofErr w:type="spellStart"/>
+      <w:r>
+        <w:t>SqlQueryBuilder</w:t>
+      </w:r>
+      <w:proofErr w:type="spellEnd"/>
+      <w:r>
+        <w:t xml:space="preserve">, </w:t>
+      </w:r>
+      <w:proofErr w:type="spellStart"/>
+      <w:r>
+        <w:t>SqlInsertBuilder</w:t>
+      </w:r>
+      <w:proofErr w:type="spellEnd"/>
+      <w:r>
+        <w:t xml:space="preserve">, </w:t>
+      </w:r>
+      <w:proofErr w:type="spellStart"/>
+      <w:r>
+        <w:t>SqlUpdateBuilder</w:t>
+      </w:r>
+      <w:proofErr w:type="spellEnd"/>
+      <w:r>
+        <w:t xml:space="preserve"> e </w:t>
       </w:r>
       <w:proofErr w:type="spellStart"/>
       <w:r>
@@ -4103,14 +4125,6 @@
           <w:sz w:val="16"/>
         </w:rPr>
         <w:br/>
-      </w:r>
-      <w:r>
-        <w:rPr>
-          <w:rFonts w:ascii="Consolas" w:hAnsi="Consolas"/>
-          <w:color w:val="142850"/>
-          <w:sz w:val="16"/>
-        </w:rPr>
-        <w:lastRenderedPageBreak/>
         <w:t>}</w:t>
       </w:r>
       <w:r>
@@ -4673,7 +4687,6 @@
         <w:spacing w:before="200"/>
       </w:pPr>
       <w:r>
-        <w:lastRenderedPageBreak/>
         <w:t>6.3 Viste e Dialoghi Modali per Ruolo</w:t>
       </w:r>
     </w:p>
@@ -4926,11 +4939,10 @@
         <w:spacing w:before="280" w:after="120"/>
       </w:pPr>
       <w:r>
-        <w:lastRenderedPageBreak/>
-        <w:t xml:space="preserve">8. </w:t>
-      </w:r>
-      <w:r>
-        <w:t>Ambiente di Sviluppo (Java 25 &amp; Maven)</w:t>
+        <w:t>7</w:t>
+      </w:r>
+      <w:r>
+        <w:t>. Ambiente di Sviluppo (Java 25 &amp; Maven)</w:t>
       </w:r>
     </w:p>
     <w:p>
@@ -5139,19 +5151,15 @@
     <w:p>
       <w:pPr>
         <w:pStyle w:val="Titolo2"/>
-      </w:pPr>
-      <w:r>
-        <w:t xml:space="preserve">All1.2 State </w:t>
-      </w:r>
-      <w:proofErr w:type="spellStart"/>
-      <w:r>
-        <w:t>diagram</w:t>
-      </w:r>
-      <w:proofErr w:type="spellEnd"/>
-    </w:p>
-    <w:p>
-      <w:r>
-        <w:t>Di seguito i diagrammi degli stati dei processi di creazione della proiezione e della prenotazione.</w:t>
+        <w:rPr>
+          <w:lang w:val="en-US"/>
+        </w:rPr>
+      </w:pPr>
+      <w:r>
+        <w:rPr>
+          <w:lang w:val="en-US"/>
+        </w:rPr>
+        <w:t>All1.2 State diagram</w:t>
       </w:r>
     </w:p>
     <w:p>
@@ -5433,47 +5441,1595 @@
     <w:p>
       <w:pPr>
         <w:pStyle w:val="Titolo1"/>
-        <w:spacing w:before="320" w:after="120"/>
-      </w:pPr>
-    </w:p>
+      </w:pPr>
+      <w:r>
+        <w:t>All 2. Scelte algoritmiche</w:t>
+      </w:r>
+    </w:p>
+    <w:p>
+      <w:pPr>
+        <w:pStyle w:val="Titolo2"/>
+      </w:pPr>
+      <w:r>
+        <w:t>All 2.</w:t>
+      </w:r>
+      <w:r>
+        <w:t>1. Algoritmo di Costruzione Dinamica delle Query e Binding dei Parametri</w:t>
+      </w:r>
+    </w:p>
+    <w:p>
+      <w:pPr>
+        <w:numPr>
+          <w:ilvl w:val="0"/>
+          <w:numId w:val="7"/>
+        </w:numPr>
+      </w:pPr>
+      <w:r>
+        <w:rPr>
+          <w:b/>
+          <w:bCs/>
+        </w:rPr>
+        <w:t>Composizione incrementale delle clausole:</w:t>
+      </w:r>
+      <w:r>
+        <w:t xml:space="preserve"> Nelle classi </w:t>
+      </w:r>
+      <w:proofErr w:type="spellStart"/>
+      <w:r>
+        <w:t>SqlQueryBuilder</w:t>
+      </w:r>
+      <w:proofErr w:type="spellEnd"/>
+      <w:r>
+        <w:t xml:space="preserve">, </w:t>
+      </w:r>
+      <w:proofErr w:type="spellStart"/>
+      <w:r>
+        <w:t>SqlInsertBuilder</w:t>
+      </w:r>
+      <w:proofErr w:type="spellEnd"/>
+      <w:r>
+        <w:t xml:space="preserve">, </w:t>
+      </w:r>
+      <w:proofErr w:type="spellStart"/>
+      <w:r>
+        <w:t>SqlUpdateBuilder</w:t>
+      </w:r>
+      <w:proofErr w:type="spellEnd"/>
+      <w:r>
+        <w:t xml:space="preserve"> e </w:t>
+      </w:r>
+      <w:proofErr w:type="spellStart"/>
+      <w:r>
+        <w:t>SqlDeleteBuilder</w:t>
+      </w:r>
+      <w:proofErr w:type="spellEnd"/>
+      <w:r>
+        <w:t>, l'algoritmo analizza lo stato dei filtri non nulli (</w:t>
+      </w:r>
+      <w:proofErr w:type="spellStart"/>
+      <w:r>
+        <w:t>isValid</w:t>
+      </w:r>
+      <w:proofErr w:type="spellEnd"/>
+      <w:r>
+        <w:t>(</w:t>
+      </w:r>
+      <w:proofErr w:type="spellStart"/>
+      <w:r>
+        <w:t>value</w:t>
+      </w:r>
+      <w:proofErr w:type="spellEnd"/>
+      <w:r>
+        <w:t>)) e concatena dinamicamente le condizioni (WHERE, AND, SET) senza rischiare clausole orfane o sintassi SQL non valide.</w:t>
+      </w:r>
+    </w:p>
+    <w:p>
+      <w:pPr>
+        <w:numPr>
+          <w:ilvl w:val="0"/>
+          <w:numId w:val="7"/>
+        </w:numPr>
+      </w:pPr>
+      <w:r>
+        <w:rPr>
+          <w:b/>
+          <w:bCs/>
+        </w:rPr>
+        <w:t>Separazione dei parametri (</w:t>
+      </w:r>
+      <w:proofErr w:type="spellStart"/>
+      <w:r>
+        <w:rPr>
+          <w:b/>
+          <w:bCs/>
+        </w:rPr>
+        <w:t>Prepared</w:t>
+      </w:r>
+      <w:proofErr w:type="spellEnd"/>
+      <w:r>
+        <w:rPr>
+          <w:b/>
+          <w:bCs/>
+        </w:rPr>
+        <w:t xml:space="preserve"> Statement Matching):</w:t>
+      </w:r>
+      <w:r>
+        <w:t xml:space="preserve"> L'algoritmo separa la struttura della stringa SQL (con segnaposto </w:t>
+      </w:r>
+      <w:proofErr w:type="gramStart"/>
+      <w:r>
+        <w:t>posizionali ?</w:t>
+      </w:r>
+      <w:proofErr w:type="gramEnd"/>
+      <w:r>
+        <w:t xml:space="preserve">) dall'array ordinato dei valori </w:t>
+      </w:r>
+      <w:proofErr w:type="spellStart"/>
+      <w:r>
+        <w:t>params</w:t>
+      </w:r>
+      <w:proofErr w:type="spellEnd"/>
+      <w:r>
+        <w:t xml:space="preserve">: List&lt;Object&gt;, garantendo in tempo </w:t>
+      </w:r>
+      <m:oMath>
+        <m:r>
+          <w:rPr>
+            <w:rFonts w:ascii="Cambria Math" w:hAnsi="Cambria Math"/>
+          </w:rPr>
+          <m:t>O</m:t>
+        </m:r>
+        <m:d>
+          <m:dPr>
+            <m:ctrlPr>
+              <w:rPr>
+                <w:rFonts w:ascii="Cambria Math" w:hAnsi="Cambria Math"/>
+              </w:rPr>
+            </m:ctrlPr>
+          </m:dPr>
+          <m:e>
+            <m:r>
+              <w:rPr>
+                <w:rFonts w:ascii="Cambria Math" w:hAnsi="Cambria Math"/>
+              </w:rPr>
+              <m:t>N</m:t>
+            </m:r>
+          </m:e>
+        </m:d>
+      </m:oMath>
+      <w:r>
+        <w:t xml:space="preserve"> l'immunità da SQL Injection e l'ottimizzazione del piano di esecuzione del DBMS.</w:t>
+      </w:r>
+    </w:p>
+    <w:p>
+      <w:pPr>
+        <w:pStyle w:val="Titolo2"/>
+      </w:pPr>
+      <w:r>
+        <w:t>All 2.</w:t>
+      </w:r>
+      <w:r>
+        <w:t xml:space="preserve">2. Algoritmi di Controllo della Concorrenza e Rilevamento Conflitti </w:t>
+      </w:r>
+    </w:p>
+    <w:p>
+      <w:pPr>
+        <w:numPr>
+          <w:ilvl w:val="0"/>
+          <w:numId w:val="8"/>
+        </w:numPr>
+      </w:pPr>
+      <w:r>
+        <w:rPr>
+          <w:b/>
+          <w:bCs/>
+        </w:rPr>
+        <w:t>Verifica disponibilità e prevenzione Overbooking:</w:t>
+      </w:r>
+      <w:r>
+        <w:t xml:space="preserve"> In </w:t>
+      </w:r>
+      <w:proofErr w:type="spellStart"/>
+      <w:r>
+        <w:t>BookingDao.insertBooking</w:t>
+      </w:r>
+      <w:proofErr w:type="spellEnd"/>
+      <w:r>
+        <w:t xml:space="preserve">() e </w:t>
+      </w:r>
+      <w:proofErr w:type="spellStart"/>
+      <w:proofErr w:type="gramStart"/>
+      <w:r>
+        <w:t>updateBooking</w:t>
+      </w:r>
+      <w:proofErr w:type="spellEnd"/>
+      <w:r>
+        <w:t>(</w:t>
+      </w:r>
+      <w:proofErr w:type="gramEnd"/>
+      <w:r>
+        <w:t xml:space="preserve">), l'algoritmo calcola la capienza residua della sala incrociando i posti già occupati con quelli richiesti prima di autorizzare l'inserimento, operando all'interno di una transazione per evitare </w:t>
+      </w:r>
+      <w:r>
+        <w:rPr>
+          <w:i/>
+          <w:iCs/>
+        </w:rPr>
+        <w:t xml:space="preserve">race </w:t>
+      </w:r>
+      <w:proofErr w:type="spellStart"/>
+      <w:r>
+        <w:rPr>
+          <w:i/>
+          <w:iCs/>
+        </w:rPr>
+        <w:t>condition</w:t>
+      </w:r>
+      <w:proofErr w:type="spellEnd"/>
+      <w:r>
+        <w:t xml:space="preserve"> generate da client concorrenti.</w:t>
+      </w:r>
+    </w:p>
+    <w:p>
+      <w:pPr>
+        <w:numPr>
+          <w:ilvl w:val="0"/>
+          <w:numId w:val="8"/>
+        </w:numPr>
+      </w:pPr>
+      <w:r>
+        <w:rPr>
+          <w:b/>
+          <w:bCs/>
+        </w:rPr>
+        <w:t xml:space="preserve">Rilevamento </w:t>
+      </w:r>
+      <w:proofErr w:type="spellStart"/>
+      <w:r>
+        <w:rPr>
+          <w:b/>
+          <w:bCs/>
+        </w:rPr>
+        <w:t>overlap</w:t>
+      </w:r>
+      <w:proofErr w:type="spellEnd"/>
+      <w:r>
+        <w:rPr>
+          <w:b/>
+          <w:bCs/>
+        </w:rPr>
+        <w:t xml:space="preserve"> temporale delle proiezioni:</w:t>
+      </w:r>
+      <w:r>
+        <w:t xml:space="preserve"> In </w:t>
+      </w:r>
+      <w:proofErr w:type="spellStart"/>
+      <w:r>
+        <w:t>ProjectionDao</w:t>
+      </w:r>
+      <w:proofErr w:type="spellEnd"/>
+      <w:r>
+        <w:t xml:space="preserve"> per il ruolo Proiezionista, la validazione di una nuova proiezione richiede un algoritmo di intersezione tra intervalli temporali:</w:t>
+      </w:r>
+    </w:p>
+    <w:p>
+      <m:oMathPara>
+        <m:oMath>
+          <m:d>
+            <m:dPr>
+              <m:begChr m:val="["/>
+              <m:endChr m:val="]"/>
+              <m:ctrlPr>
+                <w:rPr>
+                  <w:rFonts w:ascii="Cambria Math" w:hAnsi="Cambria Math"/>
+                </w:rPr>
+              </m:ctrlPr>
+            </m:dPr>
+            <m:e>
+              <m:sSub>
+                <m:sSubPr>
+                  <m:ctrlPr>
+                    <w:rPr>
+                      <w:rFonts w:ascii="Cambria Math" w:hAnsi="Cambria Math"/>
+                    </w:rPr>
+                  </m:ctrlPr>
+                </m:sSubPr>
+                <m:e>
+                  <m:r>
+                    <m:rPr>
+                      <m:nor/>
+                    </m:rPr>
+                    <m:t>OraInizio</m:t>
+                  </m:r>
+                </m:e>
+                <m:sub>
+                  <m:r>
+                    <w:rPr>
+                      <w:rFonts w:ascii="Cambria Math" w:hAnsi="Cambria Math"/>
+                    </w:rPr>
+                    <m:t>A</m:t>
+                  </m:r>
+                </m:sub>
+              </m:sSub>
+              <m:r>
+                <w:rPr>
+                  <w:rFonts w:ascii="Cambria Math" w:hAnsi="Cambria Math"/>
+                </w:rPr>
+                <m:t>,</m:t>
+              </m:r>
+              <m:sSub>
+                <m:sSubPr>
+                  <m:ctrlPr>
+                    <w:rPr>
+                      <w:rFonts w:ascii="Cambria Math" w:hAnsi="Cambria Math"/>
+                    </w:rPr>
+                  </m:ctrlPr>
+                </m:sSubPr>
+                <m:e>
+                  <m:r>
+                    <m:rPr>
+                      <m:nor/>
+                    </m:rPr>
+                    <m:t>OraFine</m:t>
+                  </m:r>
+                </m:e>
+                <m:sub>
+                  <m:r>
+                    <w:rPr>
+                      <w:rFonts w:ascii="Cambria Math" w:hAnsi="Cambria Math"/>
+                    </w:rPr>
+                    <m:t>A</m:t>
+                  </m:r>
+                </m:sub>
+              </m:sSub>
+            </m:e>
+          </m:d>
+          <m:r>
+            <w:rPr>
+              <w:rFonts w:ascii="Cambria Math" w:hAnsi="Cambria Math"/>
+            </w:rPr>
+            <m:t>∩</m:t>
+          </m:r>
+          <m:d>
+            <m:dPr>
+              <m:begChr m:val="["/>
+              <m:endChr m:val="]"/>
+              <m:ctrlPr>
+                <w:rPr>
+                  <w:rFonts w:ascii="Cambria Math" w:hAnsi="Cambria Math"/>
+                </w:rPr>
+              </m:ctrlPr>
+            </m:dPr>
+            <m:e>
+              <m:sSub>
+                <m:sSubPr>
+                  <m:ctrlPr>
+                    <w:rPr>
+                      <w:rFonts w:ascii="Cambria Math" w:hAnsi="Cambria Math"/>
+                    </w:rPr>
+                  </m:ctrlPr>
+                </m:sSubPr>
+                <m:e>
+                  <m:r>
+                    <m:rPr>
+                      <m:nor/>
+                    </m:rPr>
+                    <m:t>OraInizio</m:t>
+                  </m:r>
+                </m:e>
+                <m:sub>
+                  <m:r>
+                    <w:rPr>
+                      <w:rFonts w:ascii="Cambria Math" w:hAnsi="Cambria Math"/>
+                    </w:rPr>
+                    <m:t>B</m:t>
+                  </m:r>
+                </m:sub>
+              </m:sSub>
+              <m:r>
+                <w:rPr>
+                  <w:rFonts w:ascii="Cambria Math" w:hAnsi="Cambria Math"/>
+                </w:rPr>
+                <m:t>,</m:t>
+              </m:r>
+              <m:sSub>
+                <m:sSubPr>
+                  <m:ctrlPr>
+                    <w:rPr>
+                      <w:rFonts w:ascii="Cambria Math" w:hAnsi="Cambria Math"/>
+                    </w:rPr>
+                  </m:ctrlPr>
+                </m:sSubPr>
+                <m:e>
+                  <m:r>
+                    <m:rPr>
+                      <m:nor/>
+                    </m:rPr>
+                    <m:t>OraFine</m:t>
+                  </m:r>
+                </m:e>
+                <m:sub>
+                  <m:r>
+                    <w:rPr>
+                      <w:rFonts w:ascii="Cambria Math" w:hAnsi="Cambria Math"/>
+                    </w:rPr>
+                    <m:t>B</m:t>
+                  </m:r>
+                </m:sub>
+              </m:sSub>
+            </m:e>
+          </m:d>
+          <m:r>
+            <w:rPr>
+              <w:rFonts w:ascii="Cambria Math" w:hAnsi="Cambria Math"/>
+            </w:rPr>
+            <m:t>≠∅</m:t>
+          </m:r>
+        </m:oMath>
+      </m:oMathPara>
+    </w:p>
+    <w:p>
+      <w:r>
+        <w:lastRenderedPageBreak/>
+        <w:t>per impedire che due film vengano programmati nella stessa sala nello stesso slot orario.</w:t>
+      </w:r>
+    </w:p>
+    <w:p>
+      <w:pPr>
+        <w:pStyle w:val="Titolo2"/>
+      </w:pPr>
+      <w:r>
+        <w:t>All 2.</w:t>
+      </w:r>
+      <w:r>
+        <w:t xml:space="preserve">3. Algoritmo di </w:t>
+      </w:r>
+      <w:proofErr w:type="spellStart"/>
+      <w:r>
+        <w:t>Dispatching</w:t>
+      </w:r>
+      <w:proofErr w:type="spellEnd"/>
+      <w:r>
+        <w:t xml:space="preserve"> e Smistamento dei Comandi (Message Routing)</w:t>
+      </w:r>
+    </w:p>
+    <w:p>
+      <w:pPr>
+        <w:numPr>
+          <w:ilvl w:val="0"/>
+          <w:numId w:val="9"/>
+        </w:numPr>
+      </w:pPr>
+      <w:r>
+        <w:rPr>
+          <w:b/>
+          <w:bCs/>
+        </w:rPr>
+        <w:t xml:space="preserve">Dynamic </w:t>
+      </w:r>
+      <w:proofErr w:type="spellStart"/>
+      <w:r>
+        <w:rPr>
+          <w:b/>
+          <w:bCs/>
+        </w:rPr>
+        <w:t>Type</w:t>
+      </w:r>
+      <w:proofErr w:type="spellEnd"/>
+      <w:r>
+        <w:rPr>
+          <w:b/>
+          <w:bCs/>
+        </w:rPr>
+        <w:t xml:space="preserve"> Matching su </w:t>
+      </w:r>
+      <w:proofErr w:type="spellStart"/>
+      <w:r>
+        <w:rPr>
+          <w:b/>
+          <w:bCs/>
+        </w:rPr>
+        <w:t>Socket</w:t>
+      </w:r>
+      <w:proofErr w:type="spellEnd"/>
+      <w:r>
+        <w:rPr>
+          <w:b/>
+          <w:bCs/>
+        </w:rPr>
+        <w:t xml:space="preserve"> TCP:</w:t>
+      </w:r>
+      <w:r>
+        <w:t xml:space="preserve"> All'interno del </w:t>
+      </w:r>
+      <w:proofErr w:type="spellStart"/>
+      <w:r>
+        <w:t>ClientHandler</w:t>
+      </w:r>
+      <w:proofErr w:type="spellEnd"/>
+      <w:r>
+        <w:t xml:space="preserve"> (lato server), la ricezione dell'oggetto generico da stream richiede un algoritmo di classificazione (tramite switch su tipi o </w:t>
+      </w:r>
+      <w:proofErr w:type="spellStart"/>
+      <w:r>
+        <w:t>reflection</w:t>
+      </w:r>
+      <w:proofErr w:type="spellEnd"/>
+      <w:r>
+        <w:t>/</w:t>
+      </w:r>
+      <w:proofErr w:type="spellStart"/>
+      <w:r>
+        <w:t>instanceof</w:t>
+      </w:r>
+      <w:proofErr w:type="spellEnd"/>
+      <w:r>
+        <w:t xml:space="preserve">) per instradare la richiesta (Query o </w:t>
+      </w:r>
+      <w:proofErr w:type="spellStart"/>
+      <w:r>
+        <w:t>Command</w:t>
+      </w:r>
+      <w:proofErr w:type="spellEnd"/>
+      <w:r>
+        <w:t>) al rispettivo DAO (</w:t>
+      </w:r>
+      <w:proofErr w:type="spellStart"/>
+      <w:r>
+        <w:t>FilmDao</w:t>
+      </w:r>
+      <w:proofErr w:type="spellEnd"/>
+      <w:r>
+        <w:t xml:space="preserve">, </w:t>
+      </w:r>
+      <w:proofErr w:type="spellStart"/>
+      <w:r>
+        <w:t>ProjectionDao</w:t>
+      </w:r>
+      <w:proofErr w:type="spellEnd"/>
+      <w:r>
+        <w:t xml:space="preserve">, </w:t>
+      </w:r>
+      <w:proofErr w:type="spellStart"/>
+      <w:r>
+        <w:t>BookingDao</w:t>
+      </w:r>
+      <w:proofErr w:type="spellEnd"/>
+      <w:r>
+        <w:t xml:space="preserve">, </w:t>
+      </w:r>
+      <w:proofErr w:type="spellStart"/>
+      <w:r>
+        <w:t>UserDao</w:t>
+      </w:r>
+      <w:proofErr w:type="spellEnd"/>
+      <w:r>
+        <w:t>) e invocare il metodo di persistenza corretto.</w:t>
+      </w:r>
+    </w:p>
+    <w:p>
+      <w:pPr>
+        <w:pStyle w:val="Titolo2"/>
+      </w:pPr>
+      <w:r>
+        <w:t>All2.</w:t>
+      </w:r>
+      <w:r>
+        <w:t>4. Algoritmo di Trasformazione Funzionale Dati (</w:t>
+      </w:r>
+      <m:oMath>
+        <m:r>
+          <w:rPr>
+            <w:rFonts w:ascii="Cambria Math" w:hAnsi="Cambria Math"/>
+          </w:rPr>
+          <m:t>O</m:t>
+        </m:r>
+        <m:d>
+          <m:dPr>
+            <m:ctrlPr>
+              <w:rPr>
+                <w:rFonts w:ascii="Cambria Math" w:hAnsi="Cambria Math"/>
+              </w:rPr>
+            </m:ctrlPr>
+          </m:dPr>
+          <m:e>
+            <m:r>
+              <w:rPr>
+                <w:rFonts w:ascii="Cambria Math" w:hAnsi="Cambria Math"/>
+              </w:rPr>
+              <m:t>N</m:t>
+            </m:r>
+          </m:e>
+        </m:d>
+      </m:oMath>
+      <w:r>
+        <w:t xml:space="preserve"> Mapping)</w:t>
+      </w:r>
+    </w:p>
+    <w:p>
+      <w:pPr>
+        <w:numPr>
+          <w:ilvl w:val="0"/>
+          <w:numId w:val="10"/>
+        </w:numPr>
+      </w:pPr>
+      <w:r>
+        <w:rPr>
+          <w:b/>
+          <w:bCs/>
+        </w:rPr>
+        <w:t xml:space="preserve">Mappatura iterativa </w:t>
+      </w:r>
+      <w:proofErr w:type="spellStart"/>
+      <w:r>
+        <w:rPr>
+          <w:b/>
+          <w:bCs/>
+        </w:rPr>
+        <w:t>ResultSet</w:t>
+      </w:r>
+      <w:proofErr w:type="spellEnd"/>
+      <w:r>
+        <w:rPr>
+          <w:b/>
+          <w:bCs/>
+        </w:rPr>
+        <w:t>-to-Object:</w:t>
+      </w:r>
+      <w:r>
+        <w:t xml:space="preserve"> Tramite l'interfaccia </w:t>
+      </w:r>
+      <w:proofErr w:type="spellStart"/>
+      <w:r>
+        <w:t>RowMapper</w:t>
+      </w:r>
+      <w:proofErr w:type="spellEnd"/>
+      <w:r>
+        <w:t xml:space="preserve">&lt;T&gt;, la classe </w:t>
+      </w:r>
+      <w:proofErr w:type="spellStart"/>
+      <w:r>
+        <w:t>DbHelper</w:t>
+      </w:r>
+      <w:proofErr w:type="spellEnd"/>
+      <w:r>
+        <w:t xml:space="preserve"> itera sul cursore JDBC eseguendo una conversione puntuale riga per riga, trasformando i record relazionali in grafi di oggetti DTO/View (</w:t>
+      </w:r>
+      <w:proofErr w:type="spellStart"/>
+      <w:r>
+        <w:t>ProjectionDetailsView</w:t>
+      </w:r>
+      <w:proofErr w:type="spellEnd"/>
+      <w:r>
+        <w:t xml:space="preserve">, </w:t>
+      </w:r>
+      <w:proofErr w:type="spellStart"/>
+      <w:r>
+        <w:t>FilmDetails</w:t>
+      </w:r>
+      <w:proofErr w:type="spellEnd"/>
+      <w:r>
+        <w:t xml:space="preserve">, </w:t>
+      </w:r>
+      <w:proofErr w:type="spellStart"/>
+      <w:r>
+        <w:t>BookingDetails</w:t>
+      </w:r>
+      <w:proofErr w:type="spellEnd"/>
+      <w:r>
+        <w:t>) con complessità lineare rispetto al numero di record restituiti.</w:t>
+      </w:r>
+    </w:p>
+    <w:p>
+      <w:pPr>
+        <w:pStyle w:val="Titolo2"/>
+      </w:pPr>
+      <w:r>
+        <w:t>All2.</w:t>
+      </w:r>
+      <w:r>
+        <w:t xml:space="preserve">5. Algoritmo di Filtraggio </w:t>
+      </w:r>
+      <w:proofErr w:type="gramStart"/>
+      <w:r>
+        <w:t>Multi-criterio</w:t>
+      </w:r>
+      <w:proofErr w:type="gramEnd"/>
+      <w:r>
+        <w:t xml:space="preserve"> per le Ricerche</w:t>
+      </w:r>
+    </w:p>
+    <w:p>
+      <w:pPr>
+        <w:numPr>
+          <w:ilvl w:val="0"/>
+          <w:numId w:val="11"/>
+        </w:numPr>
+      </w:pPr>
+      <w:r>
+        <w:rPr>
+          <w:b/>
+          <w:bCs/>
+        </w:rPr>
+        <w:t>Costruzione dinamica dei predicati di ricerca:</w:t>
+      </w:r>
+      <w:r>
+        <w:t xml:space="preserve"> Nei pannelli </w:t>
+      </w:r>
+      <w:proofErr w:type="spellStart"/>
+      <w:r>
+        <w:t>SearchProjection</w:t>
+      </w:r>
+      <w:proofErr w:type="spellEnd"/>
+      <w:r>
+        <w:t xml:space="preserve"> e </w:t>
+      </w:r>
+      <w:proofErr w:type="spellStart"/>
+      <w:r>
+        <w:t>SearchBooking</w:t>
+      </w:r>
+      <w:proofErr w:type="spellEnd"/>
+      <w:r>
+        <w:t xml:space="preserve">, l'algoritmo valuta la combinazione di più parametri facoltativi (intervallo di date </w:t>
+      </w:r>
+      <w:proofErr w:type="spellStart"/>
+      <w:proofErr w:type="gramStart"/>
+      <w:r>
+        <w:t>LocalDate</w:t>
+      </w:r>
+      <w:proofErr w:type="spellEnd"/>
+      <w:proofErr w:type="gramEnd"/>
+      <w:r>
+        <w:t>, titolo del film, ID utente, stato prenotazione). Invece di eseguire costose operazioni di filtraggio in memoria, l'algoritmo delega il calcolo al database componendo l'albero logico ottimale dei predicati AND.</w:t>
+      </w:r>
+    </w:p>
+    <w:p>
+      <w:pPr>
+        <w:pStyle w:val="Titolo2"/>
+      </w:pPr>
+      <w:r>
+        <w:t>All2.</w:t>
+      </w:r>
+      <w:r>
+        <w:t>6. Algoritmo di Configurazione Basato su Ruoli (State/Role-</w:t>
+      </w:r>
+      <w:proofErr w:type="spellStart"/>
+      <w:r>
+        <w:t>based</w:t>
+      </w:r>
+      <w:proofErr w:type="spellEnd"/>
+      <w:r>
+        <w:t xml:space="preserve"> View Engine)</w:t>
+      </w:r>
+    </w:p>
+    <w:p>
+      <w:pPr>
+        <w:numPr>
+          <w:ilvl w:val="0"/>
+          <w:numId w:val="12"/>
+        </w:numPr>
+      </w:pPr>
+      <w:r>
+        <w:rPr>
+          <w:b/>
+          <w:bCs/>
+        </w:rPr>
+        <w:t>Transizione dinamica dell'interfaccia:</w:t>
+      </w:r>
+      <w:r>
+        <w:t xml:space="preserve"> In </w:t>
+      </w:r>
+      <w:proofErr w:type="spellStart"/>
+      <w:r>
+        <w:t>TabPanel</w:t>
+      </w:r>
+      <w:proofErr w:type="spellEnd"/>
+      <w:r>
+        <w:t xml:space="preserve"> e </w:t>
+      </w:r>
+      <w:proofErr w:type="spellStart"/>
+      <w:r>
+        <w:t>LoginPanel</w:t>
+      </w:r>
+      <w:proofErr w:type="spellEnd"/>
+      <w:r>
+        <w:t>, all'esito del login (</w:t>
+      </w:r>
+      <w:proofErr w:type="spellStart"/>
+      <w:r>
+        <w:t>LoginCallBack</w:t>
+      </w:r>
+      <w:proofErr w:type="spellEnd"/>
+      <w:r>
+        <w:t xml:space="preserve">), un algoritmo di valutazione dei privilegi analizza il profilo </w:t>
+      </w:r>
+      <w:proofErr w:type="spellStart"/>
+      <w:r>
+        <w:t>UserMinInfo</w:t>
+      </w:r>
+      <w:proofErr w:type="spellEnd"/>
+      <w:r>
+        <w:t xml:space="preserve"> e riconfigura la struttura a schede dell'interfaccia utente (aggiungendo o rimuovendo selettivamente i tab operativi per Cliente, Bigliettaio o Proiezionista).</w:t>
+      </w:r>
+    </w:p>
+    <w:p/>
+    <w:p/>
+    <w:p>
+      <w:r>
+        <w:rPr>
+          <w:rStyle w:val="Titolo1Carattere"/>
+        </w:rPr>
+        <w:t>All</w:t>
+      </w:r>
+      <w:r>
+        <w:rPr>
+          <w:rStyle w:val="Titolo1Carattere"/>
+        </w:rPr>
+        <w:t xml:space="preserve">. </w:t>
+      </w:r>
+      <w:r>
+        <w:rPr>
+          <w:rStyle w:val="Titolo1Carattere"/>
+        </w:rPr>
+        <w:t>3 Strutture dati</w:t>
+      </w:r>
+      <w:r>
+        <w:t>:</w:t>
+      </w:r>
+    </w:p>
+    <w:p>
+      <w:pPr>
+        <w:pStyle w:val="Titolo2"/>
+      </w:pPr>
+      <w:r>
+        <w:t>All3.</w:t>
+      </w:r>
+      <w:r>
+        <w:t>1. Liste e Collezioni Dinamiche (</w:t>
+      </w:r>
+      <w:proofErr w:type="spellStart"/>
+      <w:proofErr w:type="gramStart"/>
+      <w:r>
+        <w:t>java.util</w:t>
+      </w:r>
+      <w:proofErr w:type="gramEnd"/>
+      <w:r>
+        <w:t>.List</w:t>
+      </w:r>
+      <w:proofErr w:type="spellEnd"/>
+      <w:r>
+        <w:t>)</w:t>
+      </w:r>
+    </w:p>
+    <w:p>
+      <w:pPr>
+        <w:numPr>
+          <w:ilvl w:val="0"/>
+          <w:numId w:val="13"/>
+        </w:numPr>
+      </w:pPr>
+      <w:r>
+        <w:rPr>
+          <w:b/>
+          <w:bCs/>
+        </w:rPr>
+        <w:t>Accumulatori nei Builder SQL:</w:t>
+      </w:r>
+      <w:r>
+        <w:t xml:space="preserve"> List&lt;String&gt; e List&lt;Object&gt; all'interno di </w:t>
+      </w:r>
+      <w:proofErr w:type="spellStart"/>
+      <w:r>
+        <w:t>SqlQueryBuilder</w:t>
+      </w:r>
+      <w:proofErr w:type="spellEnd"/>
+      <w:r>
+        <w:t xml:space="preserve">, </w:t>
+      </w:r>
+      <w:proofErr w:type="spellStart"/>
+      <w:r>
+        <w:t>SqlInsertBuilder</w:t>
+      </w:r>
+      <w:proofErr w:type="spellEnd"/>
+      <w:r>
+        <w:t xml:space="preserve">, </w:t>
+      </w:r>
+      <w:proofErr w:type="spellStart"/>
+      <w:r>
+        <w:t>SqlUpdateBuilder</w:t>
+      </w:r>
+      <w:proofErr w:type="spellEnd"/>
+      <w:r>
+        <w:t xml:space="preserve"> e </w:t>
+      </w:r>
+      <w:proofErr w:type="spellStart"/>
+      <w:r>
+        <w:t>SqlDeleteBuilder</w:t>
+      </w:r>
+      <w:proofErr w:type="spellEnd"/>
+      <w:r>
+        <w:t xml:space="preserve"> per memorizzare dinamicamente l'elenco delle clausole (WHERE, SET), i nomi delle colonne e i parametri posizionali di </w:t>
+      </w:r>
+      <w:proofErr w:type="spellStart"/>
+      <w:r>
+        <w:t>binding</w:t>
+      </w:r>
+      <w:proofErr w:type="spellEnd"/>
+      <w:r>
+        <w:t xml:space="preserve"> (</w:t>
+      </w:r>
+      <w:proofErr w:type="spellStart"/>
+      <w:r>
+        <w:t>params</w:t>
+      </w:r>
+      <w:proofErr w:type="spellEnd"/>
+      <w:r>
+        <w:t xml:space="preserve">) destinati ai </w:t>
+      </w:r>
+      <w:proofErr w:type="spellStart"/>
+      <w:r>
+        <w:t>PreparedStatement</w:t>
+      </w:r>
+      <w:proofErr w:type="spellEnd"/>
+      <w:r>
+        <w:t xml:space="preserve">. </w:t>
+      </w:r>
+    </w:p>
+    <w:p>
+      <w:pPr>
+        <w:numPr>
+          <w:ilvl w:val="0"/>
+          <w:numId w:val="13"/>
+        </w:numPr>
+      </w:pPr>
+      <w:r>
+        <w:rPr>
+          <w:b/>
+          <w:bCs/>
+        </w:rPr>
+        <w:lastRenderedPageBreak/>
+        <w:t>Contenitori nei DTO di risposta:</w:t>
+      </w:r>
+      <w:r>
+        <w:t xml:space="preserve"> List&lt;</w:t>
+      </w:r>
+      <w:proofErr w:type="spellStart"/>
+      <w:r>
+        <w:t>ProjectionDetailsView</w:t>
+      </w:r>
+      <w:proofErr w:type="spellEnd"/>
+      <w:r>
+        <w:t>&gt;, List&lt;</w:t>
+      </w:r>
+      <w:proofErr w:type="spellStart"/>
+      <w:r>
+        <w:t>FilmDetails</w:t>
+      </w:r>
+      <w:proofErr w:type="spellEnd"/>
+      <w:r>
+        <w:t>&gt; e List&lt;</w:t>
+      </w:r>
+      <w:proofErr w:type="spellStart"/>
+      <w:r>
+        <w:t>BookingDetails</w:t>
+      </w:r>
+      <w:proofErr w:type="spellEnd"/>
+      <w:r>
+        <w:t xml:space="preserve">&gt; incapsulate nelle classi del package </w:t>
+      </w:r>
+      <w:proofErr w:type="spellStart"/>
+      <w:proofErr w:type="gramStart"/>
+      <w:r>
+        <w:t>cinemax.contract</w:t>
+      </w:r>
+      <w:proofErr w:type="gramEnd"/>
+      <w:r>
+        <w:t>.responses</w:t>
+      </w:r>
+      <w:proofErr w:type="spellEnd"/>
+      <w:r>
+        <w:t xml:space="preserve"> (come </w:t>
+      </w:r>
+      <w:proofErr w:type="spellStart"/>
+      <w:r>
+        <w:t>GetProjectionsResponse</w:t>
+      </w:r>
+      <w:proofErr w:type="spellEnd"/>
+      <w:r>
+        <w:t xml:space="preserve">, </w:t>
+      </w:r>
+      <w:proofErr w:type="spellStart"/>
+      <w:r>
+        <w:t>GetFilmsResponse</w:t>
+      </w:r>
+      <w:proofErr w:type="spellEnd"/>
+      <w:r>
+        <w:t xml:space="preserve">, </w:t>
+      </w:r>
+      <w:proofErr w:type="spellStart"/>
+      <w:r>
+        <w:t>GetBookingResponse</w:t>
+      </w:r>
+      <w:proofErr w:type="spellEnd"/>
+      <w:r>
+        <w:t xml:space="preserve">) per trasferire collezioni di record via </w:t>
+      </w:r>
+      <w:proofErr w:type="spellStart"/>
+      <w:r>
+        <w:t>socket</w:t>
+      </w:r>
+      <w:proofErr w:type="spellEnd"/>
+      <w:r>
+        <w:t xml:space="preserve"> TCP. </w:t>
+      </w:r>
+    </w:p>
+    <w:p>
+      <w:pPr>
+        <w:numPr>
+          <w:ilvl w:val="0"/>
+          <w:numId w:val="13"/>
+        </w:numPr>
+      </w:pPr>
+      <w:r>
+        <w:rPr>
+          <w:b/>
+          <w:bCs/>
+        </w:rPr>
+        <w:t>Strutture di ritorno generiche:</w:t>
+      </w:r>
+      <w:r>
+        <w:t xml:space="preserve"> List&lt;T&gt; restituita dal metodo </w:t>
+      </w:r>
+      <w:proofErr w:type="spellStart"/>
+      <w:r>
+        <w:t>DbHelper.executeQuery</w:t>
+      </w:r>
+      <w:proofErr w:type="spellEnd"/>
+      <w:r>
+        <w:t xml:space="preserve">(...) per contenere i risultati mappati tramite l'interfaccia funzionale </w:t>
+      </w:r>
+      <w:proofErr w:type="spellStart"/>
+      <w:r>
+        <w:t>RowMapper</w:t>
+      </w:r>
+      <w:proofErr w:type="spellEnd"/>
+      <w:r>
+        <w:t xml:space="preserve">&lt;T&gt;. </w:t>
+      </w:r>
+    </w:p>
+    <w:p>
+      <w:pPr>
+        <w:pStyle w:val="Titolo2"/>
+      </w:pPr>
+      <w:r>
+        <w:t>All3.</w:t>
+      </w:r>
+      <w:r>
+        <w:t>2. Modelli Dati per l'Interfaccia Grafica Swing</w:t>
+      </w:r>
+    </w:p>
+    <w:p>
+      <w:pPr>
+        <w:numPr>
+          <w:ilvl w:val="0"/>
+          <w:numId w:val="14"/>
+        </w:numPr>
+      </w:pPr>
+      <w:proofErr w:type="spellStart"/>
+      <w:r>
+        <w:rPr>
+          <w:b/>
+          <w:bCs/>
+        </w:rPr>
+        <w:t>DefaultListModel</w:t>
+      </w:r>
+      <w:proofErr w:type="spellEnd"/>
+      <w:r>
+        <w:rPr>
+          <w:b/>
+          <w:bCs/>
+        </w:rPr>
+        <w:t>&lt;T&gt;:</w:t>
+      </w:r>
+      <w:r>
+        <w:t xml:space="preserve"> Struttura dati basata su array dinamico sincronizzato con l'UI, utilizzata in </w:t>
+      </w:r>
+      <w:proofErr w:type="spellStart"/>
+      <w:r>
+        <w:t>SearchProjection</w:t>
+      </w:r>
+      <w:proofErr w:type="spellEnd"/>
+      <w:r>
+        <w:t xml:space="preserve">, </w:t>
+      </w:r>
+      <w:proofErr w:type="spellStart"/>
+      <w:r>
+        <w:t>SearchBooking</w:t>
+      </w:r>
+      <w:proofErr w:type="spellEnd"/>
+      <w:r>
+        <w:t xml:space="preserve">, </w:t>
+      </w:r>
+      <w:proofErr w:type="spellStart"/>
+      <w:r>
+        <w:t>SearchProjectionHistory</w:t>
+      </w:r>
+      <w:proofErr w:type="spellEnd"/>
+      <w:r>
+        <w:t xml:space="preserve"> e </w:t>
+      </w:r>
+      <w:proofErr w:type="spellStart"/>
+      <w:r>
+        <w:t>ProiezionistaChangeProjection</w:t>
+      </w:r>
+      <w:proofErr w:type="spellEnd"/>
+      <w:r>
+        <w:t xml:space="preserve"> (es. </w:t>
+      </w:r>
+      <w:proofErr w:type="spellStart"/>
+      <w:r>
+        <w:t>DefaultListModel</w:t>
+      </w:r>
+      <w:proofErr w:type="spellEnd"/>
+      <w:r>
+        <w:t>&lt;</w:t>
+      </w:r>
+      <w:proofErr w:type="spellStart"/>
+      <w:r>
+        <w:t>ProjectionDetailsView</w:t>
+      </w:r>
+      <w:proofErr w:type="spellEnd"/>
+      <w:r>
+        <w:t xml:space="preserve">&gt;, </w:t>
+      </w:r>
+      <w:proofErr w:type="spellStart"/>
+      <w:r>
+        <w:t>DefaultListModel</w:t>
+      </w:r>
+      <w:proofErr w:type="spellEnd"/>
+      <w:r>
+        <w:t>&lt;</w:t>
+      </w:r>
+      <w:proofErr w:type="spellStart"/>
+      <w:r>
+        <w:t>BookingDetails</w:t>
+      </w:r>
+      <w:proofErr w:type="spellEnd"/>
+      <w:r>
+        <w:t xml:space="preserve">&gt;, </w:t>
+      </w:r>
+      <w:proofErr w:type="spellStart"/>
+      <w:r>
+        <w:t>DefaultListModel</w:t>
+      </w:r>
+      <w:proofErr w:type="spellEnd"/>
+      <w:r>
+        <w:t>&lt;</w:t>
+      </w:r>
+      <w:proofErr w:type="spellStart"/>
+      <w:r>
+        <w:t>FilmDetails</w:t>
+      </w:r>
+      <w:proofErr w:type="spellEnd"/>
+      <w:r>
+        <w:t xml:space="preserve">&gt;) per consentire l'aggiornamento reattivo delle viste a lista. </w:t>
+      </w:r>
+    </w:p>
+    <w:p>
+      <w:pPr>
+        <w:numPr>
+          <w:ilvl w:val="0"/>
+          <w:numId w:val="14"/>
+        </w:numPr>
+      </w:pPr>
+      <w:proofErr w:type="spellStart"/>
+      <w:r>
+        <w:rPr>
+          <w:b/>
+          <w:bCs/>
+        </w:rPr>
+        <w:t>JTabbedPane</w:t>
+      </w:r>
+      <w:proofErr w:type="spellEnd"/>
+      <w:r>
+        <w:rPr>
+          <w:b/>
+          <w:bCs/>
+        </w:rPr>
+        <w:t xml:space="preserve"> e </w:t>
+      </w:r>
+      <w:proofErr w:type="spellStart"/>
+      <w:r>
+        <w:rPr>
+          <w:b/>
+          <w:bCs/>
+        </w:rPr>
+        <w:t>CardLayout</w:t>
+      </w:r>
+      <w:proofErr w:type="spellEnd"/>
+      <w:r>
+        <w:rPr>
+          <w:b/>
+          <w:bCs/>
+        </w:rPr>
+        <w:t>:</w:t>
+      </w:r>
+      <w:r>
+        <w:t xml:space="preserve"> Strutture a contenitore logico/mappa interna utilizzate in </w:t>
+      </w:r>
+      <w:proofErr w:type="spellStart"/>
+      <w:r>
+        <w:t>TabPanel</w:t>
+      </w:r>
+      <w:proofErr w:type="spellEnd"/>
+      <w:r>
+        <w:t xml:space="preserve"> e </w:t>
+      </w:r>
+      <w:proofErr w:type="spellStart"/>
+      <w:r>
+        <w:t>LoginPanel</w:t>
+      </w:r>
+      <w:proofErr w:type="spellEnd"/>
+      <w:r>
+        <w:t xml:space="preserve"> per gestire la visualizzazione e la commutazione dei pannelli in base allo stato e al ruolo dell'utente. </w:t>
+      </w:r>
+    </w:p>
+    <w:p>
+      <w:pPr>
+        <w:pStyle w:val="Titolo2"/>
+      </w:pPr>
+      <w:r>
+        <w:t>All3.</w:t>
+      </w:r>
+      <w:r>
+        <w:t xml:space="preserve">3. Oggetti di Trasferimento Dati e Record (DTO / Domain </w:t>
+      </w:r>
+      <w:proofErr w:type="spellStart"/>
+      <w:r>
+        <w:t>Structures</w:t>
+      </w:r>
+      <w:proofErr w:type="spellEnd"/>
+      <w:r>
+        <w:t>)</w:t>
+      </w:r>
+    </w:p>
+    <w:p>
+      <w:pPr>
+        <w:numPr>
+          <w:ilvl w:val="0"/>
+          <w:numId w:val="15"/>
+        </w:numPr>
+      </w:pPr>
+      <w:r>
+        <w:rPr>
+          <w:b/>
+          <w:bCs/>
+        </w:rPr>
+        <w:t>Entità e Viste di Dominio:</w:t>
+      </w:r>
+      <w:r>
+        <w:t xml:space="preserve"> Strutture dati composite che incapsulano attributi eterogenei:</w:t>
+      </w:r>
+    </w:p>
+    <w:p>
+      <w:pPr>
+        <w:numPr>
+          <w:ilvl w:val="1"/>
+          <w:numId w:val="15"/>
+        </w:numPr>
+      </w:pPr>
+      <w:proofErr w:type="spellStart"/>
+      <w:r>
+        <w:t>UserDetails</w:t>
+      </w:r>
+      <w:proofErr w:type="spellEnd"/>
+      <w:r>
+        <w:t xml:space="preserve"> e </w:t>
+      </w:r>
+      <w:proofErr w:type="spellStart"/>
+      <w:r>
+        <w:t>UserMinInfo</w:t>
+      </w:r>
+      <w:proofErr w:type="spellEnd"/>
+      <w:r>
+        <w:t xml:space="preserve"> (dati anagrafici, credenziali e ruolo utente). </w:t>
+      </w:r>
+    </w:p>
+    <w:p>
+      <w:pPr>
+        <w:numPr>
+          <w:ilvl w:val="1"/>
+          <w:numId w:val="15"/>
+        </w:numPr>
+      </w:pPr>
+      <w:proofErr w:type="spellStart"/>
+      <w:r>
+        <w:t>ProjectionDetails</w:t>
+      </w:r>
+      <w:proofErr w:type="spellEnd"/>
+      <w:r>
+        <w:t xml:space="preserve"> e </w:t>
+      </w:r>
+      <w:proofErr w:type="spellStart"/>
+      <w:r>
+        <w:t>ProjectionDetailsView</w:t>
+      </w:r>
+      <w:proofErr w:type="spellEnd"/>
+      <w:r>
+        <w:t xml:space="preserve"> (dati di proiezione: film, data, orario, prezzo). </w:t>
+      </w:r>
+    </w:p>
+    <w:p>
+      <w:pPr>
+        <w:numPr>
+          <w:ilvl w:val="1"/>
+          <w:numId w:val="15"/>
+        </w:numPr>
+      </w:pPr>
+      <w:proofErr w:type="spellStart"/>
+      <w:r>
+        <w:t>FilmDetails</w:t>
+      </w:r>
+      <w:proofErr w:type="spellEnd"/>
+      <w:r>
+        <w:t xml:space="preserve"> (metadati del film: titolo, durata, genere, ecc.). </w:t>
+      </w:r>
+    </w:p>
+    <w:p>
+      <w:pPr>
+        <w:numPr>
+          <w:ilvl w:val="1"/>
+          <w:numId w:val="15"/>
+        </w:numPr>
+      </w:pPr>
+      <w:proofErr w:type="spellStart"/>
+      <w:r>
+        <w:t>BookingDetails</w:t>
+      </w:r>
+      <w:proofErr w:type="spellEnd"/>
+      <w:r>
+        <w:t xml:space="preserve"> (informazioni sulla prenotazione: posti, identificativi, utente associato). </w:t>
+      </w:r>
+    </w:p>
+    <w:p>
+      <w:pPr>
+        <w:pStyle w:val="Titolo2"/>
+      </w:pPr>
+      <w:r>
+        <w:t>All3.</w:t>
+      </w:r>
+      <w:r>
+        <w:t>4. Tipi di Dato Specifici per Date e Valute</w:t>
+      </w:r>
+    </w:p>
+    <w:p>
+      <w:pPr>
+        <w:numPr>
+          <w:ilvl w:val="0"/>
+          <w:numId w:val="16"/>
+        </w:numPr>
+      </w:pPr>
+      <w:proofErr w:type="spellStart"/>
+      <w:r>
+        <w:rPr>
+          <w:b/>
+          <w:bCs/>
+        </w:rPr>
+        <w:t>LocalDate</w:t>
+      </w:r>
+      <w:proofErr w:type="spellEnd"/>
+      <w:r>
+        <w:rPr>
+          <w:b/>
+          <w:bCs/>
+        </w:rPr>
+        <w:t xml:space="preserve"> e </w:t>
+      </w:r>
+      <w:proofErr w:type="spellStart"/>
+      <w:r>
+        <w:rPr>
+          <w:b/>
+          <w:bCs/>
+        </w:rPr>
+        <w:t>LocalDateTime</w:t>
+      </w:r>
+      <w:proofErr w:type="spellEnd"/>
+      <w:r>
+        <w:rPr>
+          <w:b/>
+          <w:bCs/>
+        </w:rPr>
+        <w:t>:</w:t>
+      </w:r>
+      <w:r>
+        <w:t xml:space="preserve"> Strutture temporali immutabili utilizzate per filtrare e modellare la programmazione dei film e le prenotazioni (es. in </w:t>
+      </w:r>
+      <w:proofErr w:type="spellStart"/>
+      <w:r>
+        <w:t>SearchProjection</w:t>
+      </w:r>
+      <w:proofErr w:type="spellEnd"/>
+      <w:r>
+        <w:t xml:space="preserve">, </w:t>
+      </w:r>
+      <w:proofErr w:type="spellStart"/>
+      <w:r>
+        <w:t>SearchBooking</w:t>
+      </w:r>
+      <w:proofErr w:type="spellEnd"/>
+      <w:r>
+        <w:t xml:space="preserve"> e ne</w:t>
+      </w:r>
+      <w:r>
+        <w:t xml:space="preserve">lle </w:t>
+      </w:r>
+      <w:proofErr w:type="spellStart"/>
+      <w:r>
+        <w:t>dial</w:t>
+      </w:r>
+      <w:r>
+        <w:t>o</w:t>
+      </w:r>
+      <w:r>
+        <w:t>g</w:t>
+      </w:r>
+      <w:proofErr w:type="spellEnd"/>
+      <w:r>
+        <w:t xml:space="preserve">). </w:t>
+      </w:r>
+    </w:p>
+    <w:p>
+      <w:pPr>
+        <w:numPr>
+          <w:ilvl w:val="0"/>
+          <w:numId w:val="16"/>
+        </w:numPr>
+      </w:pPr>
+      <w:proofErr w:type="spellStart"/>
+      <w:r>
+        <w:rPr>
+          <w:b/>
+          <w:bCs/>
+        </w:rPr>
+        <w:t>BigDecimal</w:t>
+      </w:r>
+      <w:proofErr w:type="spellEnd"/>
+      <w:r>
+        <w:rPr>
+          <w:b/>
+          <w:bCs/>
+        </w:rPr>
+        <w:t>:</w:t>
+      </w:r>
+      <w:r>
+        <w:t xml:space="preserve"> Struttura per numeri in virgola mobile ad alta precisione, impiegata nei campi monetari (</w:t>
+      </w:r>
+      <w:proofErr w:type="spellStart"/>
+      <w:r>
+        <w:t>costoBiglietto</w:t>
+      </w:r>
+      <w:proofErr w:type="spellEnd"/>
+      <w:r>
+        <w:t xml:space="preserve">) per evitare errori di approssimazione nei calcoli finanziari. </w:t>
+      </w:r>
+    </w:p>
+    <w:p>
+      <w:pPr>
+        <w:pStyle w:val="Titolo2"/>
+      </w:pPr>
+      <w:r>
+        <w:t>All3.</w:t>
+      </w:r>
+      <w:r>
+        <w:t>5. Strutture di Cursore e Stream di Basso Livello</w:t>
+      </w:r>
+    </w:p>
+    <w:p>
+      <w:pPr>
+        <w:numPr>
+          <w:ilvl w:val="0"/>
+          <w:numId w:val="17"/>
+        </w:numPr>
+      </w:pPr>
+      <w:proofErr w:type="spellStart"/>
+      <w:r>
+        <w:rPr>
+          <w:b/>
+          <w:bCs/>
+        </w:rPr>
+        <w:t>ResultSet</w:t>
+      </w:r>
+      <w:proofErr w:type="spellEnd"/>
+      <w:r>
+        <w:rPr>
+          <w:b/>
+          <w:bCs/>
+        </w:rPr>
+        <w:t xml:space="preserve"> (JDBC):</w:t>
+      </w:r>
+      <w:r>
+        <w:t xml:space="preserve"> Struttura tabellare navigabile iterata riga per riga da </w:t>
+      </w:r>
+      <w:proofErr w:type="spellStart"/>
+      <w:r>
+        <w:t>RowMapper</w:t>
+      </w:r>
+      <w:proofErr w:type="spellEnd"/>
+      <w:r>
+        <w:t xml:space="preserve">&lt;T&gt; all'interno di </w:t>
+      </w:r>
+      <w:proofErr w:type="spellStart"/>
+      <w:r>
+        <w:t>DbHelper</w:t>
+      </w:r>
+      <w:proofErr w:type="spellEnd"/>
+      <w:r>
+        <w:t xml:space="preserve">. </w:t>
+      </w:r>
+    </w:p>
+    <w:p>
+      <w:pPr>
+        <w:numPr>
+          <w:ilvl w:val="0"/>
+          <w:numId w:val="17"/>
+        </w:numPr>
+      </w:pPr>
+      <w:r>
+        <w:rPr>
+          <w:b/>
+          <w:bCs/>
+        </w:rPr>
+        <w:lastRenderedPageBreak/>
+        <w:t>Code e Buffer di Rete (</w:t>
+      </w:r>
+      <w:proofErr w:type="spellStart"/>
+      <w:r>
+        <w:rPr>
+          <w:b/>
+          <w:bCs/>
+        </w:rPr>
+        <w:t>Socket</w:t>
+      </w:r>
+      <w:proofErr w:type="spellEnd"/>
+      <w:r>
+        <w:rPr>
+          <w:b/>
+          <w:bCs/>
+        </w:rPr>
+        <w:t xml:space="preserve"> I/O):</w:t>
+      </w:r>
+      <w:r>
+        <w:t xml:space="preserve"> Code di byte e stream di serializzazione gestiti all'interno di </w:t>
+      </w:r>
+      <w:proofErr w:type="spellStart"/>
+      <w:r>
+        <w:t>ClientHandler</w:t>
+      </w:r>
+      <w:proofErr w:type="spellEnd"/>
+      <w:r>
+        <w:t xml:space="preserve"> e </w:t>
+      </w:r>
+      <w:proofErr w:type="spellStart"/>
+      <w:r>
+        <w:t>TcpClient</w:t>
+      </w:r>
+      <w:proofErr w:type="spellEnd"/>
+      <w:r>
+        <w:t xml:space="preserve"> per l'invio e la ricezione asincrona dei messaggi TCP.</w:t>
+      </w:r>
+    </w:p>
+    <w:p>
+      <w:r>
+        <w:br w:type="page"/>
+      </w:r>
+    </w:p>
+    <w:p/>
     <w:p>
       <w:pPr>
         <w:pStyle w:val="Titolo1"/>
         <w:spacing w:before="320" w:after="120"/>
       </w:pPr>
-    </w:p>
-    <w:p>
-      <w:pPr>
-        <w:pStyle w:val="Titolo1"/>
-        <w:spacing w:before="320" w:after="120"/>
-      </w:pPr>
-    </w:p>
-    <w:p>
-      <w:pPr>
-        <w:pStyle w:val="Titolo1"/>
-        <w:spacing w:before="320" w:after="120"/>
-      </w:pPr>
-    </w:p>
-    <w:p>
-      <w:pPr>
-        <w:rPr>
-          <w:rFonts w:asciiTheme="majorHAnsi" w:eastAsiaTheme="majorEastAsia" w:hAnsiTheme="majorHAnsi" w:cstheme="majorBidi"/>
-          <w:color w:val="0F4761" w:themeColor="accent1" w:themeShade="BF"/>
-          <w:sz w:val="40"/>
-          <w:szCs w:val="40"/>
-        </w:rPr>
-      </w:pPr>
-      <w:r>
-        <w:br w:type="page"/>
-      </w:r>
-    </w:p>
-    <w:p>
-      <w:pPr>
-        <w:pStyle w:val="Titolo1"/>
-        <w:spacing w:before="320" w:after="120"/>
-      </w:pPr>
-      <w:r>
-        <w:lastRenderedPageBreak/>
+      <w:r>
         <w:t>9</w:t>
       </w:r>
       <w:r>
@@ -5690,19 +7246,7 @@
         <w:rPr>
           <w:b/>
         </w:rPr>
-        <w:t>• Gestione p</w:t>
-      </w:r>
-      <w:r>
-        <w:rPr>
-          <w:b/>
-        </w:rPr>
-        <w:t>roiezioni</w:t>
-      </w:r>
-      <w:r>
-        <w:rPr>
-          <w:b/>
-        </w:rPr>
-        <w:t xml:space="preserve">: </w:t>
+        <w:t xml:space="preserve">• Gestione proiezioni: </w:t>
       </w:r>
       <w:r>
         <w:t>Inserimento di nuove proiezioni definendo data, ora e prezzo, con verifica automatica della non-sovrapposizione temporale con altri spettacoli.</w:t>
@@ -5737,19 +7281,7 @@
         <w:t xml:space="preserve">• Reportistica: </w:t>
       </w:r>
       <w:r>
-        <w:t>Consultazione sia del</w:t>
-      </w:r>
-      <w:r>
-        <w:t>le proiezioni</w:t>
-      </w:r>
-      <w:r>
-        <w:t xml:space="preserve"> futur</w:t>
-      </w:r>
-      <w:r>
-        <w:t>e</w:t>
-      </w:r>
-      <w:r>
-        <w:t xml:space="preserve"> sia dello storico delle proiezioni passate.</w:t>
+        <w:t>Consultazione sia delle proiezioni future sia dello storico delle proiezioni passate.</w:t>
       </w:r>
     </w:p>
     <w:p>
@@ -5770,6 +7302,7 @@
         <w:rPr>
           <w:b/>
         </w:rPr>
+        <w:lastRenderedPageBreak/>
         <w:t xml:space="preserve">• Verifica in cassa: </w:t>
       </w:r>
       <w:r>
@@ -5786,7 +7319,6 @@
         <w:rPr>
           <w:b/>
         </w:rPr>
-        <w:lastRenderedPageBreak/>
         <w:t xml:space="preserve">• Monitoraggio giornaliero: </w:t>
       </w:r>
       <w:r>
@@ -7473,10 +9005,7 @@
         <w:t>a</w:t>
       </w:r>
       <w:r>
-        <w:t>ttributi che non fanno parte dell’identificatore primario.</w:t>
-      </w:r>
-      <w:r>
-        <w:t xml:space="preserve"> </w:t>
+        <w:t xml:space="preserve">ttributi che non fanno parte dell’identificatore primario. </w:t>
       </w:r>
     </w:p>
     <w:p>
@@ -8348,6 +9877,7 @@
       <w:r>
         <w:rPr>
           <w:rFonts w:ascii="Consolas" w:hAnsi="Consolas"/>
+          <w:noProof/>
           <w:color w:val="1E325A"/>
           <w:sz w:val="17"/>
         </w:rPr>
@@ -15295,9 +16825,6 @@
     <w:p>
       <w:pPr>
         <w:spacing w:before="120" w:after="40"/>
-        <w:rPr>
-          <w:lang w:val="en-US"/>
-        </w:rPr>
       </w:pPr>
       <w:proofErr w:type="spellStart"/>
       <w:r>
@@ -15306,7 +16833,6 @@
           <w:i/>
           <w:color w:val="3C3C3C"/>
           <w:sz w:val="18"/>
-          <w:lang w:val="en-US"/>
         </w:rPr>
         <w:t>GetBookings</w:t>
       </w:r>
@@ -15317,10 +16843,106 @@
           <w:i/>
           <w:color w:val="3C3C3C"/>
           <w:sz w:val="18"/>
-          <w:lang w:val="en-US"/>
-        </w:rPr>
-        <w:t xml:space="preserve"> (per </w:t>
-      </w:r>
+        </w:rPr>
+        <w:t xml:space="preserve"> (per utente)</w:t>
+      </w:r>
+    </w:p>
+    <w:p>
+      <w:pPr>
+        <w:shd w:val="clear" w:color="auto" w:fill="F0F2F5"/>
+        <w:spacing w:before="40" w:after="200"/>
+        <w:ind w:left="288" w:right="288"/>
+      </w:pPr>
+      <w:r>
+        <w:rPr>
+          <w:rFonts w:ascii="Consolas" w:hAnsi="Consolas"/>
+          <w:color w:val="142850"/>
+          <w:sz w:val="17"/>
+        </w:rPr>
+        <w:t>SELECT * FROM public."</w:t>
+      </w:r>
+      <w:proofErr w:type="spellStart"/>
+      <w:r>
+        <w:rPr>
+          <w:rFonts w:ascii="Consolas" w:hAnsi="Consolas"/>
+          <w:color w:val="142850"/>
+          <w:sz w:val="17"/>
+        </w:rPr>
+        <w:t>Prenotazioni_pianificate</w:t>
+      </w:r>
+      <w:proofErr w:type="spellEnd"/>
+      <w:r>
+        <w:rPr>
+          <w:rFonts w:ascii="Consolas" w:hAnsi="Consolas"/>
+          <w:color w:val="142850"/>
+          <w:sz w:val="17"/>
+        </w:rPr>
+        <w:t>"</w:t>
+      </w:r>
+      <w:r>
+        <w:rPr>
+          <w:rFonts w:ascii="Consolas" w:hAnsi="Consolas"/>
+          <w:color w:val="142850"/>
+          <w:sz w:val="17"/>
+        </w:rPr>
+        <w:br/>
+        <w:t xml:space="preserve">WHERE </w:t>
+      </w:r>
+      <w:proofErr w:type="spellStart"/>
+      <w:r>
+        <w:rPr>
+          <w:rFonts w:ascii="Consolas" w:hAnsi="Consolas"/>
+          <w:color w:val="142850"/>
+          <w:sz w:val="17"/>
+        </w:rPr>
+        <w:t>id_utente</w:t>
+      </w:r>
+      <w:proofErr w:type="spellEnd"/>
+      <w:r>
+        <w:rPr>
+          <w:rFonts w:ascii="Consolas" w:hAnsi="Consolas"/>
+          <w:color w:val="142850"/>
+          <w:sz w:val="17"/>
+        </w:rPr>
+        <w:t xml:space="preserve"> </w:t>
+      </w:r>
+      <w:proofErr w:type="gramStart"/>
+      <w:r>
+        <w:rPr>
+          <w:rFonts w:ascii="Consolas" w:hAnsi="Consolas"/>
+          <w:color w:val="142850"/>
+          <w:sz w:val="17"/>
+        </w:rPr>
+        <w:t>= ?</w:t>
+      </w:r>
+      <w:proofErr w:type="gramEnd"/>
+      <w:r>
+        <w:rPr>
+          <w:rFonts w:ascii="Consolas" w:hAnsi="Consolas"/>
+          <w:color w:val="142850"/>
+          <w:sz w:val="17"/>
+        </w:rPr>
+        <w:t>;</w:t>
+      </w:r>
+    </w:p>
+    <w:p>
+      <w:pPr>
+        <w:spacing w:after="120" w:line="276" w:lineRule="auto"/>
+      </w:pPr>
+      <w:r>
+        <w:rPr>
+          <w:b/>
+        </w:rPr>
+        <w:t xml:space="preserve">Ricerca prenotazioni (Bigliettaio): </w:t>
+      </w:r>
+      <w:r>
+        <w:t>Ricerca prenotazioni con filtri multipli opzionali (per il Bigliettaio):</w:t>
+      </w:r>
+    </w:p>
+    <w:p>
+      <w:pPr>
+        <w:spacing w:before="120" w:after="40"/>
+      </w:pPr>
       <w:proofErr w:type="spellStart"/>
       <w:r>
         <w:rPr>
@@ -15328,9 +16950,8 @@
           <w:i/>
           <w:color w:val="3C3C3C"/>
           <w:sz w:val="18"/>
-          <w:lang w:val="en-US"/>
-        </w:rPr>
-        <w:t>utente</w:t>
+        </w:rPr>
+        <w:t>GetBookings</w:t>
       </w:r>
       <w:proofErr w:type="spellEnd"/>
       <w:r>
@@ -15339,9 +16960,8 @@
           <w:i/>
           <w:color w:val="3C3C3C"/>
           <w:sz w:val="18"/>
-          <w:lang w:val="en-US"/>
-        </w:rPr>
-        <w:t>)</w:t>
+        </w:rPr>
+        <w:t xml:space="preserve"> (ricerca con filtri)</w:t>
       </w:r>
     </w:p>
     <w:p>
@@ -15349,16 +16969,12 @@
         <w:shd w:val="clear" w:color="auto" w:fill="F0F2F5"/>
         <w:spacing w:before="40" w:after="200"/>
         <w:ind w:left="288" w:right="288"/>
-        <w:rPr>
-          <w:lang w:val="en-US"/>
-        </w:rPr>
-      </w:pPr>
-      <w:r>
-        <w:rPr>
-          <w:rFonts w:ascii="Consolas" w:hAnsi="Consolas"/>
-          <w:color w:val="142850"/>
-          <w:sz w:val="17"/>
-          <w:lang w:val="en-US"/>
+      </w:pPr>
+      <w:r>
+        <w:rPr>
+          <w:rFonts w:ascii="Consolas" w:hAnsi="Consolas"/>
+          <w:color w:val="142850"/>
+          <w:sz w:val="17"/>
         </w:rPr>
         <w:t>SELECT * FROM public."</w:t>
       </w:r>
@@ -15368,7 +16984,6 @@
           <w:rFonts w:ascii="Consolas" w:hAnsi="Consolas"/>
           <w:color w:val="142850"/>
           <w:sz w:val="17"/>
-          <w:lang w:val="en-US"/>
         </w:rPr>
         <w:t>Prenotazioni_pianificate</w:t>
       </w:r>
@@ -15378,7 +16993,6 @@
           <w:rFonts w:ascii="Consolas" w:hAnsi="Consolas"/>
           <w:color w:val="142850"/>
           <w:sz w:val="17"/>
-          <w:lang w:val="en-US"/>
         </w:rPr>
         <w:t>"</w:t>
       </w:r>
@@ -15387,30 +17001,36 @@
           <w:rFonts w:ascii="Consolas" w:hAnsi="Consolas"/>
           <w:color w:val="142850"/>
           <w:sz w:val="17"/>
-          <w:lang w:val="en-US"/>
         </w:rPr>
         <w:br/>
-        <w:t xml:space="preserve">WHERE </w:t>
-      </w:r>
-      <w:proofErr w:type="spellStart"/>
-      <w:r>
-        <w:rPr>
-          <w:rFonts w:ascii="Consolas" w:hAnsi="Consolas"/>
-          <w:color w:val="142850"/>
-          <w:sz w:val="17"/>
-          <w:lang w:val="en-US"/>
-        </w:rPr>
-        <w:t>id_utente</w:t>
-      </w:r>
-      <w:proofErr w:type="spellEnd"/>
-      <w:r>
-        <w:rPr>
-          <w:rFonts w:ascii="Consolas" w:hAnsi="Consolas"/>
-          <w:color w:val="142850"/>
-          <w:sz w:val="17"/>
-          <w:lang w:val="en-US"/>
-        </w:rPr>
-        <w:t xml:space="preserve"> </w:t>
+        <w:t>-- Filtri opzionali aggiunti dinamicamente:</w:t>
+      </w:r>
+      <w:r>
+        <w:rPr>
+          <w:rFonts w:ascii="Consolas" w:hAnsi="Consolas"/>
+          <w:color w:val="142850"/>
+          <w:sz w:val="17"/>
+        </w:rPr>
+        <w:br/>
+        <w:t xml:space="preserve">-- AND </w:t>
+      </w:r>
+      <w:proofErr w:type="spellStart"/>
+      <w:r>
+        <w:rPr>
+          <w:rFonts w:ascii="Consolas" w:hAnsi="Consolas"/>
+          <w:color w:val="142850"/>
+          <w:sz w:val="17"/>
+        </w:rPr>
+        <w:t>id_prenotazione</w:t>
+      </w:r>
+      <w:proofErr w:type="spellEnd"/>
+      <w:r>
+        <w:rPr>
+          <w:rFonts w:ascii="Consolas" w:hAnsi="Consolas"/>
+          <w:color w:val="142850"/>
+          <w:sz w:val="17"/>
+        </w:rPr>
+        <w:t xml:space="preserve">    </w:t>
       </w:r>
       <w:proofErr w:type="gramStart"/>
       <w:r>
@@ -15418,7 +17038,6 @@
           <w:rFonts w:ascii="Consolas" w:hAnsi="Consolas"/>
           <w:color w:val="142850"/>
           <w:sz w:val="17"/>
-          <w:lang w:val="en-US"/>
         </w:rPr>
         <w:t>= ?</w:t>
       </w:r>
@@ -15428,9 +17047,197 @@
           <w:rFonts w:ascii="Consolas" w:hAnsi="Consolas"/>
           <w:color w:val="142850"/>
           <w:sz w:val="17"/>
-          <w:lang w:val="en-US"/>
-        </w:rPr>
-        <w:t>;</w:t>
+        </w:rPr>
+        <w:t xml:space="preserve">     (codice univoco)</w:t>
+      </w:r>
+      <w:r>
+        <w:rPr>
+          <w:rFonts w:ascii="Consolas" w:hAnsi="Consolas"/>
+          <w:color w:val="142850"/>
+          <w:sz w:val="17"/>
+        </w:rPr>
+        <w:br/>
+        <w:t xml:space="preserve">-- AND nome               </w:t>
+      </w:r>
+      <w:proofErr w:type="gramStart"/>
+      <w:r>
+        <w:rPr>
+          <w:rFonts w:ascii="Consolas" w:hAnsi="Consolas"/>
+          <w:color w:val="142850"/>
+          <w:sz w:val="17"/>
+        </w:rPr>
+        <w:t>ILIKE ?</w:t>
+      </w:r>
+      <w:proofErr w:type="gramEnd"/>
+      <w:r>
+        <w:rPr>
+          <w:rFonts w:ascii="Consolas" w:hAnsi="Consolas"/>
+          <w:color w:val="142850"/>
+          <w:sz w:val="17"/>
+        </w:rPr>
+        <w:t xml:space="preserve"> (nome cliente parziale)</w:t>
+      </w:r>
+      <w:r>
+        <w:rPr>
+          <w:rFonts w:ascii="Consolas" w:hAnsi="Consolas"/>
+          <w:color w:val="142850"/>
+          <w:sz w:val="17"/>
+        </w:rPr>
+        <w:br/>
+        <w:t xml:space="preserve">-- AND cognome            </w:t>
+      </w:r>
+      <w:proofErr w:type="gramStart"/>
+      <w:r>
+        <w:rPr>
+          <w:rFonts w:ascii="Consolas" w:hAnsi="Consolas"/>
+          <w:color w:val="142850"/>
+          <w:sz w:val="17"/>
+        </w:rPr>
+        <w:t>ILIKE ?</w:t>
+      </w:r>
+      <w:proofErr w:type="gramEnd"/>
+      <w:r>
+        <w:rPr>
+          <w:rFonts w:ascii="Consolas" w:hAnsi="Consolas"/>
+          <w:color w:val="142850"/>
+          <w:sz w:val="17"/>
+        </w:rPr>
+        <w:t xml:space="preserve"> (cognome cliente parziale)</w:t>
+      </w:r>
+      <w:r>
+        <w:rPr>
+          <w:rFonts w:ascii="Consolas" w:hAnsi="Consolas"/>
+          <w:color w:val="142850"/>
+          <w:sz w:val="17"/>
+        </w:rPr>
+        <w:br/>
+        <w:t xml:space="preserve">-- AND </w:t>
+      </w:r>
+      <w:proofErr w:type="spellStart"/>
+      <w:r>
+        <w:rPr>
+          <w:rFonts w:ascii="Consolas" w:hAnsi="Consolas"/>
+          <w:color w:val="142850"/>
+          <w:sz w:val="17"/>
+        </w:rPr>
+        <w:t>titolofilm</w:t>
+      </w:r>
+      <w:proofErr w:type="spellEnd"/>
+      <w:r>
+        <w:rPr>
+          <w:rFonts w:ascii="Consolas" w:hAnsi="Consolas"/>
+          <w:color w:val="142850"/>
+          <w:sz w:val="17"/>
+        </w:rPr>
+        <w:t xml:space="preserve">         </w:t>
+      </w:r>
+      <w:proofErr w:type="gramStart"/>
+      <w:r>
+        <w:rPr>
+          <w:rFonts w:ascii="Consolas" w:hAnsi="Consolas"/>
+          <w:color w:val="142850"/>
+          <w:sz w:val="17"/>
+        </w:rPr>
+        <w:t>ILIKE ?</w:t>
+      </w:r>
+      <w:proofErr w:type="gramEnd"/>
+      <w:r>
+        <w:rPr>
+          <w:rFonts w:ascii="Consolas" w:hAnsi="Consolas"/>
+          <w:color w:val="142850"/>
+          <w:sz w:val="17"/>
+        </w:rPr>
+        <w:t xml:space="preserve"> (titolo film parziale)</w:t>
+      </w:r>
+      <w:r>
+        <w:rPr>
+          <w:rFonts w:ascii="Consolas" w:hAnsi="Consolas"/>
+          <w:color w:val="142850"/>
+          <w:sz w:val="17"/>
+        </w:rPr>
+        <w:br/>
+        <w:t xml:space="preserve">-- AND </w:t>
+      </w:r>
+      <w:proofErr w:type="spellStart"/>
+      <w:r>
+        <w:rPr>
+          <w:rFonts w:ascii="Consolas" w:hAnsi="Consolas"/>
+          <w:color w:val="142850"/>
+          <w:sz w:val="17"/>
+        </w:rPr>
+        <w:t>data_ora_proiezione</w:t>
+      </w:r>
+      <w:proofErr w:type="spellEnd"/>
+      <w:r>
+        <w:rPr>
+          <w:rFonts w:ascii="Consolas" w:hAnsi="Consolas"/>
+          <w:color w:val="142850"/>
+          <w:sz w:val="17"/>
+        </w:rPr>
+        <w:t xml:space="preserve"> &gt;</w:t>
+      </w:r>
+      <w:proofErr w:type="gramStart"/>
+      <w:r>
+        <w:rPr>
+          <w:rFonts w:ascii="Consolas" w:hAnsi="Consolas"/>
+          <w:color w:val="142850"/>
+          <w:sz w:val="17"/>
+        </w:rPr>
+        <w:t>= ?</w:t>
+      </w:r>
+      <w:proofErr w:type="gramEnd"/>
+      <w:r>
+        <w:rPr>
+          <w:rFonts w:ascii="Consolas" w:hAnsi="Consolas"/>
+          <w:color w:val="142850"/>
+          <w:sz w:val="17"/>
+        </w:rPr>
+        <w:t xml:space="preserve">   (data inizio)</w:t>
+      </w:r>
+      <w:r>
+        <w:rPr>
+          <w:rFonts w:ascii="Consolas" w:hAnsi="Consolas"/>
+          <w:color w:val="142850"/>
+          <w:sz w:val="17"/>
+        </w:rPr>
+        <w:br/>
+        <w:t xml:space="preserve">-- AND </w:t>
+      </w:r>
+      <w:proofErr w:type="spellStart"/>
+      <w:r>
+        <w:rPr>
+          <w:rFonts w:ascii="Consolas" w:hAnsi="Consolas"/>
+          <w:color w:val="142850"/>
+          <w:sz w:val="17"/>
+        </w:rPr>
+        <w:t>data_ora_proiezione</w:t>
+      </w:r>
+      <w:proofErr w:type="spellEnd"/>
+      <w:r>
+        <w:rPr>
+          <w:rFonts w:ascii="Consolas" w:hAnsi="Consolas"/>
+          <w:color w:val="142850"/>
+          <w:sz w:val="17"/>
+        </w:rPr>
+        <w:t xml:space="preserve"> &lt;</w:t>
+      </w:r>
+      <w:proofErr w:type="gramStart"/>
+      <w:r>
+        <w:rPr>
+          <w:rFonts w:ascii="Consolas" w:hAnsi="Consolas"/>
+          <w:color w:val="142850"/>
+          <w:sz w:val="17"/>
+        </w:rPr>
+        <w:t>= ?</w:t>
+      </w:r>
+      <w:proofErr w:type="gramEnd"/>
+      <w:r>
+        <w:rPr>
+          <w:rFonts w:ascii="Consolas" w:hAnsi="Consolas"/>
+          <w:color w:val="142850"/>
+          <w:sz w:val="17"/>
+        </w:rPr>
+        <w:t xml:space="preserve">   (data fine)</w:t>
       </w:r>
     </w:p>
     <w:p>
@@ -15441,15 +17248,18 @@
         <w:rPr>
           <w:b/>
         </w:rPr>
-        <w:t xml:space="preserve">Ricerca prenotazioni (Bigliettaio): </w:t>
-      </w:r>
-      <w:r>
-        <w:t>Ricerca prenotazioni con filtri multipli opzionali (per il Bigliettaio):</w:t>
+        <w:t xml:space="preserve">Prenotazioni odierne: </w:t>
+      </w:r>
+      <w:r>
+        <w:t>Recupero prenotazioni degli spettacoli del giorno corrente:</w:t>
       </w:r>
     </w:p>
     <w:p>
       <w:pPr>
         <w:spacing w:before="120" w:after="40"/>
+        <w:rPr>
+          <w:lang w:val="en-US"/>
+        </w:rPr>
       </w:pPr>
       <w:proofErr w:type="spellStart"/>
       <w:r>
@@ -15458,10 +17268,150 @@
           <w:i/>
           <w:color w:val="3C3C3C"/>
           <w:sz w:val="18"/>
-        </w:rPr>
-        <w:t>GetBookings</w:t>
-      </w:r>
-      <w:proofErr w:type="spellEnd"/>
+          <w:lang w:val="en-US"/>
+        </w:rPr>
+        <w:t>GetBookingsCurrentDay</w:t>
+      </w:r>
+      <w:proofErr w:type="spellEnd"/>
+    </w:p>
+    <w:p>
+      <w:pPr>
+        <w:shd w:val="clear" w:color="auto" w:fill="F0F2F5"/>
+        <w:spacing w:before="40" w:after="200"/>
+        <w:ind w:left="288" w:right="288"/>
+        <w:rPr>
+          <w:lang w:val="en-US"/>
+        </w:rPr>
+      </w:pPr>
+      <w:r>
+        <w:rPr>
+          <w:rFonts w:ascii="Consolas" w:hAnsi="Consolas"/>
+          <w:color w:val="142850"/>
+          <w:sz w:val="17"/>
+          <w:lang w:val="en-US"/>
+        </w:rPr>
+        <w:t>SELECT * FROM public."</w:t>
+      </w:r>
+      <w:proofErr w:type="spellStart"/>
+      <w:r>
+        <w:rPr>
+          <w:rFonts w:ascii="Consolas" w:hAnsi="Consolas"/>
+          <w:color w:val="142850"/>
+          <w:sz w:val="17"/>
+          <w:lang w:val="en-US"/>
+        </w:rPr>
+        <w:t>Prenotazioni_pianificate</w:t>
+      </w:r>
+      <w:proofErr w:type="spellEnd"/>
+      <w:r>
+        <w:rPr>
+          <w:rFonts w:ascii="Consolas" w:hAnsi="Consolas"/>
+          <w:color w:val="142850"/>
+          <w:sz w:val="17"/>
+          <w:lang w:val="en-US"/>
+        </w:rPr>
+        <w:t>"</w:t>
+      </w:r>
+      <w:r>
+        <w:rPr>
+          <w:rFonts w:ascii="Consolas" w:hAnsi="Consolas"/>
+          <w:color w:val="142850"/>
+          <w:sz w:val="17"/>
+          <w:lang w:val="en-US"/>
+        </w:rPr>
+        <w:br/>
+        <w:t xml:space="preserve">WHERE </w:t>
+      </w:r>
+      <w:proofErr w:type="spellStart"/>
+      <w:r>
+        <w:rPr>
+          <w:rFonts w:ascii="Consolas" w:hAnsi="Consolas"/>
+          <w:color w:val="142850"/>
+          <w:sz w:val="17"/>
+          <w:lang w:val="en-US"/>
+        </w:rPr>
+        <w:t>data_ora_proiezione</w:t>
+      </w:r>
+      <w:proofErr w:type="spellEnd"/>
+      <w:r>
+        <w:rPr>
+          <w:rFonts w:ascii="Consolas" w:hAnsi="Consolas"/>
+          <w:color w:val="142850"/>
+          <w:sz w:val="17"/>
+          <w:lang w:val="en-US"/>
+        </w:rPr>
+        <w:t xml:space="preserve"> &gt;= CURRENT_DATE</w:t>
+      </w:r>
+      <w:r>
+        <w:rPr>
+          <w:rFonts w:ascii="Consolas" w:hAnsi="Consolas"/>
+          <w:color w:val="142850"/>
+          <w:sz w:val="17"/>
+          <w:lang w:val="en-US"/>
+        </w:rPr>
+        <w:br/>
+        <w:t xml:space="preserve">  AND </w:t>
+      </w:r>
+      <w:proofErr w:type="spellStart"/>
+      <w:r>
+        <w:rPr>
+          <w:rFonts w:ascii="Consolas" w:hAnsi="Consolas"/>
+          <w:color w:val="142850"/>
+          <w:sz w:val="17"/>
+          <w:lang w:val="en-US"/>
+        </w:rPr>
+        <w:t>data_ora_proiezione</w:t>
+      </w:r>
+      <w:proofErr w:type="spellEnd"/>
+      <w:r>
+        <w:rPr>
+          <w:rFonts w:ascii="Consolas" w:hAnsi="Consolas"/>
+          <w:color w:val="142850"/>
+          <w:sz w:val="17"/>
+          <w:lang w:val="en-US"/>
+        </w:rPr>
+        <w:t xml:space="preserve"> </w:t>
+      </w:r>
+      <w:proofErr w:type="gramStart"/>
+      <w:r>
+        <w:rPr>
+          <w:rFonts w:ascii="Consolas" w:hAnsi="Consolas"/>
+          <w:color w:val="142850"/>
+          <w:sz w:val="17"/>
+          <w:lang w:val="en-US"/>
+        </w:rPr>
+        <w:t>&lt;  CURRENT</w:t>
+      </w:r>
+      <w:proofErr w:type="gramEnd"/>
+      <w:r>
+        <w:rPr>
+          <w:rFonts w:ascii="Consolas" w:hAnsi="Consolas"/>
+          <w:color w:val="142850"/>
+          <w:sz w:val="17"/>
+          <w:lang w:val="en-US"/>
+        </w:rPr>
+        <w:t>_DATE + INTERVAL '1 day';</w:t>
+      </w:r>
+    </w:p>
+    <w:p>
+      <w:pPr>
+        <w:spacing w:after="120" w:line="276" w:lineRule="auto"/>
+      </w:pPr>
+      <w:r>
+        <w:rPr>
+          <w:b/>
+        </w:rPr>
+        <w:t xml:space="preserve">Nuova prenotazione: </w:t>
+      </w:r>
+      <w:r>
+        <w:t>Creazione di una nuova prenotazione:</w:t>
+      </w:r>
+    </w:p>
+    <w:p>
+      <w:pPr>
+        <w:spacing w:before="120" w:after="40"/>
+      </w:pPr>
+      <w:proofErr w:type="spellStart"/>
       <w:r>
         <w:rPr>
           <w:b/>
@@ -15469,354 +17419,48 @@
           <w:color w:val="3C3C3C"/>
           <w:sz w:val="18"/>
         </w:rPr>
-        <w:t xml:space="preserve"> (ricerca con filtri)</w:t>
-      </w:r>
-    </w:p>
-    <w:p>
-      <w:pPr>
-        <w:shd w:val="clear" w:color="auto" w:fill="F0F2F5"/>
-        <w:spacing w:before="40" w:after="200"/>
-        <w:ind w:left="288" w:right="288"/>
-      </w:pPr>
-      <w:r>
-        <w:rPr>
-          <w:rFonts w:ascii="Consolas" w:hAnsi="Consolas"/>
-          <w:color w:val="142850"/>
-          <w:sz w:val="17"/>
-        </w:rPr>
-        <w:t>SELECT * FROM public."</w:t>
-      </w:r>
-      <w:proofErr w:type="spellStart"/>
-      <w:r>
-        <w:rPr>
-          <w:rFonts w:ascii="Consolas" w:hAnsi="Consolas"/>
-          <w:color w:val="142850"/>
-          <w:sz w:val="17"/>
-        </w:rPr>
-        <w:t>Prenotazioni_pianificate</w:t>
-      </w:r>
-      <w:proofErr w:type="spellEnd"/>
-      <w:r>
-        <w:rPr>
-          <w:rFonts w:ascii="Consolas" w:hAnsi="Consolas"/>
-          <w:color w:val="142850"/>
-          <w:sz w:val="17"/>
-        </w:rPr>
-        <w:t>"</w:t>
-      </w:r>
-      <w:r>
-        <w:rPr>
-          <w:rFonts w:ascii="Consolas" w:hAnsi="Consolas"/>
-          <w:color w:val="142850"/>
-          <w:sz w:val="17"/>
-        </w:rPr>
-        <w:br/>
-        <w:t>-- Filtri opzionali aggiunti dinamicamente:</w:t>
-      </w:r>
-      <w:r>
-        <w:rPr>
-          <w:rFonts w:ascii="Consolas" w:hAnsi="Consolas"/>
-          <w:color w:val="142850"/>
-          <w:sz w:val="17"/>
-        </w:rPr>
-        <w:br/>
-        <w:t xml:space="preserve">-- AND </w:t>
-      </w:r>
-      <w:proofErr w:type="spellStart"/>
-      <w:r>
-        <w:rPr>
-          <w:rFonts w:ascii="Consolas" w:hAnsi="Consolas"/>
-          <w:color w:val="142850"/>
-          <w:sz w:val="17"/>
-        </w:rPr>
-        <w:t>id_prenotazione</w:t>
-      </w:r>
-      <w:proofErr w:type="spellEnd"/>
-      <w:r>
-        <w:rPr>
-          <w:rFonts w:ascii="Consolas" w:hAnsi="Consolas"/>
-          <w:color w:val="142850"/>
-          <w:sz w:val="17"/>
-        </w:rPr>
-        <w:t xml:space="preserve">    </w:t>
-      </w:r>
-      <w:proofErr w:type="gramStart"/>
-      <w:r>
-        <w:rPr>
-          <w:rFonts w:ascii="Consolas" w:hAnsi="Consolas"/>
-          <w:color w:val="142850"/>
-          <w:sz w:val="17"/>
-        </w:rPr>
-        <w:t>= ?</w:t>
-      </w:r>
-      <w:proofErr w:type="gramEnd"/>
-      <w:r>
-        <w:rPr>
-          <w:rFonts w:ascii="Consolas" w:hAnsi="Consolas"/>
-          <w:color w:val="142850"/>
-          <w:sz w:val="17"/>
-        </w:rPr>
-        <w:t xml:space="preserve">     (codice univoco)</w:t>
-      </w:r>
-      <w:r>
-        <w:rPr>
-          <w:rFonts w:ascii="Consolas" w:hAnsi="Consolas"/>
-          <w:color w:val="142850"/>
-          <w:sz w:val="17"/>
-        </w:rPr>
-        <w:br/>
-        <w:t xml:space="preserve">-- AND nome               </w:t>
-      </w:r>
-      <w:proofErr w:type="gramStart"/>
-      <w:r>
-        <w:rPr>
-          <w:rFonts w:ascii="Consolas" w:hAnsi="Consolas"/>
-          <w:color w:val="142850"/>
-          <w:sz w:val="17"/>
-        </w:rPr>
-        <w:t>ILIKE ?</w:t>
-      </w:r>
-      <w:proofErr w:type="gramEnd"/>
-      <w:r>
-        <w:rPr>
-          <w:rFonts w:ascii="Consolas" w:hAnsi="Consolas"/>
-          <w:color w:val="142850"/>
-          <w:sz w:val="17"/>
-        </w:rPr>
-        <w:t xml:space="preserve"> (nome cliente parziale)</w:t>
-      </w:r>
-      <w:r>
-        <w:rPr>
-          <w:rFonts w:ascii="Consolas" w:hAnsi="Consolas"/>
-          <w:color w:val="142850"/>
-          <w:sz w:val="17"/>
-        </w:rPr>
-        <w:br/>
-        <w:t xml:space="preserve">-- AND cognome            </w:t>
-      </w:r>
-      <w:proofErr w:type="gramStart"/>
-      <w:r>
-        <w:rPr>
-          <w:rFonts w:ascii="Consolas" w:hAnsi="Consolas"/>
-          <w:color w:val="142850"/>
-          <w:sz w:val="17"/>
-        </w:rPr>
-        <w:t>ILIKE ?</w:t>
-      </w:r>
-      <w:proofErr w:type="gramEnd"/>
-      <w:r>
-        <w:rPr>
-          <w:rFonts w:ascii="Consolas" w:hAnsi="Consolas"/>
-          <w:color w:val="142850"/>
-          <w:sz w:val="17"/>
-        </w:rPr>
-        <w:t xml:space="preserve"> (cognome cliente parziale)</w:t>
-      </w:r>
-      <w:r>
-        <w:rPr>
-          <w:rFonts w:ascii="Consolas" w:hAnsi="Consolas"/>
-          <w:color w:val="142850"/>
-          <w:sz w:val="17"/>
-        </w:rPr>
-        <w:br/>
-        <w:t xml:space="preserve">-- AND </w:t>
-      </w:r>
-      <w:proofErr w:type="spellStart"/>
-      <w:r>
-        <w:rPr>
-          <w:rFonts w:ascii="Consolas" w:hAnsi="Consolas"/>
-          <w:color w:val="142850"/>
-          <w:sz w:val="17"/>
-        </w:rPr>
-        <w:t>titolofilm</w:t>
-      </w:r>
-      <w:proofErr w:type="spellEnd"/>
-      <w:r>
-        <w:rPr>
-          <w:rFonts w:ascii="Consolas" w:hAnsi="Consolas"/>
-          <w:color w:val="142850"/>
-          <w:sz w:val="17"/>
-        </w:rPr>
-        <w:t xml:space="preserve">         </w:t>
-      </w:r>
-      <w:proofErr w:type="gramStart"/>
-      <w:r>
-        <w:rPr>
-          <w:rFonts w:ascii="Consolas" w:hAnsi="Consolas"/>
-          <w:color w:val="142850"/>
-          <w:sz w:val="17"/>
-        </w:rPr>
-        <w:t>ILIKE ?</w:t>
-      </w:r>
-      <w:proofErr w:type="gramEnd"/>
-      <w:r>
-        <w:rPr>
-          <w:rFonts w:ascii="Consolas" w:hAnsi="Consolas"/>
-          <w:color w:val="142850"/>
-          <w:sz w:val="17"/>
-        </w:rPr>
-        <w:t xml:space="preserve"> (titolo film parziale)</w:t>
-      </w:r>
-      <w:r>
-        <w:rPr>
-          <w:rFonts w:ascii="Consolas" w:hAnsi="Consolas"/>
-          <w:color w:val="142850"/>
-          <w:sz w:val="17"/>
-        </w:rPr>
-        <w:br/>
-        <w:t xml:space="preserve">-- AND </w:t>
-      </w:r>
-      <w:proofErr w:type="spellStart"/>
-      <w:r>
-        <w:rPr>
-          <w:rFonts w:ascii="Consolas" w:hAnsi="Consolas"/>
-          <w:color w:val="142850"/>
-          <w:sz w:val="17"/>
-        </w:rPr>
-        <w:t>data_ora_proiezione</w:t>
-      </w:r>
-      <w:proofErr w:type="spellEnd"/>
-      <w:r>
-        <w:rPr>
-          <w:rFonts w:ascii="Consolas" w:hAnsi="Consolas"/>
-          <w:color w:val="142850"/>
-          <w:sz w:val="17"/>
-        </w:rPr>
-        <w:t xml:space="preserve"> &gt;</w:t>
-      </w:r>
-      <w:proofErr w:type="gramStart"/>
-      <w:r>
-        <w:rPr>
-          <w:rFonts w:ascii="Consolas" w:hAnsi="Consolas"/>
-          <w:color w:val="142850"/>
-          <w:sz w:val="17"/>
-        </w:rPr>
-        <w:t>= ?</w:t>
-      </w:r>
-      <w:proofErr w:type="gramEnd"/>
-      <w:r>
-        <w:rPr>
-          <w:rFonts w:ascii="Consolas" w:hAnsi="Consolas"/>
-          <w:color w:val="142850"/>
-          <w:sz w:val="17"/>
-        </w:rPr>
-        <w:t xml:space="preserve">   (data inizio)</w:t>
-      </w:r>
-      <w:r>
-        <w:rPr>
-          <w:rFonts w:ascii="Consolas" w:hAnsi="Consolas"/>
-          <w:color w:val="142850"/>
-          <w:sz w:val="17"/>
-        </w:rPr>
-        <w:br/>
-        <w:t xml:space="preserve">-- AND </w:t>
-      </w:r>
-      <w:proofErr w:type="spellStart"/>
-      <w:r>
-        <w:rPr>
-          <w:rFonts w:ascii="Consolas" w:hAnsi="Consolas"/>
-          <w:color w:val="142850"/>
-          <w:sz w:val="17"/>
-        </w:rPr>
-        <w:t>data_ora_proiezione</w:t>
-      </w:r>
-      <w:proofErr w:type="spellEnd"/>
-      <w:r>
-        <w:rPr>
-          <w:rFonts w:ascii="Consolas" w:hAnsi="Consolas"/>
-          <w:color w:val="142850"/>
-          <w:sz w:val="17"/>
-        </w:rPr>
-        <w:t xml:space="preserve"> &lt;</w:t>
-      </w:r>
-      <w:proofErr w:type="gramStart"/>
-      <w:r>
-        <w:rPr>
-          <w:rFonts w:ascii="Consolas" w:hAnsi="Consolas"/>
-          <w:color w:val="142850"/>
-          <w:sz w:val="17"/>
-        </w:rPr>
-        <w:t>= ?</w:t>
-      </w:r>
-      <w:proofErr w:type="gramEnd"/>
-      <w:r>
-        <w:rPr>
-          <w:rFonts w:ascii="Consolas" w:hAnsi="Consolas"/>
-          <w:color w:val="142850"/>
-          <w:sz w:val="17"/>
-        </w:rPr>
-        <w:t xml:space="preserve">   (data fine)</w:t>
-      </w:r>
-    </w:p>
-    <w:p>
-      <w:pPr>
-        <w:spacing w:after="120" w:line="276" w:lineRule="auto"/>
-      </w:pPr>
-      <w:r>
-        <w:rPr>
-          <w:b/>
-        </w:rPr>
-        <w:t xml:space="preserve">Prenotazioni odierne: </w:t>
-      </w:r>
-      <w:r>
-        <w:t>Recupero prenotazioni degli spettacoli del giorno corrente:</w:t>
-      </w:r>
-    </w:p>
-    <w:p>
-      <w:pPr>
-        <w:spacing w:before="120" w:after="40"/>
-        <w:rPr>
-          <w:lang w:val="en-US"/>
-        </w:rPr>
-      </w:pPr>
-      <w:proofErr w:type="spellStart"/>
+        <w:t>StoreBooking</w:t>
+      </w:r>
+      <w:proofErr w:type="spellEnd"/>
       <w:r>
         <w:rPr>
           <w:b/>
           <w:i/>
           <w:color w:val="3C3C3C"/>
           <w:sz w:val="18"/>
-          <w:lang w:val="en-US"/>
-        </w:rPr>
-        <w:t>GetBookingsCurrentDay</w:t>
-      </w:r>
-      <w:proofErr w:type="spellEnd"/>
+        </w:rPr>
+        <w:t xml:space="preserve"> (INSERT)</w:t>
+      </w:r>
     </w:p>
     <w:p>
       <w:pPr>
         <w:shd w:val="clear" w:color="auto" w:fill="F0F2F5"/>
         <w:spacing w:before="40" w:after="200"/>
         <w:ind w:left="288" w:right="288"/>
-        <w:rPr>
-          <w:lang w:val="en-US"/>
-        </w:rPr>
-      </w:pPr>
-      <w:r>
-        <w:rPr>
-          <w:rFonts w:ascii="Consolas" w:hAnsi="Consolas"/>
-          <w:color w:val="142850"/>
-          <w:sz w:val="17"/>
-          <w:lang w:val="en-US"/>
-        </w:rPr>
-        <w:t>SELECT * FROM public."</w:t>
-      </w:r>
-      <w:proofErr w:type="spellStart"/>
-      <w:r>
-        <w:rPr>
-          <w:rFonts w:ascii="Consolas" w:hAnsi="Consolas"/>
-          <w:color w:val="142850"/>
-          <w:sz w:val="17"/>
-          <w:lang w:val="en-US"/>
-        </w:rPr>
-        <w:t>Prenotazioni_pianificate</w:t>
-      </w:r>
-      <w:proofErr w:type="spellEnd"/>
-      <w:r>
-        <w:rPr>
-          <w:rFonts w:ascii="Consolas" w:hAnsi="Consolas"/>
-          <w:color w:val="142850"/>
-          <w:sz w:val="17"/>
-          <w:lang w:val="en-US"/>
+      </w:pPr>
+      <w:r>
+        <w:rPr>
+          <w:rFonts w:ascii="Consolas" w:hAnsi="Consolas"/>
+          <w:color w:val="142850"/>
+          <w:sz w:val="17"/>
+        </w:rPr>
+        <w:t xml:space="preserve">INSERT INTO </w:t>
+      </w:r>
+      <w:proofErr w:type="spellStart"/>
+      <w:r>
+        <w:rPr>
+          <w:rFonts w:ascii="Consolas" w:hAnsi="Consolas"/>
+          <w:color w:val="142850"/>
+          <w:sz w:val="17"/>
+        </w:rPr>
+        <w:t>public."Prenotazioni</w:t>
+      </w:r>
+      <w:proofErr w:type="spellEnd"/>
+      <w:r>
+        <w:rPr>
+          <w:rFonts w:ascii="Consolas" w:hAnsi="Consolas"/>
+          <w:color w:val="142850"/>
+          <w:sz w:val="17"/>
         </w:rPr>
         <w:t>"</w:t>
       </w:r>
@@ -15825,60 +17469,82 @@
           <w:rFonts w:ascii="Consolas" w:hAnsi="Consolas"/>
           <w:color w:val="142850"/>
           <w:sz w:val="17"/>
-          <w:lang w:val="en-US"/>
         </w:rPr>
         <w:br/>
-        <w:t xml:space="preserve">WHERE </w:t>
-      </w:r>
-      <w:proofErr w:type="spellStart"/>
-      <w:r>
-        <w:rPr>
-          <w:rFonts w:ascii="Consolas" w:hAnsi="Consolas"/>
-          <w:color w:val="142850"/>
-          <w:sz w:val="17"/>
-          <w:lang w:val="en-US"/>
-        </w:rPr>
-        <w:t>data_ora_proiezione</w:t>
-      </w:r>
-      <w:proofErr w:type="spellEnd"/>
-      <w:r>
-        <w:rPr>
-          <w:rFonts w:ascii="Consolas" w:hAnsi="Consolas"/>
-          <w:color w:val="142850"/>
-          <w:sz w:val="17"/>
-          <w:lang w:val="en-US"/>
-        </w:rPr>
-        <w:t xml:space="preserve"> &gt;= CURRENT_DATE</w:t>
-      </w:r>
-      <w:r>
-        <w:rPr>
-          <w:rFonts w:ascii="Consolas" w:hAnsi="Consolas"/>
-          <w:color w:val="142850"/>
-          <w:sz w:val="17"/>
-          <w:lang w:val="en-US"/>
+        <w:t xml:space="preserve"> </w:t>
+      </w:r>
+      <w:proofErr w:type="gramStart"/>
+      <w:r>
+        <w:rPr>
+          <w:rFonts w:ascii="Consolas" w:hAnsi="Consolas"/>
+          <w:color w:val="142850"/>
+          <w:sz w:val="17"/>
+        </w:rPr>
+        <w:t xml:space="preserve">   (</w:t>
+      </w:r>
+      <w:proofErr w:type="spellStart"/>
+      <w:proofErr w:type="gramEnd"/>
+      <w:r>
+        <w:rPr>
+          <w:rFonts w:ascii="Consolas" w:hAnsi="Consolas"/>
+          <w:color w:val="142850"/>
+          <w:sz w:val="17"/>
+        </w:rPr>
+        <w:t>id_utente</w:t>
+      </w:r>
+      <w:proofErr w:type="spellEnd"/>
+      <w:r>
+        <w:rPr>
+          <w:rFonts w:ascii="Consolas" w:hAnsi="Consolas"/>
+          <w:color w:val="142850"/>
+          <w:sz w:val="17"/>
+        </w:rPr>
+        <w:t xml:space="preserve">, </w:t>
+      </w:r>
+      <w:proofErr w:type="spellStart"/>
+      <w:r>
+        <w:rPr>
+          <w:rFonts w:ascii="Consolas" w:hAnsi="Consolas"/>
+          <w:color w:val="142850"/>
+          <w:sz w:val="17"/>
+        </w:rPr>
+        <w:t>id_proiezione</w:t>
+      </w:r>
+      <w:proofErr w:type="spellEnd"/>
+      <w:r>
+        <w:rPr>
+          <w:rFonts w:ascii="Consolas" w:hAnsi="Consolas"/>
+          <w:color w:val="142850"/>
+          <w:sz w:val="17"/>
+        </w:rPr>
+        <w:t xml:space="preserve">, </w:t>
+      </w:r>
+      <w:proofErr w:type="spellStart"/>
+      <w:r>
+        <w:rPr>
+          <w:rFonts w:ascii="Consolas" w:hAnsi="Consolas"/>
+          <w:color w:val="142850"/>
+          <w:sz w:val="17"/>
+        </w:rPr>
+        <w:t>numero_posti</w:t>
+      </w:r>
+      <w:proofErr w:type="spellEnd"/>
+      <w:r>
+        <w:rPr>
+          <w:rFonts w:ascii="Consolas" w:hAnsi="Consolas"/>
+          <w:color w:val="142850"/>
+          <w:sz w:val="17"/>
+        </w:rPr>
+        <w:t>)</w:t>
+      </w:r>
+      <w:r>
+        <w:rPr>
+          <w:rFonts w:ascii="Consolas" w:hAnsi="Consolas"/>
+          <w:color w:val="142850"/>
+          <w:sz w:val="17"/>
         </w:rPr>
         <w:br/>
-        <w:t xml:space="preserve">  AND </w:t>
-      </w:r>
-      <w:proofErr w:type="spellStart"/>
-      <w:r>
-        <w:rPr>
-          <w:rFonts w:ascii="Consolas" w:hAnsi="Consolas"/>
-          <w:color w:val="142850"/>
-          <w:sz w:val="17"/>
-          <w:lang w:val="en-US"/>
-        </w:rPr>
-        <w:t>data_ora_proiezione</w:t>
-      </w:r>
-      <w:proofErr w:type="spellEnd"/>
-      <w:r>
-        <w:rPr>
-          <w:rFonts w:ascii="Consolas" w:hAnsi="Consolas"/>
-          <w:color w:val="142850"/>
-          <w:sz w:val="17"/>
-          <w:lang w:val="en-US"/>
-        </w:rPr>
-        <w:t xml:space="preserve"> </w:t>
+        <w:t xml:space="preserve">VALUES </w:t>
       </w:r>
       <w:proofErr w:type="gramStart"/>
       <w:r>
@@ -15886,9 +17552,8 @@
           <w:rFonts w:ascii="Consolas" w:hAnsi="Consolas"/>
           <w:color w:val="142850"/>
           <w:sz w:val="17"/>
-          <w:lang w:val="en-US"/>
-        </w:rPr>
-        <w:t>&lt;  CURRENT</w:t>
+        </w:rPr>
+        <w:t>(?,</w:t>
       </w:r>
       <w:proofErr w:type="gramEnd"/>
       <w:r>
@@ -15896,9 +17561,17 @@
           <w:rFonts w:ascii="Consolas" w:hAnsi="Consolas"/>
           <w:color w:val="142850"/>
           <w:sz w:val="17"/>
-          <w:lang w:val="en-US"/>
-        </w:rPr>
-        <w:t>_DATE + INTERVAL '1 day';</w:t>
+        </w:rPr>
+        <w:t xml:space="preserve"> ?, ?);</w:t>
+      </w:r>
+      <w:r>
+        <w:rPr>
+          <w:rFonts w:ascii="Consolas" w:hAnsi="Consolas"/>
+          <w:color w:val="142850"/>
+          <w:sz w:val="17"/>
+        </w:rPr>
+        <w:br/>
+        <w:t>-- Restituisce l'ID prenotazione generato (GENERATED BY DEFAULT AS IDENTITY)</w:t>
       </w:r>
     </w:p>
     <w:p>
@@ -15909,10 +17582,10 @@
         <w:rPr>
           <w:b/>
         </w:rPr>
-        <w:t xml:space="preserve">Nuova prenotazione: </w:t>
-      </w:r>
-      <w:r>
-        <w:t>Creazione di una nuova prenotazione:</w:t>
+        <w:t xml:space="preserve">Modifica prenotazione: </w:t>
+      </w:r>
+      <w:r>
+        <w:t>Modifica del numero di posti o della proiezione associata a una prenotazione:</w:t>
       </w:r>
     </w:p>
     <w:p>
@@ -15937,7 +17610,7 @@
           <w:color w:val="3C3C3C"/>
           <w:sz w:val="18"/>
         </w:rPr>
-        <w:t xml:space="preserve"> (INSERT)</w:t>
+        <w:t xml:space="preserve"> (UPDATE)</w:t>
       </w:r>
     </w:p>
     <w:p>
@@ -15952,7 +17625,7 @@
           <w:color w:val="142850"/>
           <w:sz w:val="17"/>
         </w:rPr>
-        <w:t xml:space="preserve">INSERT INTO </w:t>
+        <w:t xml:space="preserve">UPDATE </w:t>
       </w:r>
       <w:proofErr w:type="spellStart"/>
       <w:r>
@@ -15979,6 +17652,115 @@
           <w:sz w:val="17"/>
         </w:rPr>
         <w:br/>
+        <w:t xml:space="preserve">SET </w:t>
+      </w:r>
+      <w:proofErr w:type="spellStart"/>
+      <w:r>
+        <w:rPr>
+          <w:rFonts w:ascii="Consolas" w:hAnsi="Consolas"/>
+          <w:color w:val="142850"/>
+          <w:sz w:val="17"/>
+        </w:rPr>
+        <w:t>id_proiezione</w:t>
+      </w:r>
+      <w:proofErr w:type="spellEnd"/>
+      <w:r>
+        <w:rPr>
+          <w:rFonts w:ascii="Consolas" w:hAnsi="Consolas"/>
+          <w:color w:val="142850"/>
+          <w:sz w:val="17"/>
+        </w:rPr>
+        <w:t xml:space="preserve"> = ?,</w:t>
+      </w:r>
+      <w:r>
+        <w:rPr>
+          <w:rFonts w:ascii="Consolas" w:hAnsi="Consolas"/>
+          <w:color w:val="142850"/>
+          <w:sz w:val="17"/>
+        </w:rPr>
+        <w:br/>
+        <w:t xml:space="preserve">    </w:t>
+      </w:r>
+      <w:proofErr w:type="spellStart"/>
+      <w:r>
+        <w:rPr>
+          <w:rFonts w:ascii="Consolas" w:hAnsi="Consolas"/>
+          <w:color w:val="142850"/>
+          <w:sz w:val="17"/>
+        </w:rPr>
+        <w:t>numero_</w:t>
+      </w:r>
+      <w:proofErr w:type="gramStart"/>
+      <w:r>
+        <w:rPr>
+          <w:rFonts w:ascii="Consolas" w:hAnsi="Consolas"/>
+          <w:color w:val="142850"/>
+          <w:sz w:val="17"/>
+        </w:rPr>
+        <w:t>posti</w:t>
+      </w:r>
+      <w:proofErr w:type="spellEnd"/>
+      <w:r>
+        <w:rPr>
+          <w:rFonts w:ascii="Consolas" w:hAnsi="Consolas"/>
+          <w:color w:val="142850"/>
+          <w:sz w:val="17"/>
+        </w:rPr>
+        <w:t xml:space="preserve">  =</w:t>
+      </w:r>
+      <w:proofErr w:type="gramEnd"/>
+      <w:r>
+        <w:rPr>
+          <w:rFonts w:ascii="Consolas" w:hAnsi="Consolas"/>
+          <w:color w:val="142850"/>
+          <w:sz w:val="17"/>
+        </w:rPr>
+        <w:t xml:space="preserve"> ?</w:t>
+      </w:r>
+      <w:r>
+        <w:rPr>
+          <w:rFonts w:ascii="Consolas" w:hAnsi="Consolas"/>
+          <w:color w:val="142850"/>
+          <w:sz w:val="17"/>
+        </w:rPr>
+        <w:br/>
+        <w:t xml:space="preserve">WHERE id </w:t>
+      </w:r>
+      <w:proofErr w:type="gramStart"/>
+      <w:r>
+        <w:rPr>
+          <w:rFonts w:ascii="Consolas" w:hAnsi="Consolas"/>
+          <w:color w:val="142850"/>
+          <w:sz w:val="17"/>
+        </w:rPr>
+        <w:t>= ?</w:t>
+      </w:r>
+      <w:proofErr w:type="gramEnd"/>
+      <w:r>
+        <w:rPr>
+          <w:rFonts w:ascii="Consolas" w:hAnsi="Consolas"/>
+          <w:color w:val="142850"/>
+          <w:sz w:val="17"/>
+        </w:rPr>
+        <w:br/>
+        <w:t xml:space="preserve">  AND </w:t>
+      </w:r>
+      <w:proofErr w:type="spellStart"/>
+      <w:r>
+        <w:rPr>
+          <w:rFonts w:ascii="Consolas" w:hAnsi="Consolas"/>
+          <w:color w:val="142850"/>
+          <w:sz w:val="17"/>
+        </w:rPr>
+        <w:t>id_utente</w:t>
+      </w:r>
+      <w:proofErr w:type="spellEnd"/>
+      <w:r>
+        <w:rPr>
+          <w:rFonts w:ascii="Consolas" w:hAnsi="Consolas"/>
+          <w:color w:val="142850"/>
+          <w:sz w:val="17"/>
+        </w:rPr>
         <w:t xml:space="preserve"> </w:t>
       </w:r>
       <w:proofErr w:type="gramStart"/>
@@ -15988,9 +17770,8 @@
           <w:color w:val="142850"/>
           <w:sz w:val="17"/>
         </w:rPr>
-        <w:t xml:space="preserve">   (</w:t>
-      </w:r>
-      <w:proofErr w:type="spellStart"/>
+        <w:t>= ?</w:t>
+      </w:r>
       <w:proofErr w:type="gramEnd"/>
       <w:r>
         <w:rPr>
@@ -15998,88 +17779,7 @@
           <w:color w:val="142850"/>
           <w:sz w:val="17"/>
         </w:rPr>
-        <w:t>id_utente</w:t>
-      </w:r>
-      <w:proofErr w:type="spellEnd"/>
-      <w:r>
-        <w:rPr>
-          <w:rFonts w:ascii="Consolas" w:hAnsi="Consolas"/>
-          <w:color w:val="142850"/>
-          <w:sz w:val="17"/>
-        </w:rPr>
-        <w:t xml:space="preserve">, </w:t>
-      </w:r>
-      <w:proofErr w:type="spellStart"/>
-      <w:r>
-        <w:rPr>
-          <w:rFonts w:ascii="Consolas" w:hAnsi="Consolas"/>
-          <w:color w:val="142850"/>
-          <w:sz w:val="17"/>
-        </w:rPr>
-        <w:t>id_proiezione</w:t>
-      </w:r>
-      <w:proofErr w:type="spellEnd"/>
-      <w:r>
-        <w:rPr>
-          <w:rFonts w:ascii="Consolas" w:hAnsi="Consolas"/>
-          <w:color w:val="142850"/>
-          <w:sz w:val="17"/>
-        </w:rPr>
-        <w:t xml:space="preserve">, </w:t>
-      </w:r>
-      <w:proofErr w:type="spellStart"/>
-      <w:r>
-        <w:rPr>
-          <w:rFonts w:ascii="Consolas" w:hAnsi="Consolas"/>
-          <w:color w:val="142850"/>
-          <w:sz w:val="17"/>
-        </w:rPr>
-        <w:t>numero_posti</w:t>
-      </w:r>
-      <w:proofErr w:type="spellEnd"/>
-      <w:r>
-        <w:rPr>
-          <w:rFonts w:ascii="Consolas" w:hAnsi="Consolas"/>
-          <w:color w:val="142850"/>
-          <w:sz w:val="17"/>
-        </w:rPr>
-        <w:t>)</w:t>
-      </w:r>
-      <w:r>
-        <w:rPr>
-          <w:rFonts w:ascii="Consolas" w:hAnsi="Consolas"/>
-          <w:color w:val="142850"/>
-          <w:sz w:val="17"/>
-        </w:rPr>
-        <w:br/>
-        <w:t xml:space="preserve">VALUES </w:t>
-      </w:r>
-      <w:proofErr w:type="gramStart"/>
-      <w:r>
-        <w:rPr>
-          <w:rFonts w:ascii="Consolas" w:hAnsi="Consolas"/>
-          <w:color w:val="142850"/>
-          <w:sz w:val="17"/>
-        </w:rPr>
-        <w:t>(?,</w:t>
-      </w:r>
-      <w:proofErr w:type="gramEnd"/>
-      <w:r>
-        <w:rPr>
-          <w:rFonts w:ascii="Consolas" w:hAnsi="Consolas"/>
-          <w:color w:val="142850"/>
-          <w:sz w:val="17"/>
-        </w:rPr>
-        <w:t xml:space="preserve"> ?, ?);</w:t>
-      </w:r>
-      <w:r>
-        <w:rPr>
-          <w:rFonts w:ascii="Consolas" w:hAnsi="Consolas"/>
-          <w:color w:val="142850"/>
-          <w:sz w:val="17"/>
-        </w:rPr>
-        <w:br/>
-        <w:t>-- Restituisce l'ID prenotazione generato (GENERATED BY DEFAULT AS IDENTITY)</w:t>
+        <w:t>;</w:t>
       </w:r>
     </w:p>
     <w:p>
@@ -16090,15 +17790,18 @@
         <w:rPr>
           <w:b/>
         </w:rPr>
-        <w:t xml:space="preserve">Modifica prenotazione: </w:t>
-      </w:r>
-      <w:r>
-        <w:t>Modifica del numero di posti o della proiezione associata a una prenotazione:</w:t>
+        <w:t xml:space="preserve">Cancellazione prenotazione: </w:t>
+      </w:r>
+      <w:r>
+        <w:t>Cancellazione di una prenotazione da parte del cliente:</w:t>
       </w:r>
     </w:p>
     <w:p>
       <w:pPr>
         <w:spacing w:before="120" w:after="40"/>
+        <w:rPr>
+          <w:lang w:val="en-US"/>
+        </w:rPr>
       </w:pPr>
       <w:proofErr w:type="spellStart"/>
       <w:r>
@@ -16107,19 +17810,11 @@
           <w:i/>
           <w:color w:val="3C3C3C"/>
           <w:sz w:val="18"/>
-        </w:rPr>
-        <w:t>StoreBooking</w:t>
-      </w:r>
-      <w:proofErr w:type="spellEnd"/>
-      <w:r>
-        <w:rPr>
-          <w:b/>
-          <w:i/>
-          <w:color w:val="3C3C3C"/>
-          <w:sz w:val="18"/>
-        </w:rPr>
-        <w:t xml:space="preserve"> (UPDATE)</w:t>
-      </w:r>
+          <w:lang w:val="en-US"/>
+        </w:rPr>
+        <w:t>DeleteBooking</w:t>
+      </w:r>
+      <w:proofErr w:type="spellEnd"/>
     </w:p>
     <w:p>
       <w:pPr>
@@ -16132,209 +17827,6 @@
           <w:rFonts w:ascii="Consolas" w:hAnsi="Consolas"/>
           <w:color w:val="142850"/>
           <w:sz w:val="17"/>
-        </w:rPr>
-        <w:t xml:space="preserve">UPDATE </w:t>
-      </w:r>
-      <w:proofErr w:type="spellStart"/>
-      <w:r>
-        <w:rPr>
-          <w:rFonts w:ascii="Consolas" w:hAnsi="Consolas"/>
-          <w:color w:val="142850"/>
-          <w:sz w:val="17"/>
-        </w:rPr>
-        <w:t>public."Prenotazioni</w:t>
-      </w:r>
-      <w:proofErr w:type="spellEnd"/>
-      <w:r>
-        <w:rPr>
-          <w:rFonts w:ascii="Consolas" w:hAnsi="Consolas"/>
-          <w:color w:val="142850"/>
-          <w:sz w:val="17"/>
-        </w:rPr>
-        <w:t>"</w:t>
-      </w:r>
-      <w:r>
-        <w:rPr>
-          <w:rFonts w:ascii="Consolas" w:hAnsi="Consolas"/>
-          <w:color w:val="142850"/>
-          <w:sz w:val="17"/>
-        </w:rPr>
-        <w:br/>
-        <w:t xml:space="preserve">SET </w:t>
-      </w:r>
-      <w:proofErr w:type="spellStart"/>
-      <w:r>
-        <w:rPr>
-          <w:rFonts w:ascii="Consolas" w:hAnsi="Consolas"/>
-          <w:color w:val="142850"/>
-          <w:sz w:val="17"/>
-        </w:rPr>
-        <w:t>id_proiezione</w:t>
-      </w:r>
-      <w:proofErr w:type="spellEnd"/>
-      <w:r>
-        <w:rPr>
-          <w:rFonts w:ascii="Consolas" w:hAnsi="Consolas"/>
-          <w:color w:val="142850"/>
-          <w:sz w:val="17"/>
-        </w:rPr>
-        <w:t xml:space="preserve"> = ?,</w:t>
-      </w:r>
-      <w:r>
-        <w:rPr>
-          <w:rFonts w:ascii="Consolas" w:hAnsi="Consolas"/>
-          <w:color w:val="142850"/>
-          <w:sz w:val="17"/>
-        </w:rPr>
-        <w:br/>
-        <w:t xml:space="preserve">    </w:t>
-      </w:r>
-      <w:proofErr w:type="spellStart"/>
-      <w:r>
-        <w:rPr>
-          <w:rFonts w:ascii="Consolas" w:hAnsi="Consolas"/>
-          <w:color w:val="142850"/>
-          <w:sz w:val="17"/>
-        </w:rPr>
-        <w:t>numero_</w:t>
-      </w:r>
-      <w:proofErr w:type="gramStart"/>
-      <w:r>
-        <w:rPr>
-          <w:rFonts w:ascii="Consolas" w:hAnsi="Consolas"/>
-          <w:color w:val="142850"/>
-          <w:sz w:val="17"/>
-        </w:rPr>
-        <w:t>posti</w:t>
-      </w:r>
-      <w:proofErr w:type="spellEnd"/>
-      <w:r>
-        <w:rPr>
-          <w:rFonts w:ascii="Consolas" w:hAnsi="Consolas"/>
-          <w:color w:val="142850"/>
-          <w:sz w:val="17"/>
-        </w:rPr>
-        <w:t xml:space="preserve">  =</w:t>
-      </w:r>
-      <w:proofErr w:type="gramEnd"/>
-      <w:r>
-        <w:rPr>
-          <w:rFonts w:ascii="Consolas" w:hAnsi="Consolas"/>
-          <w:color w:val="142850"/>
-          <w:sz w:val="17"/>
-        </w:rPr>
-        <w:t xml:space="preserve"> ?</w:t>
-      </w:r>
-      <w:r>
-        <w:rPr>
-          <w:rFonts w:ascii="Consolas" w:hAnsi="Consolas"/>
-          <w:color w:val="142850"/>
-          <w:sz w:val="17"/>
-        </w:rPr>
-        <w:br/>
-        <w:t xml:space="preserve">WHERE id </w:t>
-      </w:r>
-      <w:proofErr w:type="gramStart"/>
-      <w:r>
-        <w:rPr>
-          <w:rFonts w:ascii="Consolas" w:hAnsi="Consolas"/>
-          <w:color w:val="142850"/>
-          <w:sz w:val="17"/>
-        </w:rPr>
-        <w:t>= ?</w:t>
-      </w:r>
-      <w:proofErr w:type="gramEnd"/>
-      <w:r>
-        <w:rPr>
-          <w:rFonts w:ascii="Consolas" w:hAnsi="Consolas"/>
-          <w:color w:val="142850"/>
-          <w:sz w:val="17"/>
-        </w:rPr>
-        <w:br/>
-        <w:t xml:space="preserve">  AND </w:t>
-      </w:r>
-      <w:proofErr w:type="spellStart"/>
-      <w:r>
-        <w:rPr>
-          <w:rFonts w:ascii="Consolas" w:hAnsi="Consolas"/>
-          <w:color w:val="142850"/>
-          <w:sz w:val="17"/>
-        </w:rPr>
-        <w:t>id_utente</w:t>
-      </w:r>
-      <w:proofErr w:type="spellEnd"/>
-      <w:r>
-        <w:rPr>
-          <w:rFonts w:ascii="Consolas" w:hAnsi="Consolas"/>
-          <w:color w:val="142850"/>
-          <w:sz w:val="17"/>
-        </w:rPr>
-        <w:t xml:space="preserve"> </w:t>
-      </w:r>
-      <w:proofErr w:type="gramStart"/>
-      <w:r>
-        <w:rPr>
-          <w:rFonts w:ascii="Consolas" w:hAnsi="Consolas"/>
-          <w:color w:val="142850"/>
-          <w:sz w:val="17"/>
-        </w:rPr>
-        <w:t>= ?</w:t>
-      </w:r>
-      <w:proofErr w:type="gramEnd"/>
-      <w:r>
-        <w:rPr>
-          <w:rFonts w:ascii="Consolas" w:hAnsi="Consolas"/>
-          <w:color w:val="142850"/>
-          <w:sz w:val="17"/>
-        </w:rPr>
-        <w:t>;</w:t>
-      </w:r>
-    </w:p>
-    <w:p>
-      <w:pPr>
-        <w:spacing w:after="120" w:line="276" w:lineRule="auto"/>
-      </w:pPr>
-      <w:r>
-        <w:rPr>
-          <w:b/>
-        </w:rPr>
-        <w:t xml:space="preserve">Cancellazione prenotazione: </w:t>
-      </w:r>
-      <w:r>
-        <w:t>Cancellazione di una prenotazione da parte del cliente:</w:t>
-      </w:r>
-    </w:p>
-    <w:p>
-      <w:pPr>
-        <w:spacing w:before="120" w:after="40"/>
-        <w:rPr>
-          <w:lang w:val="en-US"/>
-        </w:rPr>
-      </w:pPr>
-      <w:proofErr w:type="spellStart"/>
-      <w:r>
-        <w:rPr>
-          <w:b/>
-          <w:i/>
-          <w:color w:val="3C3C3C"/>
-          <w:sz w:val="18"/>
-          <w:lang w:val="en-US"/>
-        </w:rPr>
-        <w:t>DeleteBooking</w:t>
-      </w:r>
-      <w:proofErr w:type="spellEnd"/>
-    </w:p>
-    <w:p>
-      <w:pPr>
-        <w:shd w:val="clear" w:color="auto" w:fill="F0F2F5"/>
-        <w:spacing w:before="40" w:after="200"/>
-        <w:ind w:left="288" w:right="288"/>
-      </w:pPr>
-      <w:r>
-        <w:rPr>
-          <w:rFonts w:ascii="Consolas" w:hAnsi="Consolas"/>
-          <w:color w:val="142850"/>
-          <w:sz w:val="17"/>
           <w:lang w:val="en-US"/>
         </w:rPr>
         <w:lastRenderedPageBreak/>
@@ -16437,8 +17929,515 @@
       </w:r>
     </w:p>
     <w:p/>
+    <w:p>
+      <w:pPr>
+        <w:pStyle w:val="Titolo2"/>
+      </w:pPr>
+      <w:r>
+        <w:t>Sitografia</w:t>
+      </w:r>
+    </w:p>
+    <w:p/>
+    <w:p>
+      <w:r>
+        <w:t>1. Sviluppo e Architettura Java</w:t>
+      </w:r>
+      <w:r>
+        <w:t>:</w:t>
+      </w:r>
+      <w:r>
+        <w:br/>
+      </w:r>
+    </w:p>
+    <w:p>
+      <w:pPr>
+        <w:pStyle w:val="Paragrafoelenco"/>
+        <w:numPr>
+          <w:ilvl w:val="0"/>
+          <w:numId w:val="18"/>
+        </w:numPr>
+      </w:pPr>
+      <w:r>
+        <w:t xml:space="preserve">Oracle. Java Platform, Standard Edition (Java SE) </w:t>
+      </w:r>
+      <w:proofErr w:type="spellStart"/>
+      <w:r>
+        <w:t>Documentation</w:t>
+      </w:r>
+      <w:proofErr w:type="spellEnd"/>
+      <w:r>
+        <w:t>. Disponibile all'indirizzo: </w:t>
+      </w:r>
+      <w:hyperlink r:id="rId20" w:tgtFrame="_blank" w:history="1">
+        <w:r>
+          <w:rPr>
+            <w:rStyle w:val="Collegamentoipertestuale"/>
+          </w:rPr>
+          <w:t>https://docs.orac</w:t>
+        </w:r>
+        <w:r>
+          <w:rPr>
+            <w:rStyle w:val="Collegamentoipertestuale"/>
+          </w:rPr>
+          <w:t>l</w:t>
+        </w:r>
+        <w:r>
+          <w:rPr>
+            <w:rStyle w:val="Collegamentoipertestuale"/>
+          </w:rPr>
+          <w:t>e.com/en/java/javase/</w:t>
+        </w:r>
+      </w:hyperlink>
+      <w:r>
+        <w:br/>
+        <w:t xml:space="preserve">(Consultazione generale per le API standard, </w:t>
+      </w:r>
+      <w:proofErr w:type="spellStart"/>
+      <w:r>
+        <w:t>Collections</w:t>
+      </w:r>
+      <w:proofErr w:type="spellEnd"/>
+      <w:r>
+        <w:t xml:space="preserve">, e </w:t>
+      </w:r>
+      <w:proofErr w:type="spellStart"/>
+      <w:r>
+        <w:t>java.time</w:t>
+      </w:r>
+      <w:proofErr w:type="spellEnd"/>
+      <w:r>
+        <w:t>).</w:t>
+      </w:r>
+    </w:p>
+    <w:p>
+      <w:pPr>
+        <w:pStyle w:val="Paragrafoelenco"/>
+        <w:numPr>
+          <w:ilvl w:val="0"/>
+          <w:numId w:val="18"/>
+        </w:numPr>
+      </w:pPr>
+      <w:proofErr w:type="spellStart"/>
+      <w:r>
+        <w:rPr>
+          <w:lang w:val="en-US"/>
+        </w:rPr>
+        <w:t>Baeldung</w:t>
+      </w:r>
+      <w:proofErr w:type="spellEnd"/>
+      <w:r>
+        <w:rPr>
+          <w:lang w:val="en-US"/>
+        </w:rPr>
+        <w:t xml:space="preserve">. A Guide to Java Sockets - A Server Capable of Serving Multiple Clients. </w:t>
+      </w:r>
+      <w:r>
+        <w:t>Disponibile all'indirizzo: </w:t>
+      </w:r>
+      <w:hyperlink r:id="rId21" w:tgtFrame="_blank" w:history="1">
+        <w:r>
+          <w:rPr>
+            <w:rStyle w:val="Collegamentoipertestuale"/>
+          </w:rPr>
+          <w:t>https://www.baeldung.com/a-guide-to-java-sockets</w:t>
+        </w:r>
+      </w:hyperlink>
+      <w:r>
+        <w:br/>
+        <w:t xml:space="preserve"> (Riferimento per l'implementazione del TCP Server </w:t>
+      </w:r>
+      <w:proofErr w:type="spellStart"/>
+      <w:r>
+        <w:t>multithreaded</w:t>
+      </w:r>
+      <w:proofErr w:type="spellEnd"/>
+      <w:r>
+        <w:t xml:space="preserve"> e dei </w:t>
+      </w:r>
+      <w:proofErr w:type="spellStart"/>
+      <w:r>
+        <w:t>ClientHandler</w:t>
+      </w:r>
+      <w:proofErr w:type="spellEnd"/>
+      <w:r>
+        <w:t>).</w:t>
+      </w:r>
+    </w:p>
+    <w:p>
+      <w:pPr>
+        <w:pStyle w:val="Paragrafoelenco"/>
+        <w:numPr>
+          <w:ilvl w:val="0"/>
+          <w:numId w:val="18"/>
+        </w:numPr>
+      </w:pPr>
+      <w:proofErr w:type="spellStart"/>
+      <w:r>
+        <w:t>Pankaj</w:t>
+      </w:r>
+      <w:proofErr w:type="spellEnd"/>
+      <w:r>
+        <w:t xml:space="preserve"> Kumar, </w:t>
+      </w:r>
+      <w:proofErr w:type="spellStart"/>
+      <w:r>
+        <w:t>DigitalOcean</w:t>
+      </w:r>
+      <w:proofErr w:type="spellEnd"/>
+      <w:r>
+        <w:t xml:space="preserve"> (2022). Java </w:t>
+      </w:r>
+      <w:proofErr w:type="spellStart"/>
+      <w:r>
+        <w:t>Socket</w:t>
+      </w:r>
+      <w:proofErr w:type="spellEnd"/>
+      <w:r>
+        <w:t xml:space="preserve"> Programming </w:t>
+      </w:r>
+      <w:proofErr w:type="spellStart"/>
+      <w:r>
+        <w:t>Examples</w:t>
+      </w:r>
+      <w:proofErr w:type="spellEnd"/>
+      <w:r>
+        <w:t>. Disponibile all'indirizzo: </w:t>
+      </w:r>
+      <w:hyperlink r:id="rId22" w:tgtFrame="_blank" w:history="1">
+        <w:r>
+          <w:rPr>
+            <w:rStyle w:val="Collegamentoipertestuale"/>
+          </w:rPr>
+          <w:t>https://www.digitalocean.com/community/tutorials/java-socket-programming-server-client</w:t>
+        </w:r>
+      </w:hyperlink>
+      <w:r>
+        <w:br/>
+        <w:t xml:space="preserve"> (Riferimento per l'uso combinato e il ciclo di vita di </w:t>
+      </w:r>
+      <w:proofErr w:type="spellStart"/>
+      <w:r>
+        <w:t>ObjectInputStream</w:t>
+      </w:r>
+      <w:proofErr w:type="spellEnd"/>
+      <w:r>
+        <w:t xml:space="preserve"> e </w:t>
+      </w:r>
+      <w:proofErr w:type="spellStart"/>
+      <w:r>
+        <w:t>ObjectOutputStream</w:t>
+      </w:r>
+      <w:proofErr w:type="spellEnd"/>
+      <w:r>
+        <w:t>).</w:t>
+      </w:r>
+      <w:r>
+        <w:br/>
+      </w:r>
+    </w:p>
+    <w:p>
+      <w:pPr>
+        <w:pStyle w:val="Paragrafoelenco"/>
+        <w:ind w:left="0"/>
+      </w:pPr>
+      <w:r>
+        <w:br/>
+        <w:t>2. Persistenza dei Dati e JDBC</w:t>
+      </w:r>
+      <w:r>
+        <w:t>:</w:t>
+      </w:r>
+      <w:r>
+        <w:br/>
+      </w:r>
+    </w:p>
+    <w:p>
+      <w:pPr>
+        <w:pStyle w:val="Paragrafoelenco"/>
+        <w:numPr>
+          <w:ilvl w:val="0"/>
+          <w:numId w:val="19"/>
+        </w:numPr>
+      </w:pPr>
+      <w:proofErr w:type="spellStart"/>
+      <w:r>
+        <w:t>PostgreSQL</w:t>
+      </w:r>
+      <w:proofErr w:type="spellEnd"/>
+      <w:r>
+        <w:t xml:space="preserve"> Global Development Group. </w:t>
+      </w:r>
+      <w:proofErr w:type="spellStart"/>
+      <w:r>
+        <w:t>PostgreSQL</w:t>
+      </w:r>
+      <w:proofErr w:type="spellEnd"/>
+      <w:r>
+        <w:t xml:space="preserve"> </w:t>
+      </w:r>
+      <w:proofErr w:type="spellStart"/>
+      <w:r>
+        <w:t>Documentation</w:t>
+      </w:r>
+      <w:proofErr w:type="spellEnd"/>
+      <w:r>
+        <w:t xml:space="preserve"> - </w:t>
+      </w:r>
+      <w:proofErr w:type="spellStart"/>
+      <w:r>
+        <w:t>Chapter</w:t>
+      </w:r>
+      <w:proofErr w:type="spellEnd"/>
+      <w:r>
+        <w:t xml:space="preserve"> 9. </w:t>
+      </w:r>
+      <w:proofErr w:type="spellStart"/>
+      <w:r>
+        <w:t>Functions</w:t>
+      </w:r>
+      <w:proofErr w:type="spellEnd"/>
+      <w:r>
+        <w:t xml:space="preserve"> and </w:t>
+      </w:r>
+      <w:proofErr w:type="spellStart"/>
+      <w:r>
+        <w:t>Operators</w:t>
+      </w:r>
+      <w:proofErr w:type="spellEnd"/>
+      <w:r>
+        <w:t>. Disponibile all'indirizzo: </w:t>
+      </w:r>
+      <w:hyperlink r:id="rId23" w:tgtFrame="_blank" w:history="1">
+        <w:r>
+          <w:rPr>
+            <w:rStyle w:val="Collegamentoipertestuale"/>
+          </w:rPr>
+          <w:t>https://www.postgresql.org/docs/current/functions.html</w:t>
+        </w:r>
+      </w:hyperlink>
+      <w:r>
+        <w:br/>
+        <w:t> (Consultazione per l'uso di operatori specifici come ILIKE e funzioni di aggregazione).</w:t>
+      </w:r>
+      <w:r>
+        <w:br/>
+        <w:t xml:space="preserve"> </w:t>
+      </w:r>
+    </w:p>
+    <w:p>
+      <w:pPr>
+        <w:pStyle w:val="Paragrafoelenco"/>
+        <w:numPr>
+          <w:ilvl w:val="0"/>
+          <w:numId w:val="19"/>
+        </w:numPr>
+      </w:pPr>
+      <w:proofErr w:type="spellStart"/>
+      <w:r>
+        <w:t>PostgreSQL</w:t>
+      </w:r>
+      <w:proofErr w:type="spellEnd"/>
+      <w:r>
+        <w:t xml:space="preserve"> Global Development Group. </w:t>
+      </w:r>
+      <w:proofErr w:type="spellStart"/>
+      <w:r>
+        <w:t>PostgreSQL</w:t>
+      </w:r>
+      <w:proofErr w:type="spellEnd"/>
+      <w:r>
+        <w:t xml:space="preserve"> JDBC Driver </w:t>
+      </w:r>
+      <w:proofErr w:type="spellStart"/>
+      <w:r>
+        <w:t>Documentation</w:t>
+      </w:r>
+      <w:proofErr w:type="spellEnd"/>
+      <w:r>
+        <w:t>. Disponibile all'indirizzo: </w:t>
+      </w:r>
+      <w:hyperlink r:id="rId24" w:tgtFrame="_blank" w:history="1">
+        <w:r>
+          <w:rPr>
+            <w:rStyle w:val="Collegamentoipertestuale"/>
+          </w:rPr>
+          <w:t>https://jdbc.postgresql.org/documentation/</w:t>
+        </w:r>
+      </w:hyperlink>
+      <w:r>
+        <w:br/>
+        <w:t xml:space="preserve"> (Riferimento per la connessione al database, la gestione dei </w:t>
+      </w:r>
+      <w:proofErr w:type="spellStart"/>
+      <w:r>
+        <w:t>ResultSet</w:t>
+      </w:r>
+      <w:proofErr w:type="spellEnd"/>
+      <w:r>
+        <w:t xml:space="preserve"> e le </w:t>
+      </w:r>
+      <w:proofErr w:type="spellStart"/>
+      <w:r>
+        <w:t>PreparedStatement</w:t>
+      </w:r>
+      <w:proofErr w:type="spellEnd"/>
+      <w:r>
+        <w:t>).</w:t>
+      </w:r>
+      <w:r>
+        <w:br/>
+      </w:r>
+    </w:p>
+    <w:p>
+      <w:pPr>
+        <w:pStyle w:val="Paragrafoelenco"/>
+        <w:ind w:left="360"/>
+      </w:pPr>
+      <w:r>
+        <w:br/>
+        <w:t>3. Interfaccia Grafica e Pattern UI</w:t>
+      </w:r>
+      <w:r>
+        <w:br/>
+      </w:r>
+    </w:p>
+    <w:p>
+      <w:pPr>
+        <w:pStyle w:val="Paragrafoelenco"/>
+        <w:numPr>
+          <w:ilvl w:val="0"/>
+          <w:numId w:val="20"/>
+        </w:numPr>
+      </w:pPr>
+      <w:r>
+        <w:t xml:space="preserve">Oracle (2023). </w:t>
+      </w:r>
+      <w:proofErr w:type="spellStart"/>
+      <w:r>
+        <w:t>Creating</w:t>
+      </w:r>
+      <w:proofErr w:type="spellEnd"/>
+      <w:r>
+        <w:t xml:space="preserve"> a GUI With Swing (The Java™ Tutorials). Disponibile all'indirizzo: </w:t>
+      </w:r>
+      <w:hyperlink r:id="rId25" w:tgtFrame="_blank" w:history="1">
+        <w:r>
+          <w:rPr>
+            <w:rStyle w:val="Collegamentoipertestuale"/>
+          </w:rPr>
+          <w:t>https://docs.oracle.com/javase/tutorial/uiswing/</w:t>
+        </w:r>
+      </w:hyperlink>
+      <w:r>
+        <w:br/>
+        <w:t xml:space="preserve">  (Consultazione per l'impiego dei layout manager, gestione eventi e </w:t>
+      </w:r>
+      <w:r>
+        <w:lastRenderedPageBreak/>
+        <w:t xml:space="preserve">customizzazione delle tabelle </w:t>
+      </w:r>
+      <w:proofErr w:type="spellStart"/>
+      <w:r>
+        <w:t>JTable</w:t>
+      </w:r>
+      <w:proofErr w:type="spellEnd"/>
+      <w:r>
+        <w:t>).</w:t>
+      </w:r>
+      <w:r>
+        <w:br/>
+      </w:r>
+    </w:p>
+    <w:p>
+      <w:pPr>
+        <w:pStyle w:val="Paragrafoelenco"/>
+        <w:numPr>
+          <w:ilvl w:val="0"/>
+          <w:numId w:val="6"/>
+        </w:numPr>
+      </w:pPr>
+      <w:r>
+        <w:t>Crittografia e Sicurezza Base</w:t>
+      </w:r>
+    </w:p>
+    <w:p>
+      <w:pPr>
+        <w:pStyle w:val="Paragrafoelenco"/>
+        <w:numPr>
+          <w:ilvl w:val="0"/>
+          <w:numId w:val="20"/>
+        </w:numPr>
+      </w:pPr>
+      <w:r>
+        <w:t xml:space="preserve"> </w:t>
+      </w:r>
+      <w:proofErr w:type="spellStart"/>
+      <w:r>
+        <w:t>Mkyong</w:t>
+      </w:r>
+      <w:proofErr w:type="spellEnd"/>
+      <w:r>
+        <w:t xml:space="preserve">. Java MD5 </w:t>
+      </w:r>
+      <w:proofErr w:type="spellStart"/>
+      <w:r>
+        <w:t>hashing</w:t>
+      </w:r>
+      <w:proofErr w:type="spellEnd"/>
+      <w:r>
+        <w:t xml:space="preserve"> </w:t>
+      </w:r>
+      <w:proofErr w:type="spellStart"/>
+      <w:r>
+        <w:t>example</w:t>
+      </w:r>
+      <w:proofErr w:type="spellEnd"/>
+      <w:r>
+        <w:t>. Disponibile all'indirizzo: </w:t>
+      </w:r>
+      <w:hyperlink r:id="rId26" w:tgtFrame="_blank" w:history="1">
+        <w:r>
+          <w:rPr>
+            <w:rStyle w:val="Collegamentoipertestuale"/>
+          </w:rPr>
+          <w:t>https://mkyong.com/j</w:t>
+        </w:r>
+        <w:r>
+          <w:rPr>
+            <w:rStyle w:val="Collegamentoipertestuale"/>
+          </w:rPr>
+          <w:t>a</w:t>
+        </w:r>
+        <w:r>
+          <w:rPr>
+            <w:rStyle w:val="Collegamentoipertestuale"/>
+          </w:rPr>
+          <w:t>va/java-md5-hashing-example/</w:t>
+        </w:r>
+      </w:hyperlink>
+      <w:r>
+        <w:br/>
+        <w:t>  (Riferimento per l'implementazione dell'</w:t>
+      </w:r>
+      <w:proofErr w:type="spellStart"/>
+      <w:r>
+        <w:t>hashing</w:t>
+      </w:r>
+      <w:proofErr w:type="spellEnd"/>
+      <w:r>
+        <w:t xml:space="preserve"> MD5 tramite la classe </w:t>
+      </w:r>
+      <w:proofErr w:type="gramStart"/>
+      <w:r>
+        <w:t>java.security</w:t>
+      </w:r>
+      <w:proofErr w:type="gramEnd"/>
+      <w:r>
+        <w:t>.MessageDigest).</w:t>
+      </w:r>
+    </w:p>
     <w:sectPr>
-      <w:footerReference w:type="default" r:id="rId20"/>
+      <w:footerReference w:type="default" r:id="rId27"/>
       <w:pgSz w:w="11906" w:h="16838"/>
       <w:pgMar w:top="993" w:right="1134" w:bottom="1134" w:left="1134" w:header="708" w:footer="708" w:gutter="0"/>
       <w:cols w:space="708"/>
@@ -16769,13 +18768,13 @@
     </w:lvl>
   </w:abstractNum>
   <w:abstractNum w:abstractNumId="2" w15:restartNumberingAfterBreak="0">
-    <w:nsid w:val="39E95CE3"/>
+    <w:nsid w:val="15940DF6"/>
     <w:multiLevelType w:val="multilevel"/>
-    <w:tmpl w:val="76EE2D4E"/>
+    <w:tmpl w:val="AE9C3810"/>
     <w:lvl w:ilvl="0">
       <w:start w:val="1"/>
-      <w:numFmt w:val="decimal"/>
-      <w:lvlText w:val="%1."/>
+      <w:numFmt w:val="bullet"/>
+      <w:lvlText w:val=""/>
       <w:lvlJc w:val="left"/>
       <w:pPr>
         <w:tabs>
@@ -16783,11 +18782,15 @@
         </w:tabs>
         <w:ind w:left="720" w:hanging="360"/>
       </w:pPr>
+      <w:rPr>
+        <w:rFonts w:ascii="Symbol" w:hAnsi="Symbol" w:hint="default"/>
+        <w:sz w:val="20"/>
+      </w:rPr>
     </w:lvl>
     <w:lvl w:ilvl="1" w:tentative="1">
       <w:start w:val="1"/>
-      <w:numFmt w:val="decimal"/>
-      <w:lvlText w:val="%2."/>
+      <w:numFmt w:val="bullet"/>
+      <w:lvlText w:val="o"/>
       <w:lvlJc w:val="left"/>
       <w:pPr>
         <w:tabs>
@@ -16795,11 +18798,15 @@
         </w:tabs>
         <w:ind w:left="1440" w:hanging="360"/>
       </w:pPr>
+      <w:rPr>
+        <w:rFonts w:ascii="Courier New" w:hAnsi="Courier New" w:hint="default"/>
+        <w:sz w:val="20"/>
+      </w:rPr>
     </w:lvl>
     <w:lvl w:ilvl="2" w:tentative="1">
       <w:start w:val="1"/>
-      <w:numFmt w:val="decimal"/>
-      <w:lvlText w:val="%3."/>
+      <w:numFmt w:val="bullet"/>
+      <w:lvlText w:val=""/>
       <w:lvlJc w:val="left"/>
       <w:pPr>
         <w:tabs>
@@ -16807,11 +18814,15 @@
         </w:tabs>
         <w:ind w:left="2160" w:hanging="360"/>
       </w:pPr>
+      <w:rPr>
+        <w:rFonts w:ascii="Wingdings" w:hAnsi="Wingdings" w:hint="default"/>
+        <w:sz w:val="20"/>
+      </w:rPr>
     </w:lvl>
     <w:lvl w:ilvl="3" w:tentative="1">
       <w:start w:val="1"/>
-      <w:numFmt w:val="decimal"/>
-      <w:lvlText w:val="%4."/>
+      <w:numFmt w:val="bullet"/>
+      <w:lvlText w:val=""/>
       <w:lvlJc w:val="left"/>
       <w:pPr>
         <w:tabs>
@@ -16819,11 +18830,15 @@
         </w:tabs>
         <w:ind w:left="2880" w:hanging="360"/>
       </w:pPr>
+      <w:rPr>
+        <w:rFonts w:ascii="Wingdings" w:hAnsi="Wingdings" w:hint="default"/>
+        <w:sz w:val="20"/>
+      </w:rPr>
     </w:lvl>
     <w:lvl w:ilvl="4" w:tentative="1">
       <w:start w:val="1"/>
-      <w:numFmt w:val="decimal"/>
-      <w:lvlText w:val="%5."/>
+      <w:numFmt w:val="bullet"/>
+      <w:lvlText w:val=""/>
       <w:lvlJc w:val="left"/>
       <w:pPr>
         <w:tabs>
@@ -16831,11 +18846,15 @@
         </w:tabs>
         <w:ind w:left="3600" w:hanging="360"/>
       </w:pPr>
+      <w:rPr>
+        <w:rFonts w:ascii="Wingdings" w:hAnsi="Wingdings" w:hint="default"/>
+        <w:sz w:val="20"/>
+      </w:rPr>
     </w:lvl>
     <w:lvl w:ilvl="5" w:tentative="1">
       <w:start w:val="1"/>
-      <w:numFmt w:val="decimal"/>
-      <w:lvlText w:val="%6."/>
+      <w:numFmt w:val="bullet"/>
+      <w:lvlText w:val=""/>
       <w:lvlJc w:val="left"/>
       <w:pPr>
         <w:tabs>
@@ -16843,11 +18862,15 @@
         </w:tabs>
         <w:ind w:left="4320" w:hanging="360"/>
       </w:pPr>
+      <w:rPr>
+        <w:rFonts w:ascii="Wingdings" w:hAnsi="Wingdings" w:hint="default"/>
+        <w:sz w:val="20"/>
+      </w:rPr>
     </w:lvl>
     <w:lvl w:ilvl="6" w:tentative="1">
       <w:start w:val="1"/>
-      <w:numFmt w:val="decimal"/>
-      <w:lvlText w:val="%7."/>
+      <w:numFmt w:val="bullet"/>
+      <w:lvlText w:val=""/>
       <w:lvlJc w:val="left"/>
       <w:pPr>
         <w:tabs>
@@ -16855,11 +18878,15 @@
         </w:tabs>
         <w:ind w:left="5040" w:hanging="360"/>
       </w:pPr>
+      <w:rPr>
+        <w:rFonts w:ascii="Wingdings" w:hAnsi="Wingdings" w:hint="default"/>
+        <w:sz w:val="20"/>
+      </w:rPr>
     </w:lvl>
     <w:lvl w:ilvl="7" w:tentative="1">
       <w:start w:val="1"/>
-      <w:numFmt w:val="decimal"/>
-      <w:lvlText w:val="%8."/>
+      <w:numFmt w:val="bullet"/>
+      <w:lvlText w:val=""/>
       <w:lvlJc w:val="left"/>
       <w:pPr>
         <w:tabs>
@@ -16867,11 +18894,15 @@
         </w:tabs>
         <w:ind w:left="5760" w:hanging="360"/>
       </w:pPr>
+      <w:rPr>
+        <w:rFonts w:ascii="Wingdings" w:hAnsi="Wingdings" w:hint="default"/>
+        <w:sz w:val="20"/>
+      </w:rPr>
     </w:lvl>
     <w:lvl w:ilvl="8" w:tentative="1">
       <w:start w:val="1"/>
-      <w:numFmt w:val="decimal"/>
-      <w:lvlText w:val="%9."/>
+      <w:numFmt w:val="bullet"/>
+      <w:lvlText w:val=""/>
       <w:lvlJc w:val="left"/>
       <w:pPr>
         <w:tabs>
@@ -16879,19 +18910,23 @@
         </w:tabs>
         <w:ind w:left="6480" w:hanging="360"/>
       </w:pPr>
+      <w:rPr>
+        <w:rFonts w:ascii="Wingdings" w:hAnsi="Wingdings" w:hint="default"/>
+        <w:sz w:val="20"/>
+      </w:rPr>
     </w:lvl>
   </w:abstractNum>
   <w:abstractNum w:abstractNumId="3" w15:restartNumberingAfterBreak="0">
-    <w:nsid w:val="50674088"/>
+    <w:nsid w:val="17F67201"/>
     <w:multiLevelType w:val="hybridMultilevel"/>
-    <w:tmpl w:val="A308FB72"/>
+    <w:tmpl w:val="C5DE6728"/>
     <w:lvl w:ilvl="0" w:tplc="04100001">
       <w:start w:val="1"/>
       <w:numFmt w:val="bullet"/>
       <w:lvlText w:val=""/>
       <w:lvlJc w:val="left"/>
       <w:pPr>
-        <w:ind w:left="720" w:hanging="360"/>
+        <w:ind w:left="1068" w:hanging="360"/>
       </w:pPr>
       <w:rPr>
         <w:rFonts w:ascii="Symbol" w:hAnsi="Symbol" w:hint="default"/>
@@ -16903,7 +18938,7 @@
       <w:lvlText w:val="o"/>
       <w:lvlJc w:val="left"/>
       <w:pPr>
-        <w:ind w:left="1440" w:hanging="360"/>
+        <w:ind w:left="1788" w:hanging="360"/>
       </w:pPr>
       <w:rPr>
         <w:rFonts w:ascii="Courier New" w:hAnsi="Courier New" w:cs="Courier New" w:hint="default"/>
@@ -16915,7 +18950,7 @@
       <w:lvlText w:val=""/>
       <w:lvlJc w:val="left"/>
       <w:pPr>
-        <w:ind w:left="2160" w:hanging="360"/>
+        <w:ind w:left="2508" w:hanging="360"/>
       </w:pPr>
       <w:rPr>
         <w:rFonts w:ascii="Wingdings" w:hAnsi="Wingdings" w:hint="default"/>
@@ -16927,7 +18962,7 @@
       <w:lvlText w:val=""/>
       <w:lvlJc w:val="left"/>
       <w:pPr>
-        <w:ind w:left="2880" w:hanging="360"/>
+        <w:ind w:left="3228" w:hanging="360"/>
       </w:pPr>
       <w:rPr>
         <w:rFonts w:ascii="Symbol" w:hAnsi="Symbol" w:hint="default"/>
@@ -16939,7 +18974,7 @@
       <w:lvlText w:val="o"/>
       <w:lvlJc w:val="left"/>
       <w:pPr>
-        <w:ind w:left="3600" w:hanging="360"/>
+        <w:ind w:left="3948" w:hanging="360"/>
       </w:pPr>
       <w:rPr>
         <w:rFonts w:ascii="Courier New" w:hAnsi="Courier New" w:cs="Courier New" w:hint="default"/>
@@ -16951,7 +18986,7 @@
       <w:lvlText w:val=""/>
       <w:lvlJc w:val="left"/>
       <w:pPr>
-        <w:ind w:left="4320" w:hanging="360"/>
+        <w:ind w:left="4668" w:hanging="360"/>
       </w:pPr>
       <w:rPr>
         <w:rFonts w:ascii="Wingdings" w:hAnsi="Wingdings" w:hint="default"/>
@@ -16963,7 +18998,7 @@
       <w:lvlText w:val=""/>
       <w:lvlJc w:val="left"/>
       <w:pPr>
-        <w:ind w:left="5040" w:hanging="360"/>
+        <w:ind w:left="5388" w:hanging="360"/>
       </w:pPr>
       <w:rPr>
         <w:rFonts w:ascii="Symbol" w:hAnsi="Symbol" w:hint="default"/>
@@ -16975,7 +19010,7 @@
       <w:lvlText w:val="o"/>
       <w:lvlJc w:val="left"/>
       <w:pPr>
-        <w:ind w:left="5760" w:hanging="360"/>
+        <w:ind w:left="6108" w:hanging="360"/>
       </w:pPr>
       <w:rPr>
         <w:rFonts w:ascii="Courier New" w:hAnsi="Courier New" w:cs="Courier New" w:hint="default"/>
@@ -16987,7 +19022,7 @@
       <w:lvlText w:val=""/>
       <w:lvlJc w:val="left"/>
       <w:pPr>
-        <w:ind w:left="6480" w:hanging="360"/>
+        <w:ind w:left="6828" w:hanging="360"/>
       </w:pPr>
       <w:rPr>
         <w:rFonts w:ascii="Wingdings" w:hAnsi="Wingdings" w:hint="default"/>
@@ -16995,9 +19030,867 @@
     </w:lvl>
   </w:abstractNum>
   <w:abstractNum w:abstractNumId="4" w15:restartNumberingAfterBreak="0">
-    <w:nsid w:val="5B8546C2"/>
+    <w:nsid w:val="1D5037C3"/>
+    <w:multiLevelType w:val="multilevel"/>
+    <w:tmpl w:val="FD183FD2"/>
+    <w:lvl w:ilvl="0">
+      <w:start w:val="1"/>
+      <w:numFmt w:val="bullet"/>
+      <w:lvlText w:val=""/>
+      <w:lvlJc w:val="left"/>
+      <w:pPr>
+        <w:tabs>
+          <w:tab w:val="num" w:pos="720"/>
+        </w:tabs>
+        <w:ind w:left="720" w:hanging="360"/>
+      </w:pPr>
+      <w:rPr>
+        <w:rFonts w:ascii="Symbol" w:hAnsi="Symbol" w:hint="default"/>
+        <w:sz w:val="20"/>
+      </w:rPr>
+    </w:lvl>
+    <w:lvl w:ilvl="1" w:tentative="1">
+      <w:start w:val="1"/>
+      <w:numFmt w:val="bullet"/>
+      <w:lvlText w:val="o"/>
+      <w:lvlJc w:val="left"/>
+      <w:pPr>
+        <w:tabs>
+          <w:tab w:val="num" w:pos="1440"/>
+        </w:tabs>
+        <w:ind w:left="1440" w:hanging="360"/>
+      </w:pPr>
+      <w:rPr>
+        <w:rFonts w:ascii="Courier New" w:hAnsi="Courier New" w:hint="default"/>
+        <w:sz w:val="20"/>
+      </w:rPr>
+    </w:lvl>
+    <w:lvl w:ilvl="2" w:tentative="1">
+      <w:start w:val="1"/>
+      <w:numFmt w:val="bullet"/>
+      <w:lvlText w:val=""/>
+      <w:lvlJc w:val="left"/>
+      <w:pPr>
+        <w:tabs>
+          <w:tab w:val="num" w:pos="2160"/>
+        </w:tabs>
+        <w:ind w:left="2160" w:hanging="360"/>
+      </w:pPr>
+      <w:rPr>
+        <w:rFonts w:ascii="Wingdings" w:hAnsi="Wingdings" w:hint="default"/>
+        <w:sz w:val="20"/>
+      </w:rPr>
+    </w:lvl>
+    <w:lvl w:ilvl="3" w:tentative="1">
+      <w:start w:val="1"/>
+      <w:numFmt w:val="bullet"/>
+      <w:lvlText w:val=""/>
+      <w:lvlJc w:val="left"/>
+      <w:pPr>
+        <w:tabs>
+          <w:tab w:val="num" w:pos="2880"/>
+        </w:tabs>
+        <w:ind w:left="2880" w:hanging="360"/>
+      </w:pPr>
+      <w:rPr>
+        <w:rFonts w:ascii="Wingdings" w:hAnsi="Wingdings" w:hint="default"/>
+        <w:sz w:val="20"/>
+      </w:rPr>
+    </w:lvl>
+    <w:lvl w:ilvl="4" w:tentative="1">
+      <w:start w:val="1"/>
+      <w:numFmt w:val="bullet"/>
+      <w:lvlText w:val=""/>
+      <w:lvlJc w:val="left"/>
+      <w:pPr>
+        <w:tabs>
+          <w:tab w:val="num" w:pos="3600"/>
+        </w:tabs>
+        <w:ind w:left="3600" w:hanging="360"/>
+      </w:pPr>
+      <w:rPr>
+        <w:rFonts w:ascii="Wingdings" w:hAnsi="Wingdings" w:hint="default"/>
+        <w:sz w:val="20"/>
+      </w:rPr>
+    </w:lvl>
+    <w:lvl w:ilvl="5" w:tentative="1">
+      <w:start w:val="1"/>
+      <w:numFmt w:val="bullet"/>
+      <w:lvlText w:val=""/>
+      <w:lvlJc w:val="left"/>
+      <w:pPr>
+        <w:tabs>
+          <w:tab w:val="num" w:pos="4320"/>
+        </w:tabs>
+        <w:ind w:left="4320" w:hanging="360"/>
+      </w:pPr>
+      <w:rPr>
+        <w:rFonts w:ascii="Wingdings" w:hAnsi="Wingdings" w:hint="default"/>
+        <w:sz w:val="20"/>
+      </w:rPr>
+    </w:lvl>
+    <w:lvl w:ilvl="6" w:tentative="1">
+      <w:start w:val="1"/>
+      <w:numFmt w:val="bullet"/>
+      <w:lvlText w:val=""/>
+      <w:lvlJc w:val="left"/>
+      <w:pPr>
+        <w:tabs>
+          <w:tab w:val="num" w:pos="5040"/>
+        </w:tabs>
+        <w:ind w:left="5040" w:hanging="360"/>
+      </w:pPr>
+      <w:rPr>
+        <w:rFonts w:ascii="Wingdings" w:hAnsi="Wingdings" w:hint="default"/>
+        <w:sz w:val="20"/>
+      </w:rPr>
+    </w:lvl>
+    <w:lvl w:ilvl="7" w:tentative="1">
+      <w:start w:val="1"/>
+      <w:numFmt w:val="bullet"/>
+      <w:lvlText w:val=""/>
+      <w:lvlJc w:val="left"/>
+      <w:pPr>
+        <w:tabs>
+          <w:tab w:val="num" w:pos="5760"/>
+        </w:tabs>
+        <w:ind w:left="5760" w:hanging="360"/>
+      </w:pPr>
+      <w:rPr>
+        <w:rFonts w:ascii="Wingdings" w:hAnsi="Wingdings" w:hint="default"/>
+        <w:sz w:val="20"/>
+      </w:rPr>
+    </w:lvl>
+    <w:lvl w:ilvl="8" w:tentative="1">
+      <w:start w:val="1"/>
+      <w:numFmt w:val="bullet"/>
+      <w:lvlText w:val=""/>
+      <w:lvlJc w:val="left"/>
+      <w:pPr>
+        <w:tabs>
+          <w:tab w:val="num" w:pos="6480"/>
+        </w:tabs>
+        <w:ind w:left="6480" w:hanging="360"/>
+      </w:pPr>
+      <w:rPr>
+        <w:rFonts w:ascii="Wingdings" w:hAnsi="Wingdings" w:hint="default"/>
+        <w:sz w:val="20"/>
+      </w:rPr>
+    </w:lvl>
+  </w:abstractNum>
+  <w:abstractNum w:abstractNumId="5" w15:restartNumberingAfterBreak="0">
+    <w:nsid w:val="28E76799"/>
+    <w:multiLevelType w:val="multilevel"/>
+    <w:tmpl w:val="2618B644"/>
+    <w:lvl w:ilvl="0">
+      <w:start w:val="1"/>
+      <w:numFmt w:val="bullet"/>
+      <w:lvlText w:val=""/>
+      <w:lvlJc w:val="left"/>
+      <w:pPr>
+        <w:tabs>
+          <w:tab w:val="num" w:pos="720"/>
+        </w:tabs>
+        <w:ind w:left="720" w:hanging="360"/>
+      </w:pPr>
+      <w:rPr>
+        <w:rFonts w:ascii="Symbol" w:hAnsi="Symbol" w:hint="default"/>
+        <w:sz w:val="20"/>
+      </w:rPr>
+    </w:lvl>
+    <w:lvl w:ilvl="1" w:tentative="1">
+      <w:start w:val="1"/>
+      <w:numFmt w:val="bullet"/>
+      <w:lvlText w:val="o"/>
+      <w:lvlJc w:val="left"/>
+      <w:pPr>
+        <w:tabs>
+          <w:tab w:val="num" w:pos="1440"/>
+        </w:tabs>
+        <w:ind w:left="1440" w:hanging="360"/>
+      </w:pPr>
+      <w:rPr>
+        <w:rFonts w:ascii="Courier New" w:hAnsi="Courier New" w:hint="default"/>
+        <w:sz w:val="20"/>
+      </w:rPr>
+    </w:lvl>
+    <w:lvl w:ilvl="2" w:tentative="1">
+      <w:start w:val="1"/>
+      <w:numFmt w:val="bullet"/>
+      <w:lvlText w:val=""/>
+      <w:lvlJc w:val="left"/>
+      <w:pPr>
+        <w:tabs>
+          <w:tab w:val="num" w:pos="2160"/>
+        </w:tabs>
+        <w:ind w:left="2160" w:hanging="360"/>
+      </w:pPr>
+      <w:rPr>
+        <w:rFonts w:ascii="Wingdings" w:hAnsi="Wingdings" w:hint="default"/>
+        <w:sz w:val="20"/>
+      </w:rPr>
+    </w:lvl>
+    <w:lvl w:ilvl="3" w:tentative="1">
+      <w:start w:val="1"/>
+      <w:numFmt w:val="bullet"/>
+      <w:lvlText w:val=""/>
+      <w:lvlJc w:val="left"/>
+      <w:pPr>
+        <w:tabs>
+          <w:tab w:val="num" w:pos="2880"/>
+        </w:tabs>
+        <w:ind w:left="2880" w:hanging="360"/>
+      </w:pPr>
+      <w:rPr>
+        <w:rFonts w:ascii="Wingdings" w:hAnsi="Wingdings" w:hint="default"/>
+        <w:sz w:val="20"/>
+      </w:rPr>
+    </w:lvl>
+    <w:lvl w:ilvl="4" w:tentative="1">
+      <w:start w:val="1"/>
+      <w:numFmt w:val="bullet"/>
+      <w:lvlText w:val=""/>
+      <w:lvlJc w:val="left"/>
+      <w:pPr>
+        <w:tabs>
+          <w:tab w:val="num" w:pos="3600"/>
+        </w:tabs>
+        <w:ind w:left="3600" w:hanging="360"/>
+      </w:pPr>
+      <w:rPr>
+        <w:rFonts w:ascii="Wingdings" w:hAnsi="Wingdings" w:hint="default"/>
+        <w:sz w:val="20"/>
+      </w:rPr>
+    </w:lvl>
+    <w:lvl w:ilvl="5" w:tentative="1">
+      <w:start w:val="1"/>
+      <w:numFmt w:val="bullet"/>
+      <w:lvlText w:val=""/>
+      <w:lvlJc w:val="left"/>
+      <w:pPr>
+        <w:tabs>
+          <w:tab w:val="num" w:pos="4320"/>
+        </w:tabs>
+        <w:ind w:left="4320" w:hanging="360"/>
+      </w:pPr>
+      <w:rPr>
+        <w:rFonts w:ascii="Wingdings" w:hAnsi="Wingdings" w:hint="default"/>
+        <w:sz w:val="20"/>
+      </w:rPr>
+    </w:lvl>
+    <w:lvl w:ilvl="6" w:tentative="1">
+      <w:start w:val="1"/>
+      <w:numFmt w:val="bullet"/>
+      <w:lvlText w:val=""/>
+      <w:lvlJc w:val="left"/>
+      <w:pPr>
+        <w:tabs>
+          <w:tab w:val="num" w:pos="5040"/>
+        </w:tabs>
+        <w:ind w:left="5040" w:hanging="360"/>
+      </w:pPr>
+      <w:rPr>
+        <w:rFonts w:ascii="Wingdings" w:hAnsi="Wingdings" w:hint="default"/>
+        <w:sz w:val="20"/>
+      </w:rPr>
+    </w:lvl>
+    <w:lvl w:ilvl="7" w:tentative="1">
+      <w:start w:val="1"/>
+      <w:numFmt w:val="bullet"/>
+      <w:lvlText w:val=""/>
+      <w:lvlJc w:val="left"/>
+      <w:pPr>
+        <w:tabs>
+          <w:tab w:val="num" w:pos="5760"/>
+        </w:tabs>
+        <w:ind w:left="5760" w:hanging="360"/>
+      </w:pPr>
+      <w:rPr>
+        <w:rFonts w:ascii="Wingdings" w:hAnsi="Wingdings" w:hint="default"/>
+        <w:sz w:val="20"/>
+      </w:rPr>
+    </w:lvl>
+    <w:lvl w:ilvl="8" w:tentative="1">
+      <w:start w:val="1"/>
+      <w:numFmt w:val="bullet"/>
+      <w:lvlText w:val=""/>
+      <w:lvlJc w:val="left"/>
+      <w:pPr>
+        <w:tabs>
+          <w:tab w:val="num" w:pos="6480"/>
+        </w:tabs>
+        <w:ind w:left="6480" w:hanging="360"/>
+      </w:pPr>
+      <w:rPr>
+        <w:rFonts w:ascii="Wingdings" w:hAnsi="Wingdings" w:hint="default"/>
+        <w:sz w:val="20"/>
+      </w:rPr>
+    </w:lvl>
+  </w:abstractNum>
+  <w:abstractNum w:abstractNumId="6" w15:restartNumberingAfterBreak="0">
+    <w:nsid w:val="2CD803D7"/>
+    <w:multiLevelType w:val="multilevel"/>
+    <w:tmpl w:val="FF48FB46"/>
+    <w:lvl w:ilvl="0">
+      <w:start w:val="1"/>
+      <w:numFmt w:val="bullet"/>
+      <w:lvlText w:val=""/>
+      <w:lvlJc w:val="left"/>
+      <w:pPr>
+        <w:tabs>
+          <w:tab w:val="num" w:pos="720"/>
+        </w:tabs>
+        <w:ind w:left="720" w:hanging="360"/>
+      </w:pPr>
+      <w:rPr>
+        <w:rFonts w:ascii="Symbol" w:hAnsi="Symbol" w:hint="default"/>
+        <w:sz w:val="20"/>
+      </w:rPr>
+    </w:lvl>
+    <w:lvl w:ilvl="1" w:tentative="1">
+      <w:start w:val="1"/>
+      <w:numFmt w:val="bullet"/>
+      <w:lvlText w:val="o"/>
+      <w:lvlJc w:val="left"/>
+      <w:pPr>
+        <w:tabs>
+          <w:tab w:val="num" w:pos="1440"/>
+        </w:tabs>
+        <w:ind w:left="1440" w:hanging="360"/>
+      </w:pPr>
+      <w:rPr>
+        <w:rFonts w:ascii="Courier New" w:hAnsi="Courier New" w:hint="default"/>
+        <w:sz w:val="20"/>
+      </w:rPr>
+    </w:lvl>
+    <w:lvl w:ilvl="2" w:tentative="1">
+      <w:start w:val="1"/>
+      <w:numFmt w:val="bullet"/>
+      <w:lvlText w:val=""/>
+      <w:lvlJc w:val="left"/>
+      <w:pPr>
+        <w:tabs>
+          <w:tab w:val="num" w:pos="2160"/>
+        </w:tabs>
+        <w:ind w:left="2160" w:hanging="360"/>
+      </w:pPr>
+      <w:rPr>
+        <w:rFonts w:ascii="Wingdings" w:hAnsi="Wingdings" w:hint="default"/>
+        <w:sz w:val="20"/>
+      </w:rPr>
+    </w:lvl>
+    <w:lvl w:ilvl="3" w:tentative="1">
+      <w:start w:val="1"/>
+      <w:numFmt w:val="bullet"/>
+      <w:lvlText w:val=""/>
+      <w:lvlJc w:val="left"/>
+      <w:pPr>
+        <w:tabs>
+          <w:tab w:val="num" w:pos="2880"/>
+        </w:tabs>
+        <w:ind w:left="2880" w:hanging="360"/>
+      </w:pPr>
+      <w:rPr>
+        <w:rFonts w:ascii="Wingdings" w:hAnsi="Wingdings" w:hint="default"/>
+        <w:sz w:val="20"/>
+      </w:rPr>
+    </w:lvl>
+    <w:lvl w:ilvl="4" w:tentative="1">
+      <w:start w:val="1"/>
+      <w:numFmt w:val="bullet"/>
+      <w:lvlText w:val=""/>
+      <w:lvlJc w:val="left"/>
+      <w:pPr>
+        <w:tabs>
+          <w:tab w:val="num" w:pos="3600"/>
+        </w:tabs>
+        <w:ind w:left="3600" w:hanging="360"/>
+      </w:pPr>
+      <w:rPr>
+        <w:rFonts w:ascii="Wingdings" w:hAnsi="Wingdings" w:hint="default"/>
+        <w:sz w:val="20"/>
+      </w:rPr>
+    </w:lvl>
+    <w:lvl w:ilvl="5" w:tentative="1">
+      <w:start w:val="1"/>
+      <w:numFmt w:val="bullet"/>
+      <w:lvlText w:val=""/>
+      <w:lvlJc w:val="left"/>
+      <w:pPr>
+        <w:tabs>
+          <w:tab w:val="num" w:pos="4320"/>
+        </w:tabs>
+        <w:ind w:left="4320" w:hanging="360"/>
+      </w:pPr>
+      <w:rPr>
+        <w:rFonts w:ascii="Wingdings" w:hAnsi="Wingdings" w:hint="default"/>
+        <w:sz w:val="20"/>
+      </w:rPr>
+    </w:lvl>
+    <w:lvl w:ilvl="6" w:tentative="1">
+      <w:start w:val="1"/>
+      <w:numFmt w:val="bullet"/>
+      <w:lvlText w:val=""/>
+      <w:lvlJc w:val="left"/>
+      <w:pPr>
+        <w:tabs>
+          <w:tab w:val="num" w:pos="5040"/>
+        </w:tabs>
+        <w:ind w:left="5040" w:hanging="360"/>
+      </w:pPr>
+      <w:rPr>
+        <w:rFonts w:ascii="Wingdings" w:hAnsi="Wingdings" w:hint="default"/>
+        <w:sz w:val="20"/>
+      </w:rPr>
+    </w:lvl>
+    <w:lvl w:ilvl="7" w:tentative="1">
+      <w:start w:val="1"/>
+      <w:numFmt w:val="bullet"/>
+      <w:lvlText w:val=""/>
+      <w:lvlJc w:val="left"/>
+      <w:pPr>
+        <w:tabs>
+          <w:tab w:val="num" w:pos="5760"/>
+        </w:tabs>
+        <w:ind w:left="5760" w:hanging="360"/>
+      </w:pPr>
+      <w:rPr>
+        <w:rFonts w:ascii="Wingdings" w:hAnsi="Wingdings" w:hint="default"/>
+        <w:sz w:val="20"/>
+      </w:rPr>
+    </w:lvl>
+    <w:lvl w:ilvl="8" w:tentative="1">
+      <w:start w:val="1"/>
+      <w:numFmt w:val="bullet"/>
+      <w:lvlText w:val=""/>
+      <w:lvlJc w:val="left"/>
+      <w:pPr>
+        <w:tabs>
+          <w:tab w:val="num" w:pos="6480"/>
+        </w:tabs>
+        <w:ind w:left="6480" w:hanging="360"/>
+      </w:pPr>
+      <w:rPr>
+        <w:rFonts w:ascii="Wingdings" w:hAnsi="Wingdings" w:hint="default"/>
+        <w:sz w:val="20"/>
+      </w:rPr>
+    </w:lvl>
+  </w:abstractNum>
+  <w:abstractNum w:abstractNumId="7" w15:restartNumberingAfterBreak="0">
+    <w:nsid w:val="39E95CE3"/>
+    <w:multiLevelType w:val="multilevel"/>
+    <w:tmpl w:val="76EE2D4E"/>
+    <w:lvl w:ilvl="0">
+      <w:start w:val="1"/>
+      <w:numFmt w:val="decimal"/>
+      <w:lvlText w:val="%1."/>
+      <w:lvlJc w:val="left"/>
+      <w:pPr>
+        <w:tabs>
+          <w:tab w:val="num" w:pos="720"/>
+        </w:tabs>
+        <w:ind w:left="720" w:hanging="360"/>
+      </w:pPr>
+    </w:lvl>
+    <w:lvl w:ilvl="1" w:tentative="1">
+      <w:start w:val="1"/>
+      <w:numFmt w:val="decimal"/>
+      <w:lvlText w:val="%2."/>
+      <w:lvlJc w:val="left"/>
+      <w:pPr>
+        <w:tabs>
+          <w:tab w:val="num" w:pos="1440"/>
+        </w:tabs>
+        <w:ind w:left="1440" w:hanging="360"/>
+      </w:pPr>
+    </w:lvl>
+    <w:lvl w:ilvl="2" w:tentative="1">
+      <w:start w:val="1"/>
+      <w:numFmt w:val="decimal"/>
+      <w:lvlText w:val="%3."/>
+      <w:lvlJc w:val="left"/>
+      <w:pPr>
+        <w:tabs>
+          <w:tab w:val="num" w:pos="2160"/>
+        </w:tabs>
+        <w:ind w:left="2160" w:hanging="360"/>
+      </w:pPr>
+    </w:lvl>
+    <w:lvl w:ilvl="3" w:tentative="1">
+      <w:start w:val="1"/>
+      <w:numFmt w:val="decimal"/>
+      <w:lvlText w:val="%4."/>
+      <w:lvlJc w:val="left"/>
+      <w:pPr>
+        <w:tabs>
+          <w:tab w:val="num" w:pos="2880"/>
+        </w:tabs>
+        <w:ind w:left="2880" w:hanging="360"/>
+      </w:pPr>
+    </w:lvl>
+    <w:lvl w:ilvl="4" w:tentative="1">
+      <w:start w:val="1"/>
+      <w:numFmt w:val="decimal"/>
+      <w:lvlText w:val="%5."/>
+      <w:lvlJc w:val="left"/>
+      <w:pPr>
+        <w:tabs>
+          <w:tab w:val="num" w:pos="3600"/>
+        </w:tabs>
+        <w:ind w:left="3600" w:hanging="360"/>
+      </w:pPr>
+    </w:lvl>
+    <w:lvl w:ilvl="5" w:tentative="1">
+      <w:start w:val="1"/>
+      <w:numFmt w:val="decimal"/>
+      <w:lvlText w:val="%6."/>
+      <w:lvlJc w:val="left"/>
+      <w:pPr>
+        <w:tabs>
+          <w:tab w:val="num" w:pos="4320"/>
+        </w:tabs>
+        <w:ind w:left="4320" w:hanging="360"/>
+      </w:pPr>
+    </w:lvl>
+    <w:lvl w:ilvl="6" w:tentative="1">
+      <w:start w:val="1"/>
+      <w:numFmt w:val="decimal"/>
+      <w:lvlText w:val="%7."/>
+      <w:lvlJc w:val="left"/>
+      <w:pPr>
+        <w:tabs>
+          <w:tab w:val="num" w:pos="5040"/>
+        </w:tabs>
+        <w:ind w:left="5040" w:hanging="360"/>
+      </w:pPr>
+    </w:lvl>
+    <w:lvl w:ilvl="7" w:tentative="1">
+      <w:start w:val="1"/>
+      <w:numFmt w:val="decimal"/>
+      <w:lvlText w:val="%8."/>
+      <w:lvlJc w:val="left"/>
+      <w:pPr>
+        <w:tabs>
+          <w:tab w:val="num" w:pos="5760"/>
+        </w:tabs>
+        <w:ind w:left="5760" w:hanging="360"/>
+      </w:pPr>
+    </w:lvl>
+    <w:lvl w:ilvl="8" w:tentative="1">
+      <w:start w:val="1"/>
+      <w:numFmt w:val="decimal"/>
+      <w:lvlText w:val="%9."/>
+      <w:lvlJc w:val="left"/>
+      <w:pPr>
+        <w:tabs>
+          <w:tab w:val="num" w:pos="6480"/>
+        </w:tabs>
+        <w:ind w:left="6480" w:hanging="360"/>
+      </w:pPr>
+    </w:lvl>
+  </w:abstractNum>
+  <w:abstractNum w:abstractNumId="8" w15:restartNumberingAfterBreak="0">
+    <w:nsid w:val="3A3A7315"/>
+    <w:multiLevelType w:val="multilevel"/>
+    <w:tmpl w:val="9D76558E"/>
+    <w:lvl w:ilvl="0">
+      <w:start w:val="1"/>
+      <w:numFmt w:val="bullet"/>
+      <w:lvlText w:val=""/>
+      <w:lvlJc w:val="left"/>
+      <w:pPr>
+        <w:tabs>
+          <w:tab w:val="num" w:pos="720"/>
+        </w:tabs>
+        <w:ind w:left="720" w:hanging="360"/>
+      </w:pPr>
+      <w:rPr>
+        <w:rFonts w:ascii="Symbol" w:hAnsi="Symbol" w:hint="default"/>
+        <w:sz w:val="20"/>
+      </w:rPr>
+    </w:lvl>
+    <w:lvl w:ilvl="1" w:tentative="1">
+      <w:start w:val="1"/>
+      <w:numFmt w:val="bullet"/>
+      <w:lvlText w:val="o"/>
+      <w:lvlJc w:val="left"/>
+      <w:pPr>
+        <w:tabs>
+          <w:tab w:val="num" w:pos="1440"/>
+        </w:tabs>
+        <w:ind w:left="1440" w:hanging="360"/>
+      </w:pPr>
+      <w:rPr>
+        <w:rFonts w:ascii="Courier New" w:hAnsi="Courier New" w:hint="default"/>
+        <w:sz w:val="20"/>
+      </w:rPr>
+    </w:lvl>
+    <w:lvl w:ilvl="2" w:tentative="1">
+      <w:start w:val="1"/>
+      <w:numFmt w:val="bullet"/>
+      <w:lvlText w:val=""/>
+      <w:lvlJc w:val="left"/>
+      <w:pPr>
+        <w:tabs>
+          <w:tab w:val="num" w:pos="2160"/>
+        </w:tabs>
+        <w:ind w:left="2160" w:hanging="360"/>
+      </w:pPr>
+      <w:rPr>
+        <w:rFonts w:ascii="Wingdings" w:hAnsi="Wingdings" w:hint="default"/>
+        <w:sz w:val="20"/>
+      </w:rPr>
+    </w:lvl>
+    <w:lvl w:ilvl="3" w:tentative="1">
+      <w:start w:val="1"/>
+      <w:numFmt w:val="bullet"/>
+      <w:lvlText w:val=""/>
+      <w:lvlJc w:val="left"/>
+      <w:pPr>
+        <w:tabs>
+          <w:tab w:val="num" w:pos="2880"/>
+        </w:tabs>
+        <w:ind w:left="2880" w:hanging="360"/>
+      </w:pPr>
+      <w:rPr>
+        <w:rFonts w:ascii="Wingdings" w:hAnsi="Wingdings" w:hint="default"/>
+        <w:sz w:val="20"/>
+      </w:rPr>
+    </w:lvl>
+    <w:lvl w:ilvl="4" w:tentative="1">
+      <w:start w:val="1"/>
+      <w:numFmt w:val="bullet"/>
+      <w:lvlText w:val=""/>
+      <w:lvlJc w:val="left"/>
+      <w:pPr>
+        <w:tabs>
+          <w:tab w:val="num" w:pos="3600"/>
+        </w:tabs>
+        <w:ind w:left="3600" w:hanging="360"/>
+      </w:pPr>
+      <w:rPr>
+        <w:rFonts w:ascii="Wingdings" w:hAnsi="Wingdings" w:hint="default"/>
+        <w:sz w:val="20"/>
+      </w:rPr>
+    </w:lvl>
+    <w:lvl w:ilvl="5" w:tentative="1">
+      <w:start w:val="1"/>
+      <w:numFmt w:val="bullet"/>
+      <w:lvlText w:val=""/>
+      <w:lvlJc w:val="left"/>
+      <w:pPr>
+        <w:tabs>
+          <w:tab w:val="num" w:pos="4320"/>
+        </w:tabs>
+        <w:ind w:left="4320" w:hanging="360"/>
+      </w:pPr>
+      <w:rPr>
+        <w:rFonts w:ascii="Wingdings" w:hAnsi="Wingdings" w:hint="default"/>
+        <w:sz w:val="20"/>
+      </w:rPr>
+    </w:lvl>
+    <w:lvl w:ilvl="6" w:tentative="1">
+      <w:start w:val="1"/>
+      <w:numFmt w:val="bullet"/>
+      <w:lvlText w:val=""/>
+      <w:lvlJc w:val="left"/>
+      <w:pPr>
+        <w:tabs>
+          <w:tab w:val="num" w:pos="5040"/>
+        </w:tabs>
+        <w:ind w:left="5040" w:hanging="360"/>
+      </w:pPr>
+      <w:rPr>
+        <w:rFonts w:ascii="Wingdings" w:hAnsi="Wingdings" w:hint="default"/>
+        <w:sz w:val="20"/>
+      </w:rPr>
+    </w:lvl>
+    <w:lvl w:ilvl="7" w:tentative="1">
+      <w:start w:val="1"/>
+      <w:numFmt w:val="bullet"/>
+      <w:lvlText w:val=""/>
+      <w:lvlJc w:val="left"/>
+      <w:pPr>
+        <w:tabs>
+          <w:tab w:val="num" w:pos="5760"/>
+        </w:tabs>
+        <w:ind w:left="5760" w:hanging="360"/>
+      </w:pPr>
+      <w:rPr>
+        <w:rFonts w:ascii="Wingdings" w:hAnsi="Wingdings" w:hint="default"/>
+        <w:sz w:val="20"/>
+      </w:rPr>
+    </w:lvl>
+    <w:lvl w:ilvl="8" w:tentative="1">
+      <w:start w:val="1"/>
+      <w:numFmt w:val="bullet"/>
+      <w:lvlText w:val=""/>
+      <w:lvlJc w:val="left"/>
+      <w:pPr>
+        <w:tabs>
+          <w:tab w:val="num" w:pos="6480"/>
+        </w:tabs>
+        <w:ind w:left="6480" w:hanging="360"/>
+      </w:pPr>
+      <w:rPr>
+        <w:rFonts w:ascii="Wingdings" w:hAnsi="Wingdings" w:hint="default"/>
+        <w:sz w:val="20"/>
+      </w:rPr>
+    </w:lvl>
+  </w:abstractNum>
+  <w:abstractNum w:abstractNumId="9" w15:restartNumberingAfterBreak="0">
+    <w:nsid w:val="4CCD0CC3"/>
+    <w:multiLevelType w:val="multilevel"/>
+    <w:tmpl w:val="6C600EDE"/>
+    <w:lvl w:ilvl="0">
+      <w:start w:val="1"/>
+      <w:numFmt w:val="bullet"/>
+      <w:lvlText w:val=""/>
+      <w:lvlJc w:val="left"/>
+      <w:pPr>
+        <w:tabs>
+          <w:tab w:val="num" w:pos="720"/>
+        </w:tabs>
+        <w:ind w:left="720" w:hanging="360"/>
+      </w:pPr>
+      <w:rPr>
+        <w:rFonts w:ascii="Symbol" w:hAnsi="Symbol" w:hint="default"/>
+        <w:sz w:val="20"/>
+      </w:rPr>
+    </w:lvl>
+    <w:lvl w:ilvl="1" w:tentative="1">
+      <w:start w:val="1"/>
+      <w:numFmt w:val="bullet"/>
+      <w:lvlText w:val="o"/>
+      <w:lvlJc w:val="left"/>
+      <w:pPr>
+        <w:tabs>
+          <w:tab w:val="num" w:pos="1440"/>
+        </w:tabs>
+        <w:ind w:left="1440" w:hanging="360"/>
+      </w:pPr>
+      <w:rPr>
+        <w:rFonts w:ascii="Courier New" w:hAnsi="Courier New" w:hint="default"/>
+        <w:sz w:val="20"/>
+      </w:rPr>
+    </w:lvl>
+    <w:lvl w:ilvl="2" w:tentative="1">
+      <w:start w:val="1"/>
+      <w:numFmt w:val="bullet"/>
+      <w:lvlText w:val=""/>
+      <w:lvlJc w:val="left"/>
+      <w:pPr>
+        <w:tabs>
+          <w:tab w:val="num" w:pos="2160"/>
+        </w:tabs>
+        <w:ind w:left="2160" w:hanging="360"/>
+      </w:pPr>
+      <w:rPr>
+        <w:rFonts w:ascii="Wingdings" w:hAnsi="Wingdings" w:hint="default"/>
+        <w:sz w:val="20"/>
+      </w:rPr>
+    </w:lvl>
+    <w:lvl w:ilvl="3" w:tentative="1">
+      <w:start w:val="1"/>
+      <w:numFmt w:val="bullet"/>
+      <w:lvlText w:val=""/>
+      <w:lvlJc w:val="left"/>
+      <w:pPr>
+        <w:tabs>
+          <w:tab w:val="num" w:pos="2880"/>
+        </w:tabs>
+        <w:ind w:left="2880" w:hanging="360"/>
+      </w:pPr>
+      <w:rPr>
+        <w:rFonts w:ascii="Wingdings" w:hAnsi="Wingdings" w:hint="default"/>
+        <w:sz w:val="20"/>
+      </w:rPr>
+    </w:lvl>
+    <w:lvl w:ilvl="4" w:tentative="1">
+      <w:start w:val="1"/>
+      <w:numFmt w:val="bullet"/>
+      <w:lvlText w:val=""/>
+      <w:lvlJc w:val="left"/>
+      <w:pPr>
+        <w:tabs>
+          <w:tab w:val="num" w:pos="3600"/>
+        </w:tabs>
+        <w:ind w:left="3600" w:hanging="360"/>
+      </w:pPr>
+      <w:rPr>
+        <w:rFonts w:ascii="Wingdings" w:hAnsi="Wingdings" w:hint="default"/>
+        <w:sz w:val="20"/>
+      </w:rPr>
+    </w:lvl>
+    <w:lvl w:ilvl="5" w:tentative="1">
+      <w:start w:val="1"/>
+      <w:numFmt w:val="bullet"/>
+      <w:lvlText w:val=""/>
+      <w:lvlJc w:val="left"/>
+      <w:pPr>
+        <w:tabs>
+          <w:tab w:val="num" w:pos="4320"/>
+        </w:tabs>
+        <w:ind w:left="4320" w:hanging="360"/>
+      </w:pPr>
+      <w:rPr>
+        <w:rFonts w:ascii="Wingdings" w:hAnsi="Wingdings" w:hint="default"/>
+        <w:sz w:val="20"/>
+      </w:rPr>
+    </w:lvl>
+    <w:lvl w:ilvl="6" w:tentative="1">
+      <w:start w:val="1"/>
+      <w:numFmt w:val="bullet"/>
+      <w:lvlText w:val=""/>
+      <w:lvlJc w:val="left"/>
+      <w:pPr>
+        <w:tabs>
+          <w:tab w:val="num" w:pos="5040"/>
+        </w:tabs>
+        <w:ind w:left="5040" w:hanging="360"/>
+      </w:pPr>
+      <w:rPr>
+        <w:rFonts w:ascii="Wingdings" w:hAnsi="Wingdings" w:hint="default"/>
+        <w:sz w:val="20"/>
+      </w:rPr>
+    </w:lvl>
+    <w:lvl w:ilvl="7" w:tentative="1">
+      <w:start w:val="1"/>
+      <w:numFmt w:val="bullet"/>
+      <w:lvlText w:val=""/>
+      <w:lvlJc w:val="left"/>
+      <w:pPr>
+        <w:tabs>
+          <w:tab w:val="num" w:pos="5760"/>
+        </w:tabs>
+        <w:ind w:left="5760" w:hanging="360"/>
+      </w:pPr>
+      <w:rPr>
+        <w:rFonts w:ascii="Wingdings" w:hAnsi="Wingdings" w:hint="default"/>
+        <w:sz w:val="20"/>
+      </w:rPr>
+    </w:lvl>
+    <w:lvl w:ilvl="8" w:tentative="1">
+      <w:start w:val="1"/>
+      <w:numFmt w:val="bullet"/>
+      <w:lvlText w:val=""/>
+      <w:lvlJc w:val="left"/>
+      <w:pPr>
+        <w:tabs>
+          <w:tab w:val="num" w:pos="6480"/>
+        </w:tabs>
+        <w:ind w:left="6480" w:hanging="360"/>
+      </w:pPr>
+      <w:rPr>
+        <w:rFonts w:ascii="Wingdings" w:hAnsi="Wingdings" w:hint="default"/>
+        <w:sz w:val="20"/>
+      </w:rPr>
+    </w:lvl>
+  </w:abstractNum>
+  <w:abstractNum w:abstractNumId="10" w15:restartNumberingAfterBreak="0">
+    <w:nsid w:val="50674088"/>
     <w:multiLevelType w:val="hybridMultilevel"/>
-    <w:tmpl w:val="6F7A3E9A"/>
+    <w:tmpl w:val="A308FB72"/>
     <w:lvl w:ilvl="0" w:tplc="04100001">
       <w:start w:val="1"/>
       <w:numFmt w:val="bullet"/>
@@ -17107,7 +20000,942 @@
       </w:rPr>
     </w:lvl>
   </w:abstractNum>
-  <w:abstractNum w:abstractNumId="5" w15:restartNumberingAfterBreak="0">
+  <w:abstractNum w:abstractNumId="11" w15:restartNumberingAfterBreak="0">
+    <w:nsid w:val="5B6A41E2"/>
+    <w:multiLevelType w:val="multilevel"/>
+    <w:tmpl w:val="6040DDD8"/>
+    <w:lvl w:ilvl="0">
+      <w:start w:val="1"/>
+      <w:numFmt w:val="bullet"/>
+      <w:lvlText w:val=""/>
+      <w:lvlJc w:val="left"/>
+      <w:pPr>
+        <w:tabs>
+          <w:tab w:val="num" w:pos="720"/>
+        </w:tabs>
+        <w:ind w:left="720" w:hanging="360"/>
+      </w:pPr>
+      <w:rPr>
+        <w:rFonts w:ascii="Symbol" w:hAnsi="Symbol" w:hint="default"/>
+        <w:sz w:val="20"/>
+      </w:rPr>
+    </w:lvl>
+    <w:lvl w:ilvl="1">
+      <w:start w:val="1"/>
+      <w:numFmt w:val="bullet"/>
+      <w:lvlText w:val="o"/>
+      <w:lvlJc w:val="left"/>
+      <w:pPr>
+        <w:tabs>
+          <w:tab w:val="num" w:pos="1440"/>
+        </w:tabs>
+        <w:ind w:left="1440" w:hanging="360"/>
+      </w:pPr>
+      <w:rPr>
+        <w:rFonts w:ascii="Courier New" w:hAnsi="Courier New" w:hint="default"/>
+        <w:sz w:val="20"/>
+      </w:rPr>
+    </w:lvl>
+    <w:lvl w:ilvl="2" w:tentative="1">
+      <w:start w:val="1"/>
+      <w:numFmt w:val="bullet"/>
+      <w:lvlText w:val=""/>
+      <w:lvlJc w:val="left"/>
+      <w:pPr>
+        <w:tabs>
+          <w:tab w:val="num" w:pos="2160"/>
+        </w:tabs>
+        <w:ind w:left="2160" w:hanging="360"/>
+      </w:pPr>
+      <w:rPr>
+        <w:rFonts w:ascii="Wingdings" w:hAnsi="Wingdings" w:hint="default"/>
+        <w:sz w:val="20"/>
+      </w:rPr>
+    </w:lvl>
+    <w:lvl w:ilvl="3" w:tentative="1">
+      <w:start w:val="1"/>
+      <w:numFmt w:val="bullet"/>
+      <w:lvlText w:val=""/>
+      <w:lvlJc w:val="left"/>
+      <w:pPr>
+        <w:tabs>
+          <w:tab w:val="num" w:pos="2880"/>
+        </w:tabs>
+        <w:ind w:left="2880" w:hanging="360"/>
+      </w:pPr>
+      <w:rPr>
+        <w:rFonts w:ascii="Wingdings" w:hAnsi="Wingdings" w:hint="default"/>
+        <w:sz w:val="20"/>
+      </w:rPr>
+    </w:lvl>
+    <w:lvl w:ilvl="4" w:tentative="1">
+      <w:start w:val="1"/>
+      <w:numFmt w:val="bullet"/>
+      <w:lvlText w:val=""/>
+      <w:lvlJc w:val="left"/>
+      <w:pPr>
+        <w:tabs>
+          <w:tab w:val="num" w:pos="3600"/>
+        </w:tabs>
+        <w:ind w:left="3600" w:hanging="360"/>
+      </w:pPr>
+      <w:rPr>
+        <w:rFonts w:ascii="Wingdings" w:hAnsi="Wingdings" w:hint="default"/>
+        <w:sz w:val="20"/>
+      </w:rPr>
+    </w:lvl>
+    <w:lvl w:ilvl="5" w:tentative="1">
+      <w:start w:val="1"/>
+      <w:numFmt w:val="bullet"/>
+      <w:lvlText w:val=""/>
+      <w:lvlJc w:val="left"/>
+      <w:pPr>
+        <w:tabs>
+          <w:tab w:val="num" w:pos="4320"/>
+        </w:tabs>
+        <w:ind w:left="4320" w:hanging="360"/>
+      </w:pPr>
+      <w:rPr>
+        <w:rFonts w:ascii="Wingdings" w:hAnsi="Wingdings" w:hint="default"/>
+        <w:sz w:val="20"/>
+      </w:rPr>
+    </w:lvl>
+    <w:lvl w:ilvl="6" w:tentative="1">
+      <w:start w:val="1"/>
+      <w:numFmt w:val="bullet"/>
+      <w:lvlText w:val=""/>
+      <w:lvlJc w:val="left"/>
+      <w:pPr>
+        <w:tabs>
+          <w:tab w:val="num" w:pos="5040"/>
+        </w:tabs>
+        <w:ind w:left="5040" w:hanging="360"/>
+      </w:pPr>
+      <w:rPr>
+        <w:rFonts w:ascii="Wingdings" w:hAnsi="Wingdings" w:hint="default"/>
+        <w:sz w:val="20"/>
+      </w:rPr>
+    </w:lvl>
+    <w:lvl w:ilvl="7" w:tentative="1">
+      <w:start w:val="1"/>
+      <w:numFmt w:val="bullet"/>
+      <w:lvlText w:val=""/>
+      <w:lvlJc w:val="left"/>
+      <w:pPr>
+        <w:tabs>
+          <w:tab w:val="num" w:pos="5760"/>
+        </w:tabs>
+        <w:ind w:left="5760" w:hanging="360"/>
+      </w:pPr>
+      <w:rPr>
+        <w:rFonts w:ascii="Wingdings" w:hAnsi="Wingdings" w:hint="default"/>
+        <w:sz w:val="20"/>
+      </w:rPr>
+    </w:lvl>
+    <w:lvl w:ilvl="8" w:tentative="1">
+      <w:start w:val="1"/>
+      <w:numFmt w:val="bullet"/>
+      <w:lvlText w:val=""/>
+      <w:lvlJc w:val="left"/>
+      <w:pPr>
+        <w:tabs>
+          <w:tab w:val="num" w:pos="6480"/>
+        </w:tabs>
+        <w:ind w:left="6480" w:hanging="360"/>
+      </w:pPr>
+      <w:rPr>
+        <w:rFonts w:ascii="Wingdings" w:hAnsi="Wingdings" w:hint="default"/>
+        <w:sz w:val="20"/>
+      </w:rPr>
+    </w:lvl>
+  </w:abstractNum>
+  <w:abstractNum w:abstractNumId="12" w15:restartNumberingAfterBreak="0">
+    <w:nsid w:val="5B8546C2"/>
+    <w:multiLevelType w:val="hybridMultilevel"/>
+    <w:tmpl w:val="6F7A3E9A"/>
+    <w:lvl w:ilvl="0" w:tplc="04100001">
+      <w:start w:val="1"/>
+      <w:numFmt w:val="bullet"/>
+      <w:lvlText w:val=""/>
+      <w:lvlJc w:val="left"/>
+      <w:pPr>
+        <w:ind w:left="720" w:hanging="360"/>
+      </w:pPr>
+      <w:rPr>
+        <w:rFonts w:ascii="Symbol" w:hAnsi="Symbol" w:hint="default"/>
+      </w:rPr>
+    </w:lvl>
+    <w:lvl w:ilvl="1" w:tplc="04100003" w:tentative="1">
+      <w:start w:val="1"/>
+      <w:numFmt w:val="bullet"/>
+      <w:lvlText w:val="o"/>
+      <w:lvlJc w:val="left"/>
+      <w:pPr>
+        <w:ind w:left="1440" w:hanging="360"/>
+      </w:pPr>
+      <w:rPr>
+        <w:rFonts w:ascii="Courier New" w:hAnsi="Courier New" w:cs="Courier New" w:hint="default"/>
+      </w:rPr>
+    </w:lvl>
+    <w:lvl w:ilvl="2" w:tplc="04100005" w:tentative="1">
+      <w:start w:val="1"/>
+      <w:numFmt w:val="bullet"/>
+      <w:lvlText w:val=""/>
+      <w:lvlJc w:val="left"/>
+      <w:pPr>
+        <w:ind w:left="2160" w:hanging="360"/>
+      </w:pPr>
+      <w:rPr>
+        <w:rFonts w:ascii="Wingdings" w:hAnsi="Wingdings" w:hint="default"/>
+      </w:rPr>
+    </w:lvl>
+    <w:lvl w:ilvl="3" w:tplc="04100001" w:tentative="1">
+      <w:start w:val="1"/>
+      <w:numFmt w:val="bullet"/>
+      <w:lvlText w:val=""/>
+      <w:lvlJc w:val="left"/>
+      <w:pPr>
+        <w:ind w:left="2880" w:hanging="360"/>
+      </w:pPr>
+      <w:rPr>
+        <w:rFonts w:ascii="Symbol" w:hAnsi="Symbol" w:hint="default"/>
+      </w:rPr>
+    </w:lvl>
+    <w:lvl w:ilvl="4" w:tplc="04100003" w:tentative="1">
+      <w:start w:val="1"/>
+      <w:numFmt w:val="bullet"/>
+      <w:lvlText w:val="o"/>
+      <w:lvlJc w:val="left"/>
+      <w:pPr>
+        <w:ind w:left="3600" w:hanging="360"/>
+      </w:pPr>
+      <w:rPr>
+        <w:rFonts w:ascii="Courier New" w:hAnsi="Courier New" w:cs="Courier New" w:hint="default"/>
+      </w:rPr>
+    </w:lvl>
+    <w:lvl w:ilvl="5" w:tplc="04100005" w:tentative="1">
+      <w:start w:val="1"/>
+      <w:numFmt w:val="bullet"/>
+      <w:lvlText w:val=""/>
+      <w:lvlJc w:val="left"/>
+      <w:pPr>
+        <w:ind w:left="4320" w:hanging="360"/>
+      </w:pPr>
+      <w:rPr>
+        <w:rFonts w:ascii="Wingdings" w:hAnsi="Wingdings" w:hint="default"/>
+      </w:rPr>
+    </w:lvl>
+    <w:lvl w:ilvl="6" w:tplc="04100001" w:tentative="1">
+      <w:start w:val="1"/>
+      <w:numFmt w:val="bullet"/>
+      <w:lvlText w:val=""/>
+      <w:lvlJc w:val="left"/>
+      <w:pPr>
+        <w:ind w:left="5040" w:hanging="360"/>
+      </w:pPr>
+      <w:rPr>
+        <w:rFonts w:ascii="Symbol" w:hAnsi="Symbol" w:hint="default"/>
+      </w:rPr>
+    </w:lvl>
+    <w:lvl w:ilvl="7" w:tplc="04100003" w:tentative="1">
+      <w:start w:val="1"/>
+      <w:numFmt w:val="bullet"/>
+      <w:lvlText w:val="o"/>
+      <w:lvlJc w:val="left"/>
+      <w:pPr>
+        <w:ind w:left="5760" w:hanging="360"/>
+      </w:pPr>
+      <w:rPr>
+        <w:rFonts w:ascii="Courier New" w:hAnsi="Courier New" w:cs="Courier New" w:hint="default"/>
+      </w:rPr>
+    </w:lvl>
+    <w:lvl w:ilvl="8" w:tplc="04100005" w:tentative="1">
+      <w:start w:val="1"/>
+      <w:numFmt w:val="bullet"/>
+      <w:lvlText w:val=""/>
+      <w:lvlJc w:val="left"/>
+      <w:pPr>
+        <w:ind w:left="6480" w:hanging="360"/>
+      </w:pPr>
+      <w:rPr>
+        <w:rFonts w:ascii="Wingdings" w:hAnsi="Wingdings" w:hint="default"/>
+      </w:rPr>
+    </w:lvl>
+  </w:abstractNum>
+  <w:abstractNum w:abstractNumId="13" w15:restartNumberingAfterBreak="0">
+    <w:nsid w:val="5D1A7447"/>
+    <w:multiLevelType w:val="multilevel"/>
+    <w:tmpl w:val="206669B0"/>
+    <w:lvl w:ilvl="0">
+      <w:start w:val="1"/>
+      <w:numFmt w:val="bullet"/>
+      <w:lvlText w:val=""/>
+      <w:lvlJc w:val="left"/>
+      <w:pPr>
+        <w:tabs>
+          <w:tab w:val="num" w:pos="720"/>
+        </w:tabs>
+        <w:ind w:left="720" w:hanging="360"/>
+      </w:pPr>
+      <w:rPr>
+        <w:rFonts w:ascii="Symbol" w:hAnsi="Symbol" w:hint="default"/>
+        <w:sz w:val="20"/>
+      </w:rPr>
+    </w:lvl>
+    <w:lvl w:ilvl="1" w:tentative="1">
+      <w:start w:val="1"/>
+      <w:numFmt w:val="bullet"/>
+      <w:lvlText w:val="o"/>
+      <w:lvlJc w:val="left"/>
+      <w:pPr>
+        <w:tabs>
+          <w:tab w:val="num" w:pos="1440"/>
+        </w:tabs>
+        <w:ind w:left="1440" w:hanging="360"/>
+      </w:pPr>
+      <w:rPr>
+        <w:rFonts w:ascii="Courier New" w:hAnsi="Courier New" w:hint="default"/>
+        <w:sz w:val="20"/>
+      </w:rPr>
+    </w:lvl>
+    <w:lvl w:ilvl="2" w:tentative="1">
+      <w:start w:val="1"/>
+      <w:numFmt w:val="bullet"/>
+      <w:lvlText w:val=""/>
+      <w:lvlJc w:val="left"/>
+      <w:pPr>
+        <w:tabs>
+          <w:tab w:val="num" w:pos="2160"/>
+        </w:tabs>
+        <w:ind w:left="2160" w:hanging="360"/>
+      </w:pPr>
+      <w:rPr>
+        <w:rFonts w:ascii="Wingdings" w:hAnsi="Wingdings" w:hint="default"/>
+        <w:sz w:val="20"/>
+      </w:rPr>
+    </w:lvl>
+    <w:lvl w:ilvl="3" w:tentative="1">
+      <w:start w:val="1"/>
+      <w:numFmt w:val="bullet"/>
+      <w:lvlText w:val=""/>
+      <w:lvlJc w:val="left"/>
+      <w:pPr>
+        <w:tabs>
+          <w:tab w:val="num" w:pos="2880"/>
+        </w:tabs>
+        <w:ind w:left="2880" w:hanging="360"/>
+      </w:pPr>
+      <w:rPr>
+        <w:rFonts w:ascii="Wingdings" w:hAnsi="Wingdings" w:hint="default"/>
+        <w:sz w:val="20"/>
+      </w:rPr>
+    </w:lvl>
+    <w:lvl w:ilvl="4" w:tentative="1">
+      <w:start w:val="1"/>
+      <w:numFmt w:val="bullet"/>
+      <w:lvlText w:val=""/>
+      <w:lvlJc w:val="left"/>
+      <w:pPr>
+        <w:tabs>
+          <w:tab w:val="num" w:pos="3600"/>
+        </w:tabs>
+        <w:ind w:left="3600" w:hanging="360"/>
+      </w:pPr>
+      <w:rPr>
+        <w:rFonts w:ascii="Wingdings" w:hAnsi="Wingdings" w:hint="default"/>
+        <w:sz w:val="20"/>
+      </w:rPr>
+    </w:lvl>
+    <w:lvl w:ilvl="5" w:tentative="1">
+      <w:start w:val="1"/>
+      <w:numFmt w:val="bullet"/>
+      <w:lvlText w:val=""/>
+      <w:lvlJc w:val="left"/>
+      <w:pPr>
+        <w:tabs>
+          <w:tab w:val="num" w:pos="4320"/>
+        </w:tabs>
+        <w:ind w:left="4320" w:hanging="360"/>
+      </w:pPr>
+      <w:rPr>
+        <w:rFonts w:ascii="Wingdings" w:hAnsi="Wingdings" w:hint="default"/>
+        <w:sz w:val="20"/>
+      </w:rPr>
+    </w:lvl>
+    <w:lvl w:ilvl="6" w:tentative="1">
+      <w:start w:val="1"/>
+      <w:numFmt w:val="bullet"/>
+      <w:lvlText w:val=""/>
+      <w:lvlJc w:val="left"/>
+      <w:pPr>
+        <w:tabs>
+          <w:tab w:val="num" w:pos="5040"/>
+        </w:tabs>
+        <w:ind w:left="5040" w:hanging="360"/>
+      </w:pPr>
+      <w:rPr>
+        <w:rFonts w:ascii="Wingdings" w:hAnsi="Wingdings" w:hint="default"/>
+        <w:sz w:val="20"/>
+      </w:rPr>
+    </w:lvl>
+    <w:lvl w:ilvl="7" w:tentative="1">
+      <w:start w:val="1"/>
+      <w:numFmt w:val="bullet"/>
+      <w:lvlText w:val=""/>
+      <w:lvlJc w:val="left"/>
+      <w:pPr>
+        <w:tabs>
+          <w:tab w:val="num" w:pos="5760"/>
+        </w:tabs>
+        <w:ind w:left="5760" w:hanging="360"/>
+      </w:pPr>
+      <w:rPr>
+        <w:rFonts w:ascii="Wingdings" w:hAnsi="Wingdings" w:hint="default"/>
+        <w:sz w:val="20"/>
+      </w:rPr>
+    </w:lvl>
+    <w:lvl w:ilvl="8" w:tentative="1">
+      <w:start w:val="1"/>
+      <w:numFmt w:val="bullet"/>
+      <w:lvlText w:val=""/>
+      <w:lvlJc w:val="left"/>
+      <w:pPr>
+        <w:tabs>
+          <w:tab w:val="num" w:pos="6480"/>
+        </w:tabs>
+        <w:ind w:left="6480" w:hanging="360"/>
+      </w:pPr>
+      <w:rPr>
+        <w:rFonts w:ascii="Wingdings" w:hAnsi="Wingdings" w:hint="default"/>
+        <w:sz w:val="20"/>
+      </w:rPr>
+    </w:lvl>
+  </w:abstractNum>
+  <w:abstractNum w:abstractNumId="14" w15:restartNumberingAfterBreak="0">
+    <w:nsid w:val="5FF03696"/>
+    <w:multiLevelType w:val="multilevel"/>
+    <w:tmpl w:val="9FA2AADE"/>
+    <w:lvl w:ilvl="0">
+      <w:start w:val="1"/>
+      <w:numFmt w:val="bullet"/>
+      <w:lvlText w:val=""/>
+      <w:lvlJc w:val="left"/>
+      <w:pPr>
+        <w:tabs>
+          <w:tab w:val="num" w:pos="720"/>
+        </w:tabs>
+        <w:ind w:left="720" w:hanging="360"/>
+      </w:pPr>
+      <w:rPr>
+        <w:rFonts w:ascii="Symbol" w:hAnsi="Symbol" w:hint="default"/>
+        <w:sz w:val="20"/>
+      </w:rPr>
+    </w:lvl>
+    <w:lvl w:ilvl="1" w:tentative="1">
+      <w:start w:val="1"/>
+      <w:numFmt w:val="bullet"/>
+      <w:lvlText w:val="o"/>
+      <w:lvlJc w:val="left"/>
+      <w:pPr>
+        <w:tabs>
+          <w:tab w:val="num" w:pos="1440"/>
+        </w:tabs>
+        <w:ind w:left="1440" w:hanging="360"/>
+      </w:pPr>
+      <w:rPr>
+        <w:rFonts w:ascii="Courier New" w:hAnsi="Courier New" w:hint="default"/>
+        <w:sz w:val="20"/>
+      </w:rPr>
+    </w:lvl>
+    <w:lvl w:ilvl="2" w:tentative="1">
+      <w:start w:val="1"/>
+      <w:numFmt w:val="bullet"/>
+      <w:lvlText w:val=""/>
+      <w:lvlJc w:val="left"/>
+      <w:pPr>
+        <w:tabs>
+          <w:tab w:val="num" w:pos="2160"/>
+        </w:tabs>
+        <w:ind w:left="2160" w:hanging="360"/>
+      </w:pPr>
+      <w:rPr>
+        <w:rFonts w:ascii="Wingdings" w:hAnsi="Wingdings" w:hint="default"/>
+        <w:sz w:val="20"/>
+      </w:rPr>
+    </w:lvl>
+    <w:lvl w:ilvl="3" w:tentative="1">
+      <w:start w:val="1"/>
+      <w:numFmt w:val="bullet"/>
+      <w:lvlText w:val=""/>
+      <w:lvlJc w:val="left"/>
+      <w:pPr>
+        <w:tabs>
+          <w:tab w:val="num" w:pos="2880"/>
+        </w:tabs>
+        <w:ind w:left="2880" w:hanging="360"/>
+      </w:pPr>
+      <w:rPr>
+        <w:rFonts w:ascii="Wingdings" w:hAnsi="Wingdings" w:hint="default"/>
+        <w:sz w:val="20"/>
+      </w:rPr>
+    </w:lvl>
+    <w:lvl w:ilvl="4" w:tentative="1">
+      <w:start w:val="1"/>
+      <w:numFmt w:val="bullet"/>
+      <w:lvlText w:val=""/>
+      <w:lvlJc w:val="left"/>
+      <w:pPr>
+        <w:tabs>
+          <w:tab w:val="num" w:pos="3600"/>
+        </w:tabs>
+        <w:ind w:left="3600" w:hanging="360"/>
+      </w:pPr>
+      <w:rPr>
+        <w:rFonts w:ascii="Wingdings" w:hAnsi="Wingdings" w:hint="default"/>
+        <w:sz w:val="20"/>
+      </w:rPr>
+    </w:lvl>
+    <w:lvl w:ilvl="5" w:tentative="1">
+      <w:start w:val="1"/>
+      <w:numFmt w:val="bullet"/>
+      <w:lvlText w:val=""/>
+      <w:lvlJc w:val="left"/>
+      <w:pPr>
+        <w:tabs>
+          <w:tab w:val="num" w:pos="4320"/>
+        </w:tabs>
+        <w:ind w:left="4320" w:hanging="360"/>
+      </w:pPr>
+      <w:rPr>
+        <w:rFonts w:ascii="Wingdings" w:hAnsi="Wingdings" w:hint="default"/>
+        <w:sz w:val="20"/>
+      </w:rPr>
+    </w:lvl>
+    <w:lvl w:ilvl="6" w:tentative="1">
+      <w:start w:val="1"/>
+      <w:numFmt w:val="bullet"/>
+      <w:lvlText w:val=""/>
+      <w:lvlJc w:val="left"/>
+      <w:pPr>
+        <w:tabs>
+          <w:tab w:val="num" w:pos="5040"/>
+        </w:tabs>
+        <w:ind w:left="5040" w:hanging="360"/>
+      </w:pPr>
+      <w:rPr>
+        <w:rFonts w:ascii="Wingdings" w:hAnsi="Wingdings" w:hint="default"/>
+        <w:sz w:val="20"/>
+      </w:rPr>
+    </w:lvl>
+    <w:lvl w:ilvl="7" w:tentative="1">
+      <w:start w:val="1"/>
+      <w:numFmt w:val="bullet"/>
+      <w:lvlText w:val=""/>
+      <w:lvlJc w:val="left"/>
+      <w:pPr>
+        <w:tabs>
+          <w:tab w:val="num" w:pos="5760"/>
+        </w:tabs>
+        <w:ind w:left="5760" w:hanging="360"/>
+      </w:pPr>
+      <w:rPr>
+        <w:rFonts w:ascii="Wingdings" w:hAnsi="Wingdings" w:hint="default"/>
+        <w:sz w:val="20"/>
+      </w:rPr>
+    </w:lvl>
+    <w:lvl w:ilvl="8" w:tentative="1">
+      <w:start w:val="1"/>
+      <w:numFmt w:val="bullet"/>
+      <w:lvlText w:val=""/>
+      <w:lvlJc w:val="left"/>
+      <w:pPr>
+        <w:tabs>
+          <w:tab w:val="num" w:pos="6480"/>
+        </w:tabs>
+        <w:ind w:left="6480" w:hanging="360"/>
+      </w:pPr>
+      <w:rPr>
+        <w:rFonts w:ascii="Wingdings" w:hAnsi="Wingdings" w:hint="default"/>
+        <w:sz w:val="20"/>
+      </w:rPr>
+    </w:lvl>
+  </w:abstractNum>
+  <w:abstractNum w:abstractNumId="15" w15:restartNumberingAfterBreak="0">
+    <w:nsid w:val="628F6245"/>
+    <w:multiLevelType w:val="hybridMultilevel"/>
+    <w:tmpl w:val="896EB9D2"/>
+    <w:lvl w:ilvl="0" w:tplc="04100001">
+      <w:start w:val="1"/>
+      <w:numFmt w:val="bullet"/>
+      <w:lvlText w:val=""/>
+      <w:lvlJc w:val="left"/>
+      <w:pPr>
+        <w:ind w:left="720" w:hanging="360"/>
+      </w:pPr>
+      <w:rPr>
+        <w:rFonts w:ascii="Symbol" w:hAnsi="Symbol" w:hint="default"/>
+      </w:rPr>
+    </w:lvl>
+    <w:lvl w:ilvl="1" w:tplc="04100003" w:tentative="1">
+      <w:start w:val="1"/>
+      <w:numFmt w:val="bullet"/>
+      <w:lvlText w:val="o"/>
+      <w:lvlJc w:val="left"/>
+      <w:pPr>
+        <w:ind w:left="1440" w:hanging="360"/>
+      </w:pPr>
+      <w:rPr>
+        <w:rFonts w:ascii="Courier New" w:hAnsi="Courier New" w:cs="Courier New" w:hint="default"/>
+      </w:rPr>
+    </w:lvl>
+    <w:lvl w:ilvl="2" w:tplc="04100005" w:tentative="1">
+      <w:start w:val="1"/>
+      <w:numFmt w:val="bullet"/>
+      <w:lvlText w:val=""/>
+      <w:lvlJc w:val="left"/>
+      <w:pPr>
+        <w:ind w:left="2160" w:hanging="360"/>
+      </w:pPr>
+      <w:rPr>
+        <w:rFonts w:ascii="Wingdings" w:hAnsi="Wingdings" w:hint="default"/>
+      </w:rPr>
+    </w:lvl>
+    <w:lvl w:ilvl="3" w:tplc="04100001" w:tentative="1">
+      <w:start w:val="1"/>
+      <w:numFmt w:val="bullet"/>
+      <w:lvlText w:val=""/>
+      <w:lvlJc w:val="left"/>
+      <w:pPr>
+        <w:ind w:left="2880" w:hanging="360"/>
+      </w:pPr>
+      <w:rPr>
+        <w:rFonts w:ascii="Symbol" w:hAnsi="Symbol" w:hint="default"/>
+      </w:rPr>
+    </w:lvl>
+    <w:lvl w:ilvl="4" w:tplc="04100003" w:tentative="1">
+      <w:start w:val="1"/>
+      <w:numFmt w:val="bullet"/>
+      <w:lvlText w:val="o"/>
+      <w:lvlJc w:val="left"/>
+      <w:pPr>
+        <w:ind w:left="3600" w:hanging="360"/>
+      </w:pPr>
+      <w:rPr>
+        <w:rFonts w:ascii="Courier New" w:hAnsi="Courier New" w:cs="Courier New" w:hint="default"/>
+      </w:rPr>
+    </w:lvl>
+    <w:lvl w:ilvl="5" w:tplc="04100005" w:tentative="1">
+      <w:start w:val="1"/>
+      <w:numFmt w:val="bullet"/>
+      <w:lvlText w:val=""/>
+      <w:lvlJc w:val="left"/>
+      <w:pPr>
+        <w:ind w:left="4320" w:hanging="360"/>
+      </w:pPr>
+      <w:rPr>
+        <w:rFonts w:ascii="Wingdings" w:hAnsi="Wingdings" w:hint="default"/>
+      </w:rPr>
+    </w:lvl>
+    <w:lvl w:ilvl="6" w:tplc="04100001" w:tentative="1">
+      <w:start w:val="1"/>
+      <w:numFmt w:val="bullet"/>
+      <w:lvlText w:val=""/>
+      <w:lvlJc w:val="left"/>
+      <w:pPr>
+        <w:ind w:left="5040" w:hanging="360"/>
+      </w:pPr>
+      <w:rPr>
+        <w:rFonts w:ascii="Symbol" w:hAnsi="Symbol" w:hint="default"/>
+      </w:rPr>
+    </w:lvl>
+    <w:lvl w:ilvl="7" w:tplc="04100003" w:tentative="1">
+      <w:start w:val="1"/>
+      <w:numFmt w:val="bullet"/>
+      <w:lvlText w:val="o"/>
+      <w:lvlJc w:val="left"/>
+      <w:pPr>
+        <w:ind w:left="5760" w:hanging="360"/>
+      </w:pPr>
+      <w:rPr>
+        <w:rFonts w:ascii="Courier New" w:hAnsi="Courier New" w:cs="Courier New" w:hint="default"/>
+      </w:rPr>
+    </w:lvl>
+    <w:lvl w:ilvl="8" w:tplc="04100005" w:tentative="1">
+      <w:start w:val="1"/>
+      <w:numFmt w:val="bullet"/>
+      <w:lvlText w:val=""/>
+      <w:lvlJc w:val="left"/>
+      <w:pPr>
+        <w:ind w:left="6480" w:hanging="360"/>
+      </w:pPr>
+      <w:rPr>
+        <w:rFonts w:ascii="Wingdings" w:hAnsi="Wingdings" w:hint="default"/>
+      </w:rPr>
+    </w:lvl>
+  </w:abstractNum>
+  <w:abstractNum w:abstractNumId="16" w15:restartNumberingAfterBreak="0">
+    <w:nsid w:val="63F15FE4"/>
+    <w:multiLevelType w:val="hybridMultilevel"/>
+    <w:tmpl w:val="12024458"/>
+    <w:lvl w:ilvl="0" w:tplc="04100001">
+      <w:start w:val="1"/>
+      <w:numFmt w:val="bullet"/>
+      <w:lvlText w:val=""/>
+      <w:lvlJc w:val="left"/>
+      <w:pPr>
+        <w:ind w:left="1080" w:hanging="360"/>
+      </w:pPr>
+      <w:rPr>
+        <w:rFonts w:ascii="Symbol" w:hAnsi="Symbol" w:hint="default"/>
+      </w:rPr>
+    </w:lvl>
+    <w:lvl w:ilvl="1" w:tplc="04100003" w:tentative="1">
+      <w:start w:val="1"/>
+      <w:numFmt w:val="bullet"/>
+      <w:lvlText w:val="o"/>
+      <w:lvlJc w:val="left"/>
+      <w:pPr>
+        <w:ind w:left="1800" w:hanging="360"/>
+      </w:pPr>
+      <w:rPr>
+        <w:rFonts w:ascii="Courier New" w:hAnsi="Courier New" w:cs="Courier New" w:hint="default"/>
+      </w:rPr>
+    </w:lvl>
+    <w:lvl w:ilvl="2" w:tplc="04100005" w:tentative="1">
+      <w:start w:val="1"/>
+      <w:numFmt w:val="bullet"/>
+      <w:lvlText w:val=""/>
+      <w:lvlJc w:val="left"/>
+      <w:pPr>
+        <w:ind w:left="2520" w:hanging="360"/>
+      </w:pPr>
+      <w:rPr>
+        <w:rFonts w:ascii="Wingdings" w:hAnsi="Wingdings" w:hint="default"/>
+      </w:rPr>
+    </w:lvl>
+    <w:lvl w:ilvl="3" w:tplc="04100001" w:tentative="1">
+      <w:start w:val="1"/>
+      <w:numFmt w:val="bullet"/>
+      <w:lvlText w:val=""/>
+      <w:lvlJc w:val="left"/>
+      <w:pPr>
+        <w:ind w:left="3240" w:hanging="360"/>
+      </w:pPr>
+      <w:rPr>
+        <w:rFonts w:ascii="Symbol" w:hAnsi="Symbol" w:hint="default"/>
+      </w:rPr>
+    </w:lvl>
+    <w:lvl w:ilvl="4" w:tplc="04100003" w:tentative="1">
+      <w:start w:val="1"/>
+      <w:numFmt w:val="bullet"/>
+      <w:lvlText w:val="o"/>
+      <w:lvlJc w:val="left"/>
+      <w:pPr>
+        <w:ind w:left="3960" w:hanging="360"/>
+      </w:pPr>
+      <w:rPr>
+        <w:rFonts w:ascii="Courier New" w:hAnsi="Courier New" w:cs="Courier New" w:hint="default"/>
+      </w:rPr>
+    </w:lvl>
+    <w:lvl w:ilvl="5" w:tplc="04100005" w:tentative="1">
+      <w:start w:val="1"/>
+      <w:numFmt w:val="bullet"/>
+      <w:lvlText w:val=""/>
+      <w:lvlJc w:val="left"/>
+      <w:pPr>
+        <w:ind w:left="4680" w:hanging="360"/>
+      </w:pPr>
+      <w:rPr>
+        <w:rFonts w:ascii="Wingdings" w:hAnsi="Wingdings" w:hint="default"/>
+      </w:rPr>
+    </w:lvl>
+    <w:lvl w:ilvl="6" w:tplc="04100001" w:tentative="1">
+      <w:start w:val="1"/>
+      <w:numFmt w:val="bullet"/>
+      <w:lvlText w:val=""/>
+      <w:lvlJc w:val="left"/>
+      <w:pPr>
+        <w:ind w:left="5400" w:hanging="360"/>
+      </w:pPr>
+      <w:rPr>
+        <w:rFonts w:ascii="Symbol" w:hAnsi="Symbol" w:hint="default"/>
+      </w:rPr>
+    </w:lvl>
+    <w:lvl w:ilvl="7" w:tplc="04100003" w:tentative="1">
+      <w:start w:val="1"/>
+      <w:numFmt w:val="bullet"/>
+      <w:lvlText w:val="o"/>
+      <w:lvlJc w:val="left"/>
+      <w:pPr>
+        <w:ind w:left="6120" w:hanging="360"/>
+      </w:pPr>
+      <w:rPr>
+        <w:rFonts w:ascii="Courier New" w:hAnsi="Courier New" w:cs="Courier New" w:hint="default"/>
+      </w:rPr>
+    </w:lvl>
+    <w:lvl w:ilvl="8" w:tplc="04100005" w:tentative="1">
+      <w:start w:val="1"/>
+      <w:numFmt w:val="bullet"/>
+      <w:lvlText w:val=""/>
+      <w:lvlJc w:val="left"/>
+      <w:pPr>
+        <w:ind w:left="6840" w:hanging="360"/>
+      </w:pPr>
+      <w:rPr>
+        <w:rFonts w:ascii="Wingdings" w:hAnsi="Wingdings" w:hint="default"/>
+      </w:rPr>
+    </w:lvl>
+  </w:abstractNum>
+  <w:abstractNum w:abstractNumId="17" w15:restartNumberingAfterBreak="0">
+    <w:nsid w:val="74D43073"/>
+    <w:multiLevelType w:val="multilevel"/>
+    <w:tmpl w:val="C7F491B6"/>
+    <w:lvl w:ilvl="0">
+      <w:start w:val="1"/>
+      <w:numFmt w:val="bullet"/>
+      <w:lvlText w:val=""/>
+      <w:lvlJc w:val="left"/>
+      <w:pPr>
+        <w:tabs>
+          <w:tab w:val="num" w:pos="720"/>
+        </w:tabs>
+        <w:ind w:left="720" w:hanging="360"/>
+      </w:pPr>
+      <w:rPr>
+        <w:rFonts w:ascii="Symbol" w:hAnsi="Symbol" w:hint="default"/>
+        <w:sz w:val="20"/>
+      </w:rPr>
+    </w:lvl>
+    <w:lvl w:ilvl="1" w:tentative="1">
+      <w:start w:val="1"/>
+      <w:numFmt w:val="bullet"/>
+      <w:lvlText w:val="o"/>
+      <w:lvlJc w:val="left"/>
+      <w:pPr>
+        <w:tabs>
+          <w:tab w:val="num" w:pos="1440"/>
+        </w:tabs>
+        <w:ind w:left="1440" w:hanging="360"/>
+      </w:pPr>
+      <w:rPr>
+        <w:rFonts w:ascii="Courier New" w:hAnsi="Courier New" w:hint="default"/>
+        <w:sz w:val="20"/>
+      </w:rPr>
+    </w:lvl>
+    <w:lvl w:ilvl="2" w:tentative="1">
+      <w:start w:val="1"/>
+      <w:numFmt w:val="bullet"/>
+      <w:lvlText w:val=""/>
+      <w:lvlJc w:val="left"/>
+      <w:pPr>
+        <w:tabs>
+          <w:tab w:val="num" w:pos="2160"/>
+        </w:tabs>
+        <w:ind w:left="2160" w:hanging="360"/>
+      </w:pPr>
+      <w:rPr>
+        <w:rFonts w:ascii="Wingdings" w:hAnsi="Wingdings" w:hint="default"/>
+        <w:sz w:val="20"/>
+      </w:rPr>
+    </w:lvl>
+    <w:lvl w:ilvl="3" w:tentative="1">
+      <w:start w:val="1"/>
+      <w:numFmt w:val="bullet"/>
+      <w:lvlText w:val=""/>
+      <w:lvlJc w:val="left"/>
+      <w:pPr>
+        <w:tabs>
+          <w:tab w:val="num" w:pos="2880"/>
+        </w:tabs>
+        <w:ind w:left="2880" w:hanging="360"/>
+      </w:pPr>
+      <w:rPr>
+        <w:rFonts w:ascii="Wingdings" w:hAnsi="Wingdings" w:hint="default"/>
+        <w:sz w:val="20"/>
+      </w:rPr>
+    </w:lvl>
+    <w:lvl w:ilvl="4" w:tentative="1">
+      <w:start w:val="1"/>
+      <w:numFmt w:val="bullet"/>
+      <w:lvlText w:val=""/>
+      <w:lvlJc w:val="left"/>
+      <w:pPr>
+        <w:tabs>
+          <w:tab w:val="num" w:pos="3600"/>
+        </w:tabs>
+        <w:ind w:left="3600" w:hanging="360"/>
+      </w:pPr>
+      <w:rPr>
+        <w:rFonts w:ascii="Wingdings" w:hAnsi="Wingdings" w:hint="default"/>
+        <w:sz w:val="20"/>
+      </w:rPr>
+    </w:lvl>
+    <w:lvl w:ilvl="5" w:tentative="1">
+      <w:start w:val="1"/>
+      <w:numFmt w:val="bullet"/>
+      <w:lvlText w:val=""/>
+      <w:lvlJc w:val="left"/>
+      <w:pPr>
+        <w:tabs>
+          <w:tab w:val="num" w:pos="4320"/>
+        </w:tabs>
+        <w:ind w:left="4320" w:hanging="360"/>
+      </w:pPr>
+      <w:rPr>
+        <w:rFonts w:ascii="Wingdings" w:hAnsi="Wingdings" w:hint="default"/>
+        <w:sz w:val="20"/>
+      </w:rPr>
+    </w:lvl>
+    <w:lvl w:ilvl="6" w:tentative="1">
+      <w:start w:val="1"/>
+      <w:numFmt w:val="bullet"/>
+      <w:lvlText w:val=""/>
+      <w:lvlJc w:val="left"/>
+      <w:pPr>
+        <w:tabs>
+          <w:tab w:val="num" w:pos="5040"/>
+        </w:tabs>
+        <w:ind w:left="5040" w:hanging="360"/>
+      </w:pPr>
+      <w:rPr>
+        <w:rFonts w:ascii="Wingdings" w:hAnsi="Wingdings" w:hint="default"/>
+        <w:sz w:val="20"/>
+      </w:rPr>
+    </w:lvl>
+    <w:lvl w:ilvl="7" w:tentative="1">
+      <w:start w:val="1"/>
+      <w:numFmt w:val="bullet"/>
+      <w:lvlText w:val=""/>
+      <w:lvlJc w:val="left"/>
+      <w:pPr>
+        <w:tabs>
+          <w:tab w:val="num" w:pos="5760"/>
+        </w:tabs>
+        <w:ind w:left="5760" w:hanging="360"/>
+      </w:pPr>
+      <w:rPr>
+        <w:rFonts w:ascii="Wingdings" w:hAnsi="Wingdings" w:hint="default"/>
+        <w:sz w:val="20"/>
+      </w:rPr>
+    </w:lvl>
+    <w:lvl w:ilvl="8" w:tentative="1">
+      <w:start w:val="1"/>
+      <w:numFmt w:val="bullet"/>
+      <w:lvlText w:val=""/>
+      <w:lvlJc w:val="left"/>
+      <w:pPr>
+        <w:tabs>
+          <w:tab w:val="num" w:pos="6480"/>
+        </w:tabs>
+        <w:ind w:left="6480" w:hanging="360"/>
+      </w:pPr>
+      <w:rPr>
+        <w:rFonts w:ascii="Wingdings" w:hAnsi="Wingdings" w:hint="default"/>
+        <w:sz w:val="20"/>
+      </w:rPr>
+    </w:lvl>
+  </w:abstractNum>
+  <w:abstractNum w:abstractNumId="18" w15:restartNumberingAfterBreak="0">
     <w:nsid w:val="776814F5"/>
     <w:multiLevelType w:val="multilevel"/>
     <w:tmpl w:val="715E81A2"/>
@@ -17220,23 +21048,214 @@
       </w:pPr>
     </w:lvl>
   </w:abstractNum>
+  <w:abstractNum w:abstractNumId="19" w15:restartNumberingAfterBreak="0">
+    <w:nsid w:val="7C7E4D9F"/>
+    <w:multiLevelType w:val="multilevel"/>
+    <w:tmpl w:val="19DEE33A"/>
+    <w:lvl w:ilvl="0">
+      <w:start w:val="1"/>
+      <w:numFmt w:val="bullet"/>
+      <w:lvlText w:val=""/>
+      <w:lvlJc w:val="left"/>
+      <w:pPr>
+        <w:tabs>
+          <w:tab w:val="num" w:pos="720"/>
+        </w:tabs>
+        <w:ind w:left="720" w:hanging="360"/>
+      </w:pPr>
+      <w:rPr>
+        <w:rFonts w:ascii="Symbol" w:hAnsi="Symbol" w:hint="default"/>
+        <w:sz w:val="20"/>
+      </w:rPr>
+    </w:lvl>
+    <w:lvl w:ilvl="1" w:tentative="1">
+      <w:start w:val="1"/>
+      <w:numFmt w:val="bullet"/>
+      <w:lvlText w:val="o"/>
+      <w:lvlJc w:val="left"/>
+      <w:pPr>
+        <w:tabs>
+          <w:tab w:val="num" w:pos="1440"/>
+        </w:tabs>
+        <w:ind w:left="1440" w:hanging="360"/>
+      </w:pPr>
+      <w:rPr>
+        <w:rFonts w:ascii="Courier New" w:hAnsi="Courier New" w:hint="default"/>
+        <w:sz w:val="20"/>
+      </w:rPr>
+    </w:lvl>
+    <w:lvl w:ilvl="2" w:tentative="1">
+      <w:start w:val="1"/>
+      <w:numFmt w:val="bullet"/>
+      <w:lvlText w:val=""/>
+      <w:lvlJc w:val="left"/>
+      <w:pPr>
+        <w:tabs>
+          <w:tab w:val="num" w:pos="2160"/>
+        </w:tabs>
+        <w:ind w:left="2160" w:hanging="360"/>
+      </w:pPr>
+      <w:rPr>
+        <w:rFonts w:ascii="Wingdings" w:hAnsi="Wingdings" w:hint="default"/>
+        <w:sz w:val="20"/>
+      </w:rPr>
+    </w:lvl>
+    <w:lvl w:ilvl="3" w:tentative="1">
+      <w:start w:val="1"/>
+      <w:numFmt w:val="bullet"/>
+      <w:lvlText w:val=""/>
+      <w:lvlJc w:val="left"/>
+      <w:pPr>
+        <w:tabs>
+          <w:tab w:val="num" w:pos="2880"/>
+        </w:tabs>
+        <w:ind w:left="2880" w:hanging="360"/>
+      </w:pPr>
+      <w:rPr>
+        <w:rFonts w:ascii="Wingdings" w:hAnsi="Wingdings" w:hint="default"/>
+        <w:sz w:val="20"/>
+      </w:rPr>
+    </w:lvl>
+    <w:lvl w:ilvl="4" w:tentative="1">
+      <w:start w:val="1"/>
+      <w:numFmt w:val="bullet"/>
+      <w:lvlText w:val=""/>
+      <w:lvlJc w:val="left"/>
+      <w:pPr>
+        <w:tabs>
+          <w:tab w:val="num" w:pos="3600"/>
+        </w:tabs>
+        <w:ind w:left="3600" w:hanging="360"/>
+      </w:pPr>
+      <w:rPr>
+        <w:rFonts w:ascii="Wingdings" w:hAnsi="Wingdings" w:hint="default"/>
+        <w:sz w:val="20"/>
+      </w:rPr>
+    </w:lvl>
+    <w:lvl w:ilvl="5" w:tentative="1">
+      <w:start w:val="1"/>
+      <w:numFmt w:val="bullet"/>
+      <w:lvlText w:val=""/>
+      <w:lvlJc w:val="left"/>
+      <w:pPr>
+        <w:tabs>
+          <w:tab w:val="num" w:pos="4320"/>
+        </w:tabs>
+        <w:ind w:left="4320" w:hanging="360"/>
+      </w:pPr>
+      <w:rPr>
+        <w:rFonts w:ascii="Wingdings" w:hAnsi="Wingdings" w:hint="default"/>
+        <w:sz w:val="20"/>
+      </w:rPr>
+    </w:lvl>
+    <w:lvl w:ilvl="6" w:tentative="1">
+      <w:start w:val="1"/>
+      <w:numFmt w:val="bullet"/>
+      <w:lvlText w:val=""/>
+      <w:lvlJc w:val="left"/>
+      <w:pPr>
+        <w:tabs>
+          <w:tab w:val="num" w:pos="5040"/>
+        </w:tabs>
+        <w:ind w:left="5040" w:hanging="360"/>
+      </w:pPr>
+      <w:rPr>
+        <w:rFonts w:ascii="Wingdings" w:hAnsi="Wingdings" w:hint="default"/>
+        <w:sz w:val="20"/>
+      </w:rPr>
+    </w:lvl>
+    <w:lvl w:ilvl="7" w:tentative="1">
+      <w:start w:val="1"/>
+      <w:numFmt w:val="bullet"/>
+      <w:lvlText w:val=""/>
+      <w:lvlJc w:val="left"/>
+      <w:pPr>
+        <w:tabs>
+          <w:tab w:val="num" w:pos="5760"/>
+        </w:tabs>
+        <w:ind w:left="5760" w:hanging="360"/>
+      </w:pPr>
+      <w:rPr>
+        <w:rFonts w:ascii="Wingdings" w:hAnsi="Wingdings" w:hint="default"/>
+        <w:sz w:val="20"/>
+      </w:rPr>
+    </w:lvl>
+    <w:lvl w:ilvl="8" w:tentative="1">
+      <w:start w:val="1"/>
+      <w:numFmt w:val="bullet"/>
+      <w:lvlText w:val=""/>
+      <w:lvlJc w:val="left"/>
+      <w:pPr>
+        <w:tabs>
+          <w:tab w:val="num" w:pos="6480"/>
+        </w:tabs>
+        <w:ind w:left="6480" w:hanging="360"/>
+      </w:pPr>
+      <w:rPr>
+        <w:rFonts w:ascii="Wingdings" w:hAnsi="Wingdings" w:hint="default"/>
+        <w:sz w:val="20"/>
+      </w:rPr>
+    </w:lvl>
+  </w:abstractNum>
   <w:num w:numId="1" w16cid:durableId="1668902467">
-    <w:abstractNumId w:val="4"/>
+    <w:abstractNumId w:val="12"/>
   </w:num>
   <w:num w:numId="2" w16cid:durableId="969021709">
-    <w:abstractNumId w:val="3"/>
+    <w:abstractNumId w:val="10"/>
   </w:num>
   <w:num w:numId="3" w16cid:durableId="711804592">
-    <w:abstractNumId w:val="2"/>
+    <w:abstractNumId w:val="7"/>
   </w:num>
   <w:num w:numId="4" w16cid:durableId="1200052579">
     <w:abstractNumId w:val="0"/>
   </w:num>
   <w:num w:numId="5" w16cid:durableId="1401903490">
-    <w:abstractNumId w:val="5"/>
+    <w:abstractNumId w:val="18"/>
   </w:num>
   <w:num w:numId="6" w16cid:durableId="982584554">
     <w:abstractNumId w:val="1"/>
+  </w:num>
+  <w:num w:numId="7" w16cid:durableId="555508349">
+    <w:abstractNumId w:val="2"/>
+  </w:num>
+  <w:num w:numId="8" w16cid:durableId="1219051612">
+    <w:abstractNumId w:val="17"/>
+  </w:num>
+  <w:num w:numId="9" w16cid:durableId="578833704">
+    <w:abstractNumId w:val="6"/>
+  </w:num>
+  <w:num w:numId="10" w16cid:durableId="1498769772">
+    <w:abstractNumId w:val="19"/>
+  </w:num>
+  <w:num w:numId="11" w16cid:durableId="67728763">
+    <w:abstractNumId w:val="5"/>
+  </w:num>
+  <w:num w:numId="12" w16cid:durableId="1298606659">
+    <w:abstractNumId w:val="9"/>
+  </w:num>
+  <w:num w:numId="13" w16cid:durableId="1966429337">
+    <w:abstractNumId w:val="4"/>
+  </w:num>
+  <w:num w:numId="14" w16cid:durableId="1376081897">
+    <w:abstractNumId w:val="8"/>
+  </w:num>
+  <w:num w:numId="15" w16cid:durableId="840003883">
+    <w:abstractNumId w:val="11"/>
+  </w:num>
+  <w:num w:numId="16" w16cid:durableId="1910117519">
+    <w:abstractNumId w:val="13"/>
+  </w:num>
+  <w:num w:numId="17" w16cid:durableId="1445004273">
+    <w:abstractNumId w:val="14"/>
+  </w:num>
+  <w:num w:numId="18" w16cid:durableId="741946119">
+    <w:abstractNumId w:val="15"/>
+  </w:num>
+  <w:num w:numId="19" w16cid:durableId="1349599835">
+    <w:abstractNumId w:val="16"/>
+  </w:num>
+  <w:num w:numId="20" w16cid:durableId="1821576846">
+    <w:abstractNumId w:val="3"/>
   </w:num>
 </w:numbering>
 </file>
@@ -18305,6 +22324,41 @@
       <w:u w:val="single"/>
     </w:rPr>
   </w:style>
+  <w:style w:type="paragraph" w:styleId="NormaleWeb">
+    <w:name w:val="Normal (Web)"/>
+    <w:basedOn w:val="Normale"/>
+    <w:uiPriority w:val="99"/>
+    <w:semiHidden/>
+    <w:unhideWhenUsed/>
+    <w:rsid w:val="00EF03A6"/>
+    <w:rPr>
+      <w:rFonts w:ascii="Times New Roman" w:hAnsi="Times New Roman" w:cs="Times New Roman"/>
+    </w:rPr>
+  </w:style>
+  <w:style w:type="character" w:styleId="Menzionenonrisolta">
+    <w:name w:val="Unresolved Mention"/>
+    <w:basedOn w:val="Carpredefinitoparagrafo"/>
+    <w:uiPriority w:val="99"/>
+    <w:semiHidden/>
+    <w:unhideWhenUsed/>
+    <w:rsid w:val="00AE6A7B"/>
+    <w:rPr>
+      <w:color w:val="605E5C"/>
+      <w:shd w:val="clear" w:color="auto" w:fill="E1DFDD"/>
+    </w:rPr>
+  </w:style>
+  <w:style w:type="character" w:styleId="Collegamentovisitato">
+    <w:name w:val="FollowedHyperlink"/>
+    <w:basedOn w:val="Carpredefinitoparagrafo"/>
+    <w:uiPriority w:val="99"/>
+    <w:semiHidden/>
+    <w:unhideWhenUsed/>
+    <w:rsid w:val="00AE6A7B"/>
+    <w:rPr>
+      <w:color w:val="96607D" w:themeColor="followedHyperlink"/>
+      <w:u w:val="single"/>
+    </w:rPr>
+  </w:style>
 </w:styles>
 </file>
 
